--- a/Documentation/Project_Documentation.docx
+++ b/Documentation/Project_Documentation.docx
@@ -732,6 +732,20 @@
     <w:p>
       <w:pPr>
         <w:pStyle w:val="Compact"/>
+      </w:pPr>
+      <w:r>
+        <w:rPr>
+          <w:b/>
+        </w:rPr>
+        <w:t>Key dependencies:</w:t>
+      </w:r>
+      <w:r>
+        <w:t xml:space="preserve"> backend on ASP.NET Core Identity + JWT Bearer for auth, EF Core 10 with the Npgsql.EntityFrameworkCore.PostgreSQL provider, xUnit for the integration tests. Frontend on React 19, React Router 7, Tailwind CSS 4 and Vite, with Cypress for the e2e tests.</w:t>
+      </w:r>
+    </w:p>
+    <w:p>
+      <w:pPr>
+        <w:pStyle w:val="Compact"/>
         <w:numPr>
           <w:ilvl w:val="0"/>
           <w:numId w:val="1003"/>
@@ -1618,7 +1632,7 @@
         <w:t xml:space="preserve">server.Tests</w:t>
       </w:r>
       <w:r>
-        <w:t xml:space="preserve"> using an in-memory database. They cover auth, groups, expenses (including the split maths), settlements, receipt photos and the health endpoint. 49 tests, all passing as of 24 Sept.</w:t>
+        <w:t xml:space="preserve"> using an in-memory database. They cover auth, groups, expenses (including the split maths and the edit/delete access checks), settlements, receipt photos and the health endpoint. 61 tests, all passing as of 6 Oct.</w:t>
       </w:r>
     </w:p>
     <w:p>
@@ -1646,26 +1660,7 @@
         <w:t xml:space="preserve">Documentation/Test Cases</w:t>
       </w:r>
       <w:r>
-        <w:t xml:space="preserve">), plus a Cypress e2e test for the authentication page.</w:t>
-      </w:r>
-    </w:p>
-    <w:p>
-      <w:pPr>
-        <w:pStyle w:val="Compact"/>
-        <w:numPr>
-          <w:ilvl w:val="0"/>
-          <w:numId w:val="1009"/>
-        </w:numPr>
-      </w:pPr>
-      <w:r>
-        <w:rPr>
-          <w:b/>
-          <w:bCs/>
-        </w:rPr>
-        <w:t xml:space="preserve">Gap:</w:t>
-      </w:r>
-      <w:r>
-        <w:t xml:space="preserve"> no Cypress tests yet for the newer features like editing expenses, receipts and the group dashboard.</w:t>
+        <w:t>), all passing. Cypress e2e tests now cover authentication, the profile page, groups, the group dashboard, expenses (add, edit, delete and the payer-only access checks), receipts and notifications.</w:t>
       </w:r>
     </w:p>
     <w:p>
@@ -1722,18 +1717,6 @@
       </w:pPr>
       <w:r>
         <w:t xml:space="preserve">Only one receipt photo per expense.</w:t>
-      </w:r>
-    </w:p>
-    <w:p>
-      <w:pPr>
-        <w:pStyle w:val="Compact"/>
-        <w:numPr>
-          <w:ilvl w:val="0"/>
-          <w:numId w:val="1010"/>
-        </w:numPr>
-      </w:pPr>
-      <w:r>
-        <w:t xml:space="preserve">Not much frontend testing on the newer features (see Section 8).</w:t>
       </w:r>
     </w:p>
     <w:bookmarkEnd w:id="22"/>

--- a/Documentation/Project_Documentation.docx
+++ b/Documentation/Project_Documentation.docx
@@ -1,32 +1,47 @@
 
 <file path=word/document.xml><?xml version="1.0" encoding="utf-8"?>
-<w:document xmlns:w="http://schemas.openxmlformats.org/wordprocessingml/2006/main" xmlns:m="http://schemas.openxmlformats.org/officeDocument/2006/math" xmlns:r="http://schemas.openxmlformats.org/officeDocument/2006/relationships" xmlns:o="urn:schemas-microsoft-com:office:office" xmlns:v="urn:schemas-microsoft-com:vml" xmlns:w10="urn:schemas-microsoft-com:office:word" xmlns:a="http://schemas.openxmlformats.org/drawingml/2006/main" xmlns:pic="http://schemas.openxmlformats.org/drawingml/2006/picture" xmlns:wp="http://schemas.openxmlformats.org/drawingml/2006/wordprocessingDrawing">
+<w:document xmlns:wpc="http://schemas.microsoft.com/office/word/2010/wordprocessingCanvas" xmlns:cx="http://schemas.microsoft.com/office/drawing/2014/chartex" xmlns:cx1="http://schemas.microsoft.com/office/drawing/2015/9/8/chartex" xmlns:cx2="http://schemas.microsoft.com/office/drawing/2015/10/21/chartex" xmlns:cx3="http://schemas.microsoft.com/office/drawing/2016/5/9/chartex" xmlns:cx4="http://schemas.microsoft.com/office/drawing/2016/5/10/chartex" xmlns:cx5="http://schemas.microsoft.com/office/drawing/2016/5/11/chartex" xmlns:cx6="http://schemas.microsoft.com/office/drawing/2016/5/12/chartex" xmlns:cx7="http://schemas.microsoft.com/office/drawing/2016/5/13/chartex" xmlns:cx8="http://schemas.microsoft.com/office/drawing/2016/5/14/chartex" xmlns:mc="http://schemas.openxmlformats.org/markup-compatibility/2006" xmlns:m="http://schemas.openxmlformats.org/officeDocument/2006/math" xmlns:aink="http://schemas.microsoft.com/office/drawing/2016/ink" xmlns:am3d="http://schemas.microsoft.com/office/drawing/2017/model3d" xmlns:oel="http://schemas.microsoft.com/office/2019/extlst" xmlns:r="http://schemas.openxmlformats.org/officeDocument/2006/relationships" xmlns:wp14="http://schemas.microsoft.com/office/word/2010/wordprocessingDrawing" xmlns:wp="http://schemas.openxmlformats.org/drawingml/2006/wordprocessingDrawing" xmlns:wpg="http://schemas.microsoft.com/office/word/2010/wordprocessingGroup" xmlns:wpi="http://schemas.microsoft.com/office/word/2010/wordprocessingInk" xmlns:wps="http://schemas.microsoft.com/office/word/2010/wordprocessingShape" xmlns:o="urn:schemas-microsoft-com:office:office" xmlns:v="urn:schemas-microsoft-com:vml" xmlns:w10="urn:schemas-microsoft-com:office:word" xmlns:w="http://schemas.openxmlformats.org/wordprocessingml/2006/main" xmlns:w14="http://schemas.microsoft.com/office/word/2010/wordml" xmlns:w15="http://schemas.microsoft.com/office/word/2012/wordml" xmlns:w16cex="http://schemas.microsoft.com/office/word/2018/wordml/cex" xmlns:w16cid="http://schemas.microsoft.com/office/word/2016/wordml/cid" xmlns:w16="http://schemas.microsoft.com/office/word/2018/wordml" xmlns:w16sdtdh="http://schemas.microsoft.com/office/word/2020/wordml/sdtdatahash" xmlns:w16sdtfl="http://schemas.microsoft.com/office/word/2024/wordml/sdtformatlock" xmlns:w16se="http://schemas.microsoft.com/office/word/2015/wordml/symex" xmlns:w16du="http://schemas.microsoft.com/office/word/2023/wordml/word16du" xmlns:wne="http://schemas.microsoft.com/office/word/2006/wordml" mc:Ignorable="w14 w15 w16se w16cid w16 w16cex w16sdtdh w16sdtfl w16du wp14">
   <w:body>
     <w:p>
       <w:pPr>
-        <w:spacing w:before="0" w:after="0"/>
-        <w:sectPr>
-          <w:pgSz w:w="12240" w:h="15840"/>
-          <w:pgMar w:top="0" w:right="0" w:bottom="0" w:left="0" w:header="0" w:footer="0" w:gutter="0"/>
-        </w:sectPr>
-      </w:pPr>
-      <w:r>
+        <w:spacing w:after="240" w:line="720" w:lineRule="auto"/>
+        <w:jc w:val="center"/>
+        <w:rPr>
+          <w:rFonts w:ascii="Times New Roman" w:hAnsi="Times New Roman" w:cs="Times New Roman"/>
+          <w:color w:val="888888"/>
+        </w:rPr>
+      </w:pPr>
+      <w:r>
+        <w:rPr>
+          <w:rFonts w:ascii="Times New Roman" w:hAnsi="Times New Roman" w:cs="Times New Roman"/>
+          <w:i/>
+          <w:iCs/>
+          <w:noProof/>
+          <w:color w:val="888888"/>
+        </w:rPr>
         <w:drawing>
-          <wp:inline>
-            <wp:extent cx="7772400" cy="10058400"/>
-            <wp:docPr id="10" name="Picture 10"/>
+          <wp:inline distT="0" distB="0" distL="0" distR="0" wp14:anchorId="32DFAEE4" wp14:editId="08127C82">
+            <wp:extent cx="2877226" cy="1031595"/>
+            <wp:effectExtent l="63500" t="38100" r="56515" b="73660"/>
+            <wp:docPr id="893588569" name="Picture 4"/>
             <wp:cNvGraphicFramePr>
-              <a:graphicFrameLocks noChangeAspect="1"/>
+              <a:graphicFrameLocks xmlns:a="http://schemas.openxmlformats.org/drawingml/2006/main" noChangeAspect="1"/>
             </wp:cNvGraphicFramePr>
-            <a:graphic>
+            <a:graphic xmlns:a="http://schemas.openxmlformats.org/drawingml/2006/main">
               <a:graphicData uri="http://schemas.openxmlformats.org/drawingml/2006/picture">
-                <pic:pic>
+                <pic:pic xmlns:pic="http://schemas.openxmlformats.org/drawingml/2006/picture">
                   <pic:nvPicPr>
-                    <pic:cNvPr id="0" name="cover_page.png"/>
+                    <pic:cNvPr id="893588569" name="Picture 893588569"/>
                     <pic:cNvPicPr/>
                   </pic:nvPicPr>
                   <pic:blipFill>
-                    <a:blip r:embed="rId18"/>
+                    <a:blip r:embed="rId5" cstate="print">
+                      <a:extLst>
+                        <a:ext uri="{28A0092B-C50C-407E-A947-70E740481C1C}">
+                          <a14:useLocalDpi xmlns:a14="http://schemas.microsoft.com/office/drawing/2010/main" val="0"/>
+                        </a:ext>
+                      </a:extLst>
+                    </a:blip>
                     <a:stretch>
                       <a:fillRect/>
                     </a:stretch>
@@ -34,9 +49,27 @@
                   <pic:spPr>
                     <a:xfrm>
                       <a:off x="0" y="0"/>
-                      <a:ext cx="7772400" cy="10058400"/>
+                      <a:ext cx="3103799" cy="1112830"/>
                     </a:xfrm>
-                    <a:prstGeom prst="rect"/>
+                    <a:prstGeom prst="rect">
+                      <a:avLst/>
+                    </a:prstGeom>
+                    <a:solidFill>
+                      <a:srgbClr val="FFFFFF">
+                        <a:shade val="85000"/>
+                      </a:srgbClr>
+                    </a:solidFill>
+                    <a:ln w="88900" cap="sq">
+                      <a:noFill/>
+                      <a:miter lim="800000"/>
+                    </a:ln>
+                    <a:effectLst>
+                      <a:outerShdw blurRad="55000" dist="18000" dir="5400000" algn="tl" rotWithShape="0">
+                        <a:srgbClr val="000000">
+                          <a:alpha val="40000"/>
+                        </a:srgbClr>
+                      </a:outerShdw>
+                    </a:effectLst>
                   </pic:spPr>
                 </pic:pic>
               </a:graphicData>
@@ -47,546 +80,1403 @@
     </w:p>
     <w:p>
       <w:pPr>
-        <w:pStyle w:val="Heading1"/>
-      </w:pPr>
-      <w:r>
-        <w:t xml:space="preserve">SplitSync: Project Documentation</w:t>
-      </w:r>
-    </w:p>
-    <w:p>
-      <w:pPr>
-        <w:pStyle w:val="FirstParagraph"/>
-      </w:pPr>
-      <w:r>
-        <w:rPr>
-          <w:i/>
-          <w:iCs/>
-        </w:rPr>
-        <w:t xml:space="preserve">Amsh Shrestha (S394695), Developer / Report Writer. This documents the system as it's built right now (24 Sept 2026). The Introduction, Aim, Objectives and Scope come from our SRS. From System Architecture onwards it's based on the actual code in </w:t>
-      </w:r>
-      <w:r>
-        <w:rPr>
-          <w:rStyle w:val="VerbatimChar"/>
-          <w:i/>
-          <w:iCs/>
-        </w:rPr>
-        <w:t xml:space="preserve">splitsync/server</w:t>
-      </w:r>
-      <w:r>
-        <w:rPr>
-          <w:i/>
-          <w:iCs/>
-        </w:rPr>
-        <w:t xml:space="preserve"> and </w:t>
-      </w:r>
-      <w:r>
-        <w:rPr>
-          <w:rStyle w:val="VerbatimChar"/>
-          <w:i/>
-          <w:iCs/>
-        </w:rPr>
-        <w:t xml:space="preserve">splitsync/client</w:t>
-      </w:r>
-      <w:r>
-        <w:rPr>
-          <w:i/>
-          <w:iCs/>
-        </w:rPr>
-        <w:t xml:space="preserve">, so where the code is different from the SRS I've pointed it out.</w:t>
-      </w:r>
-    </w:p>
-    <w:p>
-      <w:pPr>
-        <w:pStyle w:val="Compact"/>
-        <w:numPr>
-          <w:ilvl w:val="0"/>
-          <w:numId w:val="1001"/>
-        </w:numPr>
-      </w:pPr>
-      <w:r>
-        <w:t xml:space="preserve">Repo: https://github.com/ams-sth/group01_software_project</w:t>
-      </w:r>
-    </w:p>
-    <w:p>
-      <w:pPr>
-        <w:pStyle w:val="Compact"/>
-        <w:numPr>
-          <w:ilvl w:val="0"/>
-          <w:numId w:val="1001"/>
-        </w:numPr>
-      </w:pPr>
-      <w:r>
-        <w:t xml:space="preserve">Trello: https://trello.com/b/11CVnhSH/prt585-software-engineering-practice</w:t>
-      </w:r>
-    </w:p>
-    <w:p>
-      <w:pPr>
-        <w:pStyle w:val="Heading2"/>
-      </w:pPr>
-      <w:r>
-        <w:t xml:space="preserve">1. Introduction</w:t>
-      </w:r>
-    </w:p>
-    <w:p>
-      <w:pPr>
-        <w:pStyle w:val="FirstParagraph"/>
-      </w:pPr>
-      <w:r>
-        <w:t xml:space="preserve">SplitSync is a group-based expense-splitting Progressive Web Application (PWA). It lets groups of people (like roommates or travel groups) track, split, and settle shared expenses in a synchronised, group-based environment. It is explicitly group-oriented: it does not support individual/personal expense tracking outside a group context.</w:t>
-      </w:r>
-    </w:p>
-    <w:p>
-      <w:pPr>
-        <w:pStyle w:val="Heading2"/>
-      </w:pPr>
-      <w:r>
-        <w:t xml:space="preserve">2. Aim</w:t>
-      </w:r>
-    </w:p>
-    <w:p>
-      <w:pPr>
-        <w:pStyle w:val="FirstParagraph"/>
-      </w:pPr>
-      <w:r>
-        <w:t xml:space="preserve">To build a mobile-first, web-accessible application that removes the friction and ambiguity of splitting shared costs within a group, and makes it clear at any time who owes what to whom.</w:t>
-      </w:r>
-    </w:p>
-    <w:p>
-      <w:pPr>
-        <w:pStyle w:val="Heading2"/>
-      </w:pPr>
-      <w:r>
-        <w:t xml:space="preserve">3. Objectives</w:t>
-      </w:r>
-    </w:p>
-    <w:p>
-      <w:pPr>
-        <w:pStyle w:val="Compact"/>
-        <w:numPr>
-          <w:ilvl w:val="0"/>
-          <w:numId w:val="1002"/>
-        </w:numPr>
-      </w:pPr>
-      <w:r>
-        <w:t xml:space="preserve">Let any authenticated user create and manage spending groups.</w:t>
-      </w:r>
-    </w:p>
-    <w:p>
-      <w:pPr>
-        <w:pStyle w:val="Compact"/>
-        <w:numPr>
-          <w:ilvl w:val="0"/>
-          <w:numId w:val="1002"/>
-        </w:numPr>
-      </w:pPr>
-      <w:r>
-        <w:t xml:space="preserve">Support recording expenses split three ways: equally, unequally (custom amounts), or by percentage.</w:t>
-      </w:r>
-    </w:p>
-    <w:p>
-      <w:pPr>
-        <w:pStyle w:val="Compact"/>
-        <w:numPr>
-          <w:ilvl w:val="0"/>
-          <w:numId w:val="1002"/>
-        </w:numPr>
-      </w:pPr>
-      <w:r>
-        <w:t xml:space="preserve">Track and surface running balances (who owes whom) per group, without processing actual payments.</w:t>
-      </w:r>
-    </w:p>
-    <w:p>
-      <w:pPr>
-        <w:pStyle w:val="Compact"/>
-        <w:numPr>
-          <w:ilvl w:val="0"/>
-          <w:numId w:val="1002"/>
-        </w:numPr>
-      </w:pPr>
-      <w:r>
-        <w:t xml:space="preserve">Let members record settlements against those balances.</w:t>
-      </w:r>
-    </w:p>
-    <w:p>
-      <w:pPr>
-        <w:pStyle w:val="Compact"/>
-        <w:numPr>
-          <w:ilvl w:val="0"/>
-          <w:numId w:val="1002"/>
-        </w:numPr>
-      </w:pPr>
-      <w:r>
-        <w:t xml:space="preserve">Deliver it as a responsive PWA usable on both desktop and mobile browsers.</w:t>
-      </w:r>
-    </w:p>
-    <w:p>
-      <w:pPr>
-        <w:pStyle w:val="Heading2"/>
-      </w:pPr>
-      <w:r>
-        <w:t xml:space="preserve">4. Scope</w:t>
-      </w:r>
-    </w:p>
-    <w:p>
-      <w:pPr>
-        <w:pStyle w:val="FirstParagraph"/>
-      </w:pPr>
-      <w:r>
-        <w:rPr>
+        <w:spacing w:after="40"/>
+        <w:jc w:val="center"/>
+        <w:rPr>
+          <w:rFonts w:ascii="Times New Roman" w:hAnsi="Times New Roman" w:cs="Times New Roman"/>
+          <w:sz w:val="32"/>
+          <w:szCs w:val="32"/>
+        </w:rPr>
+      </w:pPr>
+      <w:r>
+        <w:rPr>
+          <w:rFonts w:ascii="Times New Roman" w:hAnsi="Times New Roman" w:cs="Times New Roman"/>
           <w:b/>
-          <w:bCs/>
-        </w:rPr>
-        <w:t xml:space="preserve">In scope (per SRS):</w:t>
-      </w:r>
-      <w:r>
-        <w:t xml:space="preserve"> group creation/membership management; expense entry, editing, viewing, removal; equal/unequal/percentage split configuration; receipt/photo attachment; expense history; balance visibility; settlement recording; email notifications for unpaid balances; recurring expenses; group activity log.</w:t>
-      </w:r>
-    </w:p>
-    <w:p>
-      <w:pPr>
-        <w:pStyle w:val="BodyText"/>
-      </w:pPr>
-      <w:r>
-        <w:rPr>
+          <w:color w:val="232323"/>
+          <w:sz w:val="32"/>
+          <w:szCs w:val="32"/>
+        </w:rPr>
+        <w:t>CHARLES DARWIN UNIVERSITY</w:t>
+      </w:r>
+    </w:p>
+    <w:p>
+      <w:pPr>
+        <w:spacing w:after="0" w:line="720" w:lineRule="auto"/>
+        <w:jc w:val="center"/>
+        <w:rPr>
+          <w:rFonts w:ascii="Times New Roman" w:hAnsi="Times New Roman" w:cs="Times New Roman"/>
+          <w:sz w:val="28"/>
+          <w:szCs w:val="28"/>
+        </w:rPr>
+      </w:pPr>
+      <w:r>
+        <w:rPr>
+          <w:rFonts w:ascii="Times New Roman" w:hAnsi="Times New Roman" w:cs="Times New Roman"/>
+          <w:color w:val="5A5A5A"/>
+          <w:sz w:val="28"/>
+          <w:szCs w:val="28"/>
+        </w:rPr>
+        <w:t>Sydney Campus</w:t>
+      </w:r>
+    </w:p>
+    <w:p>
+      <w:pPr>
+        <w:spacing w:after="80"/>
+        <w:jc w:val="center"/>
+        <w:rPr>
+          <w:rFonts w:ascii="Times New Roman" w:hAnsi="Times New Roman" w:cs="Times New Roman"/>
+          <w:sz w:val="40"/>
+          <w:szCs w:val="40"/>
+        </w:rPr>
+      </w:pPr>
+      <w:r>
+        <w:rPr>
+          <w:rFonts w:ascii="Times New Roman" w:hAnsi="Times New Roman" w:cs="Times New Roman"/>
           <w:b/>
-          <w:bCs/>
-        </w:rPr>
-        <w:t xml:space="preserve">Out of scope (per SRS):</w:t>
-      </w:r>
-      <w:r>
-        <w:t xml:space="preserve"> real-time in-app payment processing; removing a member with an unsettled balance; multi-currency support; a native mobile app (PWA only); debt simplification/netting.</w:t>
-      </w:r>
-    </w:p>
-    <w:p>
-      <w:pPr>
-        <w:pStyle w:val="Heading2"/>
-      </w:pPr>
-      <w:r>
-        <w:t xml:space="preserve">5. Features: Planned vs. Implemented</w:t>
+          <w:color w:val="232323"/>
+          <w:sz w:val="40"/>
+          <w:szCs w:val="40"/>
+        </w:rPr>
+        <w:t>PRT585/681</w:t>
+      </w:r>
+    </w:p>
+    <w:p>
+      <w:pPr>
+        <w:spacing w:after="0" w:line="480" w:lineRule="auto"/>
+        <w:jc w:val="center"/>
+        <w:rPr>
+          <w:rFonts w:ascii="Times New Roman" w:hAnsi="Times New Roman" w:cs="Times New Roman"/>
+          <w:sz w:val="28"/>
+          <w:szCs w:val="28"/>
+        </w:rPr>
+      </w:pPr>
+      <w:r>
+        <w:rPr>
+          <w:rFonts w:ascii="Times New Roman" w:hAnsi="Times New Roman" w:cs="Times New Roman"/>
+          <w:color w:val="505050"/>
+          <w:sz w:val="28"/>
+          <w:szCs w:val="28"/>
+        </w:rPr>
+        <w:t>Software Engineering</w:t>
+      </w:r>
+      <w:r>
+        <w:rPr>
+          <w:rFonts w:ascii="Times New Roman" w:hAnsi="Times New Roman" w:cs="Times New Roman"/>
+          <w:color w:val="505050"/>
+          <w:sz w:val="28"/>
+          <w:szCs w:val="28"/>
+        </w:rPr>
+        <w:t xml:space="preserve">: </w:t>
+      </w:r>
+      <w:r>
+        <w:rPr>
+          <w:rFonts w:ascii="Times New Roman" w:hAnsi="Times New Roman" w:cs="Times New Roman"/>
+          <w:color w:val="505050"/>
+          <w:sz w:val="28"/>
+          <w:szCs w:val="28"/>
+        </w:rPr>
+        <w:t>Practice</w:t>
+      </w:r>
+    </w:p>
+    <w:p>
+      <w:pPr>
+        <w:spacing w:after="0" w:line="480" w:lineRule="auto"/>
+        <w:jc w:val="center"/>
+        <w:rPr>
+          <w:rFonts w:ascii="Times New Roman" w:hAnsi="Times New Roman" w:cs="Times New Roman"/>
+        </w:rPr>
+      </w:pPr>
+      <w:r>
+        <w:rPr>
+          <w:rFonts w:ascii="Times New Roman" w:hAnsi="Times New Roman" w:cs="Times New Roman"/>
+          <w:color w:val="969696"/>
+        </w:rPr>
+        <w:t>──────────────────────────────────────────</w:t>
+      </w:r>
+    </w:p>
+    <w:p>
+      <w:pPr>
+        <w:spacing w:after="0" w:line="480" w:lineRule="auto"/>
+        <w:jc w:val="center"/>
+        <w:rPr>
+          <w:rFonts w:ascii="Times New Roman" w:hAnsi="Times New Roman" w:cs="Times New Roman"/>
+          <w:b/>
+          <w:color w:val="191919"/>
+          <w:sz w:val="40"/>
+          <w:szCs w:val="40"/>
+        </w:rPr>
+      </w:pPr>
+      <w:r>
+        <w:rPr>
+          <w:rFonts w:ascii="Times New Roman" w:hAnsi="Times New Roman" w:cs="Times New Roman"/>
+          <w:b/>
+          <w:color w:val="191919"/>
+          <w:sz w:val="40"/>
+          <w:szCs w:val="40"/>
+        </w:rPr>
+        <w:t>ASSESSMENT 4 REPORT</w:t>
       </w:r>
     </w:p>
     <w:tbl>
       <w:tblPr>
-        <w:tblStyle w:val="Table"/>
-        <w:tblW w:type="pct" w:w="5000"/>
-        <w:tblLayout w:type="fixed"/>
-        <w:tblLook w:firstRow="1" w:lastRow="0" w:firstColumn="0" w:lastColumn="0" w:noHBand="0" w:noVBand="0" w:val="0020"/>
+        <w:tblStyle w:val="TableGrid"/>
+        <w:tblW w:w="5103" w:type="dxa"/>
+        <w:tblInd w:w="3544" w:type="dxa"/>
+        <w:tblLook w:val="04A0" w:firstRow="1" w:lastRow="0" w:firstColumn="1" w:lastColumn="0" w:noHBand="0" w:noVBand="1"/>
       </w:tblPr>
       <w:tblGrid>
-        <w:gridCol w:w="3960"/>
-        <w:gridCol w:w="3960"/>
+        <w:gridCol w:w="2552"/>
+        <w:gridCol w:w="2551"/>
       </w:tblGrid>
       <w:tr>
-        <w:trPr>
-          <w:tblHeader w:val="on"/>
-        </w:trPr>
         <w:tc>
-          <w:tcPr/>
+          <w:tcPr>
+            <w:tcW w:w="2552" w:type="dxa"/>
+            <w:tcBorders>
+              <w:top w:val="nil"/>
+              <w:left w:val="nil"/>
+              <w:bottom w:val="nil"/>
+              <w:right w:val="nil"/>
+            </w:tcBorders>
+          </w:tcPr>
           <w:p>
             <w:pPr>
-              <w:pStyle w:val="Compact"/>
+              <w:rPr>
+                <w:rFonts w:ascii="Times New Roman" w:hAnsi="Times New Roman" w:cs="Times New Roman"/>
+                <w:b/>
+                <w:bCs/>
+              </w:rPr>
             </w:pPr>
             <w:r>
-              <w:t xml:space="preserve">Feature (SRS)</w:t>
+              <w:rPr>
+                <w:rFonts w:ascii="Times New Roman" w:hAnsi="Times New Roman" w:cs="Times New Roman"/>
+                <w:b/>
+                <w:bCs/>
+              </w:rPr>
+              <w:t>SUBMITTED BY</w:t>
             </w:r>
+          </w:p>
+          <w:p>
+            <w:pPr>
+              <w:rPr>
+                <w:rFonts w:ascii="Times New Roman" w:hAnsi="Times New Roman" w:cs="Times New Roman"/>
+                <w:color w:val="232323"/>
+                <w:szCs w:val="24"/>
+              </w:rPr>
+            </w:pPr>
           </w:p>
         </w:tc>
         <w:tc>
-          <w:tcPr/>
+          <w:tcPr>
+            <w:tcW w:w="2551" w:type="dxa"/>
+            <w:tcBorders>
+              <w:top w:val="nil"/>
+              <w:left w:val="nil"/>
+              <w:bottom w:val="nil"/>
+              <w:right w:val="nil"/>
+            </w:tcBorders>
+          </w:tcPr>
           <w:p>
             <w:pPr>
-              <w:pStyle w:val="Compact"/>
+              <w:rPr>
+                <w:rFonts w:ascii="Times New Roman" w:hAnsi="Times New Roman" w:cs="Times New Roman"/>
+                <w:b/>
+                <w:bCs/>
+              </w:rPr>
             </w:pPr>
             <w:r>
-              <w:t xml:space="preserve">Status</w:t>
+              <w:rPr>
+                <w:rFonts w:ascii="Times New Roman" w:hAnsi="Times New Roman" w:cs="Times New Roman"/>
+                <w:b/>
+                <w:bCs/>
+              </w:rPr>
+              <w:t>SUBMITTED TO</w:t>
             </w:r>
           </w:p>
         </w:tc>
       </w:tr>
       <w:tr>
         <w:tc>
-          <w:tcPr/>
+          <w:tcPr>
+            <w:tcW w:w="2552" w:type="dxa"/>
+            <w:tcBorders>
+              <w:top w:val="nil"/>
+              <w:left w:val="nil"/>
+              <w:bottom w:val="nil"/>
+              <w:right w:val="nil"/>
+            </w:tcBorders>
+          </w:tcPr>
           <w:p>
             <w:pPr>
-              <w:pStyle w:val="Compact"/>
+              <w:spacing w:line="276" w:lineRule="auto"/>
+              <w:rPr>
+                <w:rFonts w:ascii="Times New Roman" w:hAnsi="Times New Roman" w:cs="Times New Roman"/>
+                <w:b/>
+                <w:bCs/>
+                <w:szCs w:val="24"/>
+              </w:rPr>
             </w:pPr>
             <w:r>
-              <w:t xml:space="preserve">Account create/login/logout</w:t>
+              <w:rPr>
+                <w:rFonts w:ascii="Times New Roman" w:hAnsi="Times New Roman" w:cs="Times New Roman"/>
+                <w:b/>
+                <w:bCs/>
+                <w:color w:val="232323"/>
+                <w:szCs w:val="24"/>
+              </w:rPr>
+              <w:t>Amsh Shrestha</w:t>
+            </w:r>
+          </w:p>
+          <w:p>
+            <w:pPr>
+              <w:spacing w:line="360" w:lineRule="auto"/>
+              <w:rPr>
+                <w:rFonts w:ascii="Times New Roman" w:hAnsi="Times New Roman" w:cs="Times New Roman"/>
+                <w:color w:val="505050"/>
+                <w:szCs w:val="24"/>
+              </w:rPr>
+            </w:pPr>
+            <w:r>
+              <w:rPr>
+                <w:rFonts w:ascii="Times New Roman" w:hAnsi="Times New Roman" w:cs="Times New Roman"/>
+                <w:color w:val="505050"/>
+                <w:szCs w:val="24"/>
+              </w:rPr>
+              <w:t>S394695</w:t>
             </w:r>
           </w:p>
         </w:tc>
         <w:tc>
-          <w:tcPr/>
+          <w:tcPr>
+            <w:tcW w:w="2551" w:type="dxa"/>
+            <w:tcBorders>
+              <w:top w:val="nil"/>
+              <w:left w:val="nil"/>
+              <w:bottom w:val="nil"/>
+              <w:right w:val="nil"/>
+            </w:tcBorders>
+          </w:tcPr>
           <w:p>
             <w:pPr>
-              <w:pStyle w:val="Compact"/>
+              <w:rPr>
+                <w:rFonts w:ascii="Times New Roman" w:hAnsi="Times New Roman" w:cs="Times New Roman"/>
+                <w:szCs w:val="24"/>
+              </w:rPr>
             </w:pPr>
             <w:r>
-              <w:t xml:space="preserve">Implemented</w:t>
+              <w:rPr>
+                <w:rFonts w:ascii="Times New Roman" w:hAnsi="Times New Roman" w:cs="Times New Roman"/>
+                <w:color w:val="232323"/>
+                <w:szCs w:val="24"/>
+              </w:rPr>
+              <w:t>Ahmedi Azra</w:t>
             </w:r>
           </w:p>
         </w:tc>
       </w:tr>
       <w:tr>
         <w:tc>
-          <w:tcPr/>
+          <w:tcPr>
+            <w:tcW w:w="2552" w:type="dxa"/>
+            <w:tcBorders>
+              <w:top w:val="nil"/>
+              <w:left w:val="nil"/>
+              <w:bottom w:val="nil"/>
+              <w:right w:val="nil"/>
+            </w:tcBorders>
+          </w:tcPr>
           <w:p>
             <w:pPr>
-              <w:pStyle w:val="Compact"/>
+              <w:spacing w:line="276" w:lineRule="auto"/>
+              <w:rPr>
+                <w:rFonts w:ascii="Times New Roman" w:hAnsi="Times New Roman" w:cs="Times New Roman"/>
+                <w:b/>
+                <w:bCs/>
+              </w:rPr>
             </w:pPr>
             <w:r>
-              <w:t xml:space="preserve">Account deletion (blocked if you still own a group)</w:t>
+              <w:rPr>
+                <w:rFonts w:ascii="Times New Roman" w:hAnsi="Times New Roman" w:cs="Times New Roman"/>
+                <w:b/>
+                <w:bCs/>
+              </w:rPr>
+              <w:t>Devi Maya</w:t>
+            </w:r>
+          </w:p>
+          <w:p>
+            <w:pPr>
+              <w:spacing w:line="360" w:lineRule="auto"/>
+              <w:rPr>
+                <w:rFonts w:ascii="Times New Roman" w:hAnsi="Times New Roman" w:cs="Times New Roman"/>
+                <w:color w:val="505050"/>
+                <w:szCs w:val="24"/>
+              </w:rPr>
+            </w:pPr>
+            <w:r>
+              <w:rPr>
+                <w:rFonts w:ascii="Times New Roman" w:hAnsi="Times New Roman" w:cs="Times New Roman"/>
+                <w:color w:val="505050"/>
+                <w:szCs w:val="24"/>
+              </w:rPr>
+              <w:t>S3</w:t>
+            </w:r>
+            <w:r>
+              <w:rPr>
+                <w:rFonts w:ascii="Times New Roman" w:hAnsi="Times New Roman" w:cs="Times New Roman"/>
+                <w:color w:val="505050"/>
+                <w:szCs w:val="24"/>
+              </w:rPr>
+              <w:t>88017</w:t>
             </w:r>
           </w:p>
         </w:tc>
         <w:tc>
-          <w:tcPr/>
+          <w:tcPr>
+            <w:tcW w:w="2551" w:type="dxa"/>
+            <w:tcBorders>
+              <w:top w:val="nil"/>
+              <w:left w:val="nil"/>
+              <w:bottom w:val="nil"/>
+              <w:right w:val="nil"/>
+            </w:tcBorders>
+          </w:tcPr>
+          <w:p>
+            <w:pPr>
+              <w:rPr>
+                <w:rFonts w:ascii="Times New Roman" w:hAnsi="Times New Roman" w:cs="Times New Roman"/>
+                <w:sz w:val="40"/>
+                <w:szCs w:val="40"/>
+              </w:rPr>
+            </w:pPr>
+          </w:p>
+        </w:tc>
+      </w:tr>
+      <w:tr>
+        <w:tc>
+          <w:tcPr>
+            <w:tcW w:w="2552" w:type="dxa"/>
+            <w:tcBorders>
+              <w:top w:val="nil"/>
+              <w:left w:val="nil"/>
+              <w:bottom w:val="nil"/>
+              <w:right w:val="nil"/>
+            </w:tcBorders>
+          </w:tcPr>
+          <w:p>
+            <w:pPr>
+              <w:spacing w:line="276" w:lineRule="auto"/>
+              <w:rPr>
+                <w:rFonts w:ascii="Times New Roman" w:hAnsi="Times New Roman" w:cs="Times New Roman"/>
+                <w:b/>
+                <w:bCs/>
+              </w:rPr>
+            </w:pPr>
+            <w:r>
+              <w:rPr>
+                <w:rFonts w:ascii="Times New Roman" w:hAnsi="Times New Roman" w:cs="Times New Roman"/>
+                <w:b/>
+                <w:bCs/>
+              </w:rPr>
+              <w:t>S</w:t>
+            </w:r>
+            <w:r>
+              <w:rPr>
+                <w:rFonts w:ascii="Times New Roman" w:hAnsi="Times New Roman" w:cs="Times New Roman"/>
+                <w:b/>
+                <w:bCs/>
+              </w:rPr>
+              <w:t>hanti Moktan</w:t>
+            </w:r>
+          </w:p>
+          <w:p>
+            <w:pPr>
+              <w:spacing w:line="276" w:lineRule="auto"/>
+              <w:rPr>
+                <w:rFonts w:ascii="Times New Roman" w:hAnsi="Times New Roman" w:cs="Times New Roman"/>
+                <w:szCs w:val="24"/>
+              </w:rPr>
+            </w:pPr>
+            <w:r>
+              <w:rPr>
+                <w:rFonts w:ascii="Times New Roman" w:hAnsi="Times New Roman" w:cs="Times New Roman"/>
+                <w:color w:val="505050"/>
+                <w:szCs w:val="24"/>
+              </w:rPr>
+              <w:t>S</w:t>
+            </w:r>
+            <w:r>
+              <w:rPr>
+                <w:rFonts w:ascii="Times New Roman" w:hAnsi="Times New Roman" w:cs="Times New Roman"/>
+                <w:color w:val="505050"/>
+                <w:szCs w:val="24"/>
+              </w:rPr>
+              <w:t>395240</w:t>
+            </w:r>
+          </w:p>
+        </w:tc>
+        <w:tc>
+          <w:tcPr>
+            <w:tcW w:w="2551" w:type="dxa"/>
+            <w:tcBorders>
+              <w:top w:val="nil"/>
+              <w:left w:val="nil"/>
+              <w:bottom w:val="nil"/>
+              <w:right w:val="nil"/>
+            </w:tcBorders>
+          </w:tcPr>
+          <w:p>
+            <w:pPr>
+              <w:rPr>
+                <w:rFonts w:ascii="Times New Roman" w:hAnsi="Times New Roman" w:cs="Times New Roman"/>
+                <w:sz w:val="40"/>
+                <w:szCs w:val="40"/>
+              </w:rPr>
+            </w:pPr>
+          </w:p>
+        </w:tc>
+      </w:tr>
+    </w:tbl>
+    <w:p>
+      <w:pPr>
+        <w:spacing w:after="0" w:line="480" w:lineRule="auto"/>
+        <w:jc w:val="center"/>
+        <w:rPr>
+          <w:rFonts w:ascii="Times New Roman" w:hAnsi="Times New Roman" w:cs="Times New Roman"/>
+          <w:sz w:val="40"/>
+          <w:szCs w:val="40"/>
+        </w:rPr>
+      </w:pPr>
+    </w:p>
+    <w:p>
+      <w:pPr>
+        <w:jc w:val="center"/>
+        <w:rPr>
+          <w:rFonts w:ascii="Times New Roman" w:hAnsi="Times New Roman" w:cs="Times New Roman"/>
+          <w:color w:val="5A5A5A"/>
+          <w:sz w:val="22"/>
+        </w:rPr>
+      </w:pPr>
+      <w:r>
+        <w:rPr>
+          <w:rFonts w:ascii="Times New Roman" w:hAnsi="Times New Roman" w:cs="Times New Roman"/>
+          <w:color w:val="5A5A5A"/>
+          <w:sz w:val="22"/>
+        </w:rPr>
+        <w:t>17 August 2026</w:t>
+      </w:r>
+    </w:p>
+    <w:p>
+      <w:pPr>
+        <w:spacing w:after="0"/>
+        <w:rPr>
+          <w:rFonts w:ascii="Times New Roman" w:hAnsi="Times New Roman" w:cs="Times New Roman"/>
+        </w:rPr>
+        <w:sectPr>
+          <w:pgSz w:w="12240" w:h="15840"/>
+          <w:pgMar w:top="0" w:right="0" w:bottom="0" w:left="0" w:header="0" w:footer="0" w:gutter="0"/>
+          <w:cols w:space="720"/>
+        </w:sectPr>
+      </w:pPr>
+    </w:p>
+    <w:p>
+      <w:pPr>
+        <w:pStyle w:val="Heading1"/>
+        <w:rPr>
+          <w:rFonts w:ascii="Times New Roman" w:hAnsi="Times New Roman" w:cs="Times New Roman"/>
+        </w:rPr>
+      </w:pPr>
+      <w:r>
+        <w:rPr>
+          <w:rFonts w:ascii="Times New Roman" w:hAnsi="Times New Roman" w:cs="Times New Roman"/>
+        </w:rPr>
+        <w:lastRenderedPageBreak/>
+        <w:t>SplitSync: Project Documentation</w:t>
+      </w:r>
+    </w:p>
+    <w:p>
+      <w:pPr>
+        <w:pStyle w:val="FirstParagraph"/>
+        <w:rPr>
+          <w:rFonts w:ascii="Times New Roman" w:hAnsi="Times New Roman" w:cs="Times New Roman"/>
+        </w:rPr>
+      </w:pPr>
+      <w:r>
+        <w:rPr>
+          <w:rFonts w:ascii="Times New Roman" w:hAnsi="Times New Roman" w:cs="Times New Roman"/>
+          <w:i/>
+          <w:iCs/>
+        </w:rPr>
+        <w:t xml:space="preserve">Amsh Shrestha (S394695), Developer / Report Writer. This documents the system as it's built right now (24 Sept 2026). The Introduction, Aim, Objectives and Scope come from our SRS. From System Architecture onwards it's based on the actual code in </w:t>
+      </w:r>
+      <w:r>
+        <w:rPr>
+          <w:rStyle w:val="VerbatimChar"/>
+          <w:rFonts w:ascii="Times New Roman" w:hAnsi="Times New Roman" w:cs="Times New Roman"/>
+          <w:i/>
+          <w:iCs/>
+        </w:rPr>
+        <w:t>splitsync/server</w:t>
+      </w:r>
+      <w:r>
+        <w:rPr>
+          <w:rFonts w:ascii="Times New Roman" w:hAnsi="Times New Roman" w:cs="Times New Roman"/>
+          <w:i/>
+          <w:iCs/>
+        </w:rPr>
+        <w:t xml:space="preserve"> and </w:t>
+      </w:r>
+      <w:r>
+        <w:rPr>
+          <w:rStyle w:val="VerbatimChar"/>
+          <w:rFonts w:ascii="Times New Roman" w:hAnsi="Times New Roman" w:cs="Times New Roman"/>
+          <w:i/>
+          <w:iCs/>
+        </w:rPr>
+        <w:t>splitsync/client</w:t>
+      </w:r>
+      <w:r>
+        <w:rPr>
+          <w:rFonts w:ascii="Times New Roman" w:hAnsi="Times New Roman" w:cs="Times New Roman"/>
+          <w:i/>
+          <w:iCs/>
+        </w:rPr>
+        <w:t>, so where the code is different from the SRS I've pointed it out.</w:t>
+      </w:r>
+    </w:p>
+    <w:p>
+      <w:pPr>
+        <w:pStyle w:val="Compact"/>
+        <w:numPr>
+          <w:ilvl w:val="0"/>
+          <w:numId w:val="2"/>
+        </w:numPr>
+        <w:rPr>
+          <w:rFonts w:ascii="Times New Roman" w:hAnsi="Times New Roman" w:cs="Times New Roman"/>
+        </w:rPr>
+      </w:pPr>
+      <w:r>
+        <w:rPr>
+          <w:rFonts w:ascii="Times New Roman" w:hAnsi="Times New Roman" w:cs="Times New Roman"/>
+        </w:rPr>
+        <w:t xml:space="preserve">Repo: </w:t>
+      </w:r>
+      <w:hyperlink r:id="rId6" w:history="1">
+        <w:r>
+          <w:rPr>
+            <w:rStyle w:val="Hyperlink"/>
+            <w:rFonts w:ascii="Times New Roman" w:hAnsi="Times New Roman" w:cs="Times New Roman"/>
+          </w:rPr>
+          <w:t>https://github.com/ams-sth/group01_software_project</w:t>
+        </w:r>
+      </w:hyperlink>
+    </w:p>
+    <w:p>
+      <w:pPr>
+        <w:pStyle w:val="Compact"/>
+        <w:numPr>
+          <w:ilvl w:val="0"/>
+          <w:numId w:val="2"/>
+        </w:numPr>
+        <w:rPr>
+          <w:rFonts w:ascii="Times New Roman" w:hAnsi="Times New Roman" w:cs="Times New Roman"/>
+        </w:rPr>
+      </w:pPr>
+      <w:r>
+        <w:rPr>
+          <w:rFonts w:ascii="Times New Roman" w:hAnsi="Times New Roman" w:cs="Times New Roman"/>
+        </w:rPr>
+        <w:t xml:space="preserve">Trello: </w:t>
+      </w:r>
+      <w:hyperlink r:id="rId7" w:history="1">
+        <w:r>
+          <w:rPr>
+            <w:rStyle w:val="Hyperlink"/>
+            <w:rFonts w:ascii="Times New Roman" w:hAnsi="Times New Roman" w:cs="Times New Roman"/>
+          </w:rPr>
+          <w:t>https://trello.com/b/11CVnhSH/prt585-software-engineering-practice</w:t>
+        </w:r>
+      </w:hyperlink>
+    </w:p>
+    <w:p>
+      <w:pPr>
+        <w:pStyle w:val="Heading2"/>
+        <w:rPr>
+          <w:rFonts w:ascii="Times New Roman" w:hAnsi="Times New Roman" w:cs="Times New Roman"/>
+        </w:rPr>
+      </w:pPr>
+      <w:r>
+        <w:rPr>
+          <w:rFonts w:ascii="Times New Roman" w:hAnsi="Times New Roman" w:cs="Times New Roman"/>
+        </w:rPr>
+        <w:t>1. Introduction</w:t>
+      </w:r>
+    </w:p>
+    <w:p>
+      <w:pPr>
+        <w:pStyle w:val="FirstParagraph"/>
+        <w:rPr>
+          <w:rFonts w:ascii="Times New Roman" w:hAnsi="Times New Roman" w:cs="Times New Roman"/>
+        </w:rPr>
+      </w:pPr>
+      <w:r>
+        <w:rPr>
+          <w:rFonts w:ascii="Times New Roman" w:hAnsi="Times New Roman" w:cs="Times New Roman"/>
+        </w:rPr>
+        <w:t>SplitSync is a group-based expense-splitting Progressive Web Application (PWA). It lets groups of people (like roommates or travel groups) track, split, and settle shared expenses in a synchronised, group-based environment. It is explicitly group-oriented: it does not support individual/personal expense tracking outside a group context.</w:t>
+      </w:r>
+    </w:p>
+    <w:p>
+      <w:pPr>
+        <w:pStyle w:val="Heading2"/>
+        <w:rPr>
+          <w:rFonts w:ascii="Times New Roman" w:hAnsi="Times New Roman" w:cs="Times New Roman"/>
+        </w:rPr>
+      </w:pPr>
+      <w:r>
+        <w:rPr>
+          <w:rFonts w:ascii="Times New Roman" w:hAnsi="Times New Roman" w:cs="Times New Roman"/>
+        </w:rPr>
+        <w:t>2. Aim</w:t>
+      </w:r>
+    </w:p>
+    <w:p>
+      <w:pPr>
+        <w:pStyle w:val="FirstParagraph"/>
+        <w:rPr>
+          <w:rFonts w:ascii="Times New Roman" w:hAnsi="Times New Roman" w:cs="Times New Roman"/>
+        </w:rPr>
+      </w:pPr>
+      <w:r>
+        <w:rPr>
+          <w:rFonts w:ascii="Times New Roman" w:hAnsi="Times New Roman" w:cs="Times New Roman"/>
+        </w:rPr>
+        <w:t>To build a mobile-first, web-accessible application that removes the friction and ambiguity of splitting shared costs within a group, and makes it clear at any time who owes what to whom.</w:t>
+      </w:r>
+    </w:p>
+    <w:p>
+      <w:pPr>
+        <w:pStyle w:val="Heading2"/>
+        <w:rPr>
+          <w:rFonts w:ascii="Times New Roman" w:hAnsi="Times New Roman" w:cs="Times New Roman"/>
+        </w:rPr>
+      </w:pPr>
+      <w:r>
+        <w:rPr>
+          <w:rFonts w:ascii="Times New Roman" w:hAnsi="Times New Roman" w:cs="Times New Roman"/>
+        </w:rPr>
+        <w:t>3. Objectives</w:t>
+      </w:r>
+    </w:p>
+    <w:p>
+      <w:pPr>
+        <w:pStyle w:val="Compact"/>
+        <w:numPr>
+          <w:ilvl w:val="0"/>
+          <w:numId w:val="3"/>
+        </w:numPr>
+        <w:rPr>
+          <w:rFonts w:ascii="Times New Roman" w:hAnsi="Times New Roman" w:cs="Times New Roman"/>
+        </w:rPr>
+      </w:pPr>
+      <w:r>
+        <w:rPr>
+          <w:rFonts w:ascii="Times New Roman" w:hAnsi="Times New Roman" w:cs="Times New Roman"/>
+        </w:rPr>
+        <w:t>Let any authenticated user create and manage spending groups.</w:t>
+      </w:r>
+    </w:p>
+    <w:p>
+      <w:pPr>
+        <w:pStyle w:val="Compact"/>
+        <w:numPr>
+          <w:ilvl w:val="0"/>
+          <w:numId w:val="3"/>
+        </w:numPr>
+        <w:rPr>
+          <w:rFonts w:ascii="Times New Roman" w:hAnsi="Times New Roman" w:cs="Times New Roman"/>
+        </w:rPr>
+      </w:pPr>
+      <w:r>
+        <w:rPr>
+          <w:rFonts w:ascii="Times New Roman" w:hAnsi="Times New Roman" w:cs="Times New Roman"/>
+        </w:rPr>
+        <w:t>Support recording expenses split three ways: equally, unequally (custom amounts), or by percentage.</w:t>
+      </w:r>
+    </w:p>
+    <w:p>
+      <w:pPr>
+        <w:pStyle w:val="Compact"/>
+        <w:numPr>
+          <w:ilvl w:val="0"/>
+          <w:numId w:val="3"/>
+        </w:numPr>
+        <w:rPr>
+          <w:rFonts w:ascii="Times New Roman" w:hAnsi="Times New Roman" w:cs="Times New Roman"/>
+        </w:rPr>
+      </w:pPr>
+      <w:r>
+        <w:rPr>
+          <w:rFonts w:ascii="Times New Roman" w:hAnsi="Times New Roman" w:cs="Times New Roman"/>
+        </w:rPr>
+        <w:t>Track and surface running balances (who owes whom) per group, without processing actual payments.</w:t>
+      </w:r>
+    </w:p>
+    <w:p>
+      <w:pPr>
+        <w:pStyle w:val="Compact"/>
+        <w:numPr>
+          <w:ilvl w:val="0"/>
+          <w:numId w:val="3"/>
+        </w:numPr>
+        <w:rPr>
+          <w:rFonts w:ascii="Times New Roman" w:hAnsi="Times New Roman" w:cs="Times New Roman"/>
+        </w:rPr>
+      </w:pPr>
+      <w:r>
+        <w:rPr>
+          <w:rFonts w:ascii="Times New Roman" w:hAnsi="Times New Roman" w:cs="Times New Roman"/>
+        </w:rPr>
+        <w:t>Let members record settlements against those balances.</w:t>
+      </w:r>
+    </w:p>
+    <w:p>
+      <w:pPr>
+        <w:pStyle w:val="Compact"/>
+        <w:numPr>
+          <w:ilvl w:val="0"/>
+          <w:numId w:val="3"/>
+        </w:numPr>
+        <w:rPr>
+          <w:rFonts w:ascii="Times New Roman" w:hAnsi="Times New Roman" w:cs="Times New Roman"/>
+        </w:rPr>
+      </w:pPr>
+      <w:r>
+        <w:rPr>
+          <w:rFonts w:ascii="Times New Roman" w:hAnsi="Times New Roman" w:cs="Times New Roman"/>
+        </w:rPr>
+        <w:t>Deliver it as a responsive PWA usable on both desktop and mobile browsers.</w:t>
+      </w:r>
+    </w:p>
+    <w:p>
+      <w:pPr>
+        <w:pStyle w:val="Heading2"/>
+        <w:rPr>
+          <w:rFonts w:ascii="Times New Roman" w:hAnsi="Times New Roman" w:cs="Times New Roman"/>
+        </w:rPr>
+      </w:pPr>
+      <w:r>
+        <w:rPr>
+          <w:rFonts w:ascii="Times New Roman" w:hAnsi="Times New Roman" w:cs="Times New Roman"/>
+        </w:rPr>
+        <w:t>4. Scope</w:t>
+      </w:r>
+    </w:p>
+    <w:p>
+      <w:pPr>
+        <w:pStyle w:val="FirstParagraph"/>
+        <w:rPr>
+          <w:rFonts w:ascii="Times New Roman" w:hAnsi="Times New Roman" w:cs="Times New Roman"/>
+        </w:rPr>
+      </w:pPr>
+      <w:r>
+        <w:rPr>
+          <w:rFonts w:ascii="Times New Roman" w:hAnsi="Times New Roman" w:cs="Times New Roman"/>
+          <w:b/>
+          <w:bCs/>
+        </w:rPr>
+        <w:t>In scope (per SRS):</w:t>
+      </w:r>
+      <w:r>
+        <w:rPr>
+          <w:rFonts w:ascii="Times New Roman" w:hAnsi="Times New Roman" w:cs="Times New Roman"/>
+        </w:rPr>
+        <w:t xml:space="preserve"> group creation/membership management; expense entry, editing, viewing, removal; equal/unequal/percentage split configuration; receipt/photo attachment; expense history; balance visibility; settlement recording; email notifications for unpaid balances; recurring expenses; group activity log.</w:t>
+      </w:r>
+    </w:p>
+    <w:p>
+      <w:pPr>
+        <w:pStyle w:val="BodyText"/>
+        <w:rPr>
+          <w:rFonts w:ascii="Times New Roman" w:hAnsi="Times New Roman" w:cs="Times New Roman"/>
+        </w:rPr>
+      </w:pPr>
+      <w:r>
+        <w:rPr>
+          <w:rFonts w:ascii="Times New Roman" w:hAnsi="Times New Roman" w:cs="Times New Roman"/>
+          <w:b/>
+          <w:bCs/>
+        </w:rPr>
+        <w:t>Out of scope (per SRS):</w:t>
+      </w:r>
+      <w:r>
+        <w:rPr>
+          <w:rFonts w:ascii="Times New Roman" w:hAnsi="Times New Roman" w:cs="Times New Roman"/>
+        </w:rPr>
+        <w:t xml:space="preserve"> real-time in-app payment processing; removing a member with an unsettled balance; multi-currency support; a native mobile app (PWA only); debt simplification/netting.</w:t>
+      </w:r>
+    </w:p>
+    <w:p>
+      <w:pPr>
+        <w:rPr>
+          <w:rFonts w:ascii="Times New Roman" w:eastAsiaTheme="majorEastAsia" w:hAnsi="Times New Roman" w:cs="Times New Roman"/>
+          <w:color w:val="0F4761" w:themeColor="accent1" w:themeShade="BF"/>
+          <w:sz w:val="32"/>
+          <w:szCs w:val="32"/>
+        </w:rPr>
+      </w:pPr>
+      <w:r>
+        <w:rPr>
+          <w:rFonts w:ascii="Times New Roman" w:hAnsi="Times New Roman" w:cs="Times New Roman"/>
+        </w:rPr>
+        <w:br w:type="page"/>
+      </w:r>
+    </w:p>
+    <w:p>
+      <w:pPr>
+        <w:pStyle w:val="Heading2"/>
+        <w:rPr>
+          <w:rFonts w:ascii="Times New Roman" w:hAnsi="Times New Roman" w:cs="Times New Roman"/>
+        </w:rPr>
+      </w:pPr>
+      <w:r>
+        <w:rPr>
+          <w:rFonts w:ascii="Times New Roman" w:hAnsi="Times New Roman" w:cs="Times New Roman"/>
+        </w:rPr>
+        <w:lastRenderedPageBreak/>
+        <w:t>5. Features: Planned vs. Implemented</w:t>
+      </w:r>
+    </w:p>
+    <w:tbl>
+      <w:tblPr>
+        <w:tblStyle w:val="Table"/>
+        <w:tblW w:w="5000" w:type="pct"/>
+        <w:tblLayout w:type="fixed"/>
+        <w:tblLook w:val="0020" w:firstRow="1" w:lastRow="0" w:firstColumn="0" w:lastColumn="0" w:noHBand="0" w:noVBand="0"/>
+      </w:tblPr>
+      <w:tblGrid>
+        <w:gridCol w:w="4680"/>
+        <w:gridCol w:w="4680"/>
+      </w:tblGrid>
+      <w:tr>
+        <w:trPr>
+          <w:cnfStyle w:val="100000000000" w:firstRow="1" w:lastRow="0" w:firstColumn="0" w:lastColumn="0" w:oddVBand="0" w:evenVBand="0" w:oddHBand="0" w:evenHBand="0" w:firstRowFirstColumn="0" w:firstRowLastColumn="0" w:lastRowFirstColumn="0" w:lastRowLastColumn="0"/>
+          <w:tblHeader/>
+        </w:trPr>
+        <w:tc>
+          <w:tcPr>
+            <w:tcW w:w="3960" w:type="dxa"/>
+          </w:tcPr>
           <w:p>
             <w:pPr>
               <w:pStyle w:val="Compact"/>
+              <w:rPr>
+                <w:rFonts w:ascii="Times New Roman" w:hAnsi="Times New Roman" w:cs="Times New Roman"/>
+              </w:rPr>
             </w:pPr>
             <w:r>
-              <w:t xml:space="preserve">Implemented</w:t>
+              <w:rPr>
+                <w:rFonts w:ascii="Times New Roman" w:hAnsi="Times New Roman" w:cs="Times New Roman"/>
+              </w:rPr>
+              <w:t>Feature (SRS)</w:t>
+            </w:r>
+          </w:p>
+        </w:tc>
+        <w:tc>
+          <w:tcPr>
+            <w:tcW w:w="3960" w:type="dxa"/>
+          </w:tcPr>
+          <w:p>
+            <w:pPr>
+              <w:pStyle w:val="Compact"/>
+              <w:rPr>
+                <w:rFonts w:ascii="Times New Roman" w:hAnsi="Times New Roman" w:cs="Times New Roman"/>
+              </w:rPr>
+            </w:pPr>
+            <w:r>
+              <w:rPr>
+                <w:rFonts w:ascii="Times New Roman" w:hAnsi="Times New Roman" w:cs="Times New Roman"/>
+              </w:rPr>
+              <w:t>Status</w:t>
             </w:r>
           </w:p>
         </w:tc>
       </w:tr>
       <w:tr>
         <w:tc>
-          <w:tcPr/>
+          <w:tcPr>
+            <w:tcW w:w="3960" w:type="dxa"/>
+          </w:tcPr>
           <w:p>
             <w:pPr>
               <w:pStyle w:val="Compact"/>
+              <w:rPr>
+                <w:rFonts w:ascii="Times New Roman" w:hAnsi="Times New Roman" w:cs="Times New Roman"/>
+              </w:rPr>
             </w:pPr>
             <w:r>
-              <w:t xml:space="preserve">Group create/rename/delete (creator only)</w:t>
+              <w:rPr>
+                <w:rFonts w:ascii="Times New Roman" w:hAnsi="Times New Roman" w:cs="Times New Roman"/>
+              </w:rPr>
+              <w:t>Account create/login/logout</w:t>
             </w:r>
           </w:p>
         </w:tc>
         <w:tc>
-          <w:tcPr/>
+          <w:tcPr>
+            <w:tcW w:w="3960" w:type="dxa"/>
+          </w:tcPr>
           <w:p>
             <w:pPr>
               <w:pStyle w:val="Compact"/>
+              <w:rPr>
+                <w:rFonts w:ascii="Times New Roman" w:hAnsi="Times New Roman" w:cs="Times New Roman"/>
+              </w:rPr>
             </w:pPr>
             <w:r>
-              <w:t xml:space="preserve">Implemented</w:t>
+              <w:rPr>
+                <w:rFonts w:ascii="Times New Roman" w:hAnsi="Times New Roman" w:cs="Times New Roman"/>
+              </w:rPr>
+              <w:t>Implemented</w:t>
             </w:r>
           </w:p>
         </w:tc>
       </w:tr>
       <w:tr>
         <w:tc>
-          <w:tcPr/>
+          <w:tcPr>
+            <w:tcW w:w="3960" w:type="dxa"/>
+          </w:tcPr>
           <w:p>
             <w:pPr>
               <w:pStyle w:val="Compact"/>
+              <w:rPr>
+                <w:rFonts w:ascii="Times New Roman" w:hAnsi="Times New Roman" w:cs="Times New Roman"/>
+              </w:rPr>
             </w:pPr>
             <w:r>
-              <w:t xml:space="preserve">Add/remove members, join by ID, leave group</w:t>
+              <w:rPr>
+                <w:rFonts w:ascii="Times New Roman" w:hAnsi="Times New Roman" w:cs="Times New Roman"/>
+              </w:rPr>
+              <w:t>Account deletion (blocked if you still own a group)</w:t>
             </w:r>
           </w:p>
         </w:tc>
         <w:tc>
-          <w:tcPr/>
+          <w:tcPr>
+            <w:tcW w:w="3960" w:type="dxa"/>
+          </w:tcPr>
           <w:p>
             <w:pPr>
               <w:pStyle w:val="Compact"/>
+              <w:rPr>
+                <w:rFonts w:ascii="Times New Roman" w:hAnsi="Times New Roman" w:cs="Times New Roman"/>
+              </w:rPr>
             </w:pPr>
             <w:r>
-              <w:t xml:space="preserve">Implemented</w:t>
+              <w:rPr>
+                <w:rFonts w:ascii="Times New Roman" w:hAnsi="Times New Roman" w:cs="Times New Roman"/>
+              </w:rPr>
+              <w:t>Implemented</w:t>
             </w:r>
           </w:p>
         </w:tc>
       </w:tr>
       <w:tr>
         <w:tc>
-          <w:tcPr/>
+          <w:tcPr>
+            <w:tcW w:w="3960" w:type="dxa"/>
+          </w:tcPr>
           <w:p>
             <w:pPr>
               <w:pStyle w:val="Compact"/>
+              <w:rPr>
+                <w:rFonts w:ascii="Times New Roman" w:hAnsi="Times New Roman" w:cs="Times New Roman"/>
+              </w:rPr>
             </w:pPr>
             <w:r>
-              <w:t xml:space="preserve">Equal / unequal / percentage expense splitting</w:t>
+              <w:rPr>
+                <w:rFonts w:ascii="Times New Roman" w:hAnsi="Times New Roman" w:cs="Times New Roman"/>
+              </w:rPr>
+              <w:t>Group create/rename/delete (creator only)</w:t>
             </w:r>
           </w:p>
         </w:tc>
         <w:tc>
-          <w:tcPr/>
+          <w:tcPr>
+            <w:tcW w:w="3960" w:type="dxa"/>
+          </w:tcPr>
           <w:p>
             <w:pPr>
               <w:pStyle w:val="Compact"/>
+              <w:rPr>
+                <w:rFonts w:ascii="Times New Roman" w:hAnsi="Times New Roman" w:cs="Times New Roman"/>
+              </w:rPr>
             </w:pPr>
             <w:r>
-              <w:t xml:space="preserve">Implemented</w:t>
+              <w:rPr>
+                <w:rFonts w:ascii="Times New Roman" w:hAnsi="Times New Roman" w:cs="Times New Roman"/>
+              </w:rPr>
+              <w:t>Implemented</w:t>
             </w:r>
           </w:p>
         </w:tc>
       </w:tr>
       <w:tr>
         <w:tc>
-          <w:tcPr/>
+          <w:tcPr>
+            <w:tcW w:w="3960" w:type="dxa"/>
+          </w:tcPr>
           <w:p>
             <w:pPr>
               <w:pStyle w:val="Compact"/>
+              <w:rPr>
+                <w:rFonts w:ascii="Times New Roman" w:hAnsi="Times New Roman" w:cs="Times New Roman"/>
+              </w:rPr>
             </w:pPr>
             <w:r>
-              <w:t xml:space="preserve">Per-group balance view (who owes whom)</w:t>
+              <w:rPr>
+                <w:rFonts w:ascii="Times New Roman" w:hAnsi="Times New Roman" w:cs="Times New Roman"/>
+              </w:rPr>
+              <w:t>Add/remove members, join by ID, leave group</w:t>
             </w:r>
           </w:p>
         </w:tc>
         <w:tc>
-          <w:tcPr/>
+          <w:tcPr>
+            <w:tcW w:w="3960" w:type="dxa"/>
+          </w:tcPr>
           <w:p>
             <w:pPr>
               <w:pStyle w:val="Compact"/>
+              <w:rPr>
+                <w:rFonts w:ascii="Times New Roman" w:hAnsi="Times New Roman" w:cs="Times New Roman"/>
+              </w:rPr>
             </w:pPr>
             <w:r>
-              <w:t xml:space="preserve">Implemented</w:t>
+              <w:rPr>
+                <w:rFonts w:ascii="Times New Roman" w:hAnsi="Times New Roman" w:cs="Times New Roman"/>
+              </w:rPr>
+              <w:t>Implemented</w:t>
             </w:r>
           </w:p>
         </w:tc>
       </w:tr>
       <w:tr>
         <w:tc>
-          <w:tcPr/>
+          <w:tcPr>
+            <w:tcW w:w="3960" w:type="dxa"/>
+          </w:tcPr>
           <w:p>
             <w:pPr>
               <w:pStyle w:val="Compact"/>
+              <w:rPr>
+                <w:rFonts w:ascii="Times New Roman" w:hAnsi="Times New Roman" w:cs="Times New Roman"/>
+              </w:rPr>
             </w:pPr>
             <w:r>
-              <w:t xml:space="preserve">Settlement recording</w:t>
+              <w:rPr>
+                <w:rFonts w:ascii="Times New Roman" w:hAnsi="Times New Roman" w:cs="Times New Roman"/>
+              </w:rPr>
+              <w:t>Equal / unequal / percentage expense splitting</w:t>
             </w:r>
           </w:p>
         </w:tc>
         <w:tc>
-          <w:tcPr/>
+          <w:tcPr>
+            <w:tcW w:w="3960" w:type="dxa"/>
+          </w:tcPr>
           <w:p>
             <w:pPr>
               <w:pStyle w:val="Compact"/>
+              <w:rPr>
+                <w:rFonts w:ascii="Times New Roman" w:hAnsi="Times New Roman" w:cs="Times New Roman"/>
+              </w:rPr>
             </w:pPr>
             <w:r>
-              <w:t xml:space="preserve">Implemented</w:t>
+              <w:rPr>
+                <w:rFonts w:ascii="Times New Roman" w:hAnsi="Times New Roman" w:cs="Times New Roman"/>
+              </w:rPr>
+              <w:t>Implemented</w:t>
             </w:r>
           </w:p>
         </w:tc>
       </w:tr>
       <w:tr>
         <w:tc>
-          <w:tcPr/>
+          <w:tcPr>
+            <w:tcW w:w="3960" w:type="dxa"/>
+          </w:tcPr>
           <w:p>
             <w:pPr>
               <w:pStyle w:val="Compact"/>
+              <w:rPr>
+                <w:rFonts w:ascii="Times New Roman" w:hAnsi="Times New Roman" w:cs="Times New Roman"/>
+              </w:rPr>
             </w:pPr>
             <w:r>
-              <w:t xml:space="preserve">Expense editing/removal</w:t>
+              <w:rPr>
+                <w:rFonts w:ascii="Times New Roman" w:hAnsi="Times New Roman" w:cs="Times New Roman"/>
+              </w:rPr>
+              <w:t>Per-group balance view (who owes whom)</w:t>
             </w:r>
           </w:p>
         </w:tc>
         <w:tc>
-          <w:tcPr/>
+          <w:tcPr>
+            <w:tcW w:w="3960" w:type="dxa"/>
+          </w:tcPr>
           <w:p>
             <w:pPr>
               <w:pStyle w:val="Compact"/>
+              <w:rPr>
+                <w:rFonts w:ascii="Times New Roman" w:hAnsi="Times New Roman" w:cs="Times New Roman"/>
+              </w:rPr>
             </w:pPr>
             <w:r>
-              <w:t xml:space="preserve">Implemented (Week 08, payer only)</w:t>
+              <w:rPr>
+                <w:rFonts w:ascii="Times New Roman" w:hAnsi="Times New Roman" w:cs="Times New Roman"/>
+              </w:rPr>
+              <w:t>Implemented</w:t>
             </w:r>
           </w:p>
         </w:tc>
       </w:tr>
       <w:tr>
         <w:tc>
-          <w:tcPr/>
+          <w:tcPr>
+            <w:tcW w:w="3960" w:type="dxa"/>
+          </w:tcPr>
           <w:p>
             <w:pPr>
               <w:pStyle w:val="Compact"/>
+              <w:rPr>
+                <w:rFonts w:ascii="Times New Roman" w:hAnsi="Times New Roman" w:cs="Times New Roman"/>
+              </w:rPr>
             </w:pPr>
             <w:r>
-              <w:t xml:space="preserve">Receipt/photo attachment on expenses</w:t>
+              <w:rPr>
+                <w:rFonts w:ascii="Times New Roman" w:hAnsi="Times New Roman" w:cs="Times New Roman"/>
+              </w:rPr>
+              <w:t>Settlement recording</w:t>
             </w:r>
           </w:p>
         </w:tc>
         <w:tc>
-          <w:tcPr/>
+          <w:tcPr>
+            <w:tcW w:w="3960" w:type="dxa"/>
+          </w:tcPr>
           <w:p>
             <w:pPr>
               <w:pStyle w:val="Compact"/>
+              <w:rPr>
+                <w:rFonts w:ascii="Times New Roman" w:hAnsi="Times New Roman" w:cs="Times New Roman"/>
+              </w:rPr>
             </w:pPr>
             <w:r>
-              <w:t xml:space="preserve">Implemented (Week 09)</w:t>
+              <w:rPr>
+                <w:rFonts w:ascii="Times New Roman" w:hAnsi="Times New Roman" w:cs="Times New Roman"/>
+              </w:rPr>
+              <w:t>Implemented</w:t>
             </w:r>
           </w:p>
         </w:tc>
       </w:tr>
       <w:tr>
         <w:tc>
-          <w:tcPr/>
+          <w:tcPr>
+            <w:tcW w:w="3960" w:type="dxa"/>
+          </w:tcPr>
           <w:p>
             <w:pPr>
               <w:pStyle w:val="Compact"/>
+              <w:rPr>
+                <w:rFonts w:ascii="Times New Roman" w:hAnsi="Times New Roman" w:cs="Times New Roman"/>
+              </w:rPr>
             </w:pPr>
             <w:r>
-              <w:t xml:space="preserve">Notifications</w:t>
+              <w:rPr>
+                <w:rFonts w:ascii="Times New Roman" w:hAnsi="Times New Roman" w:cs="Times New Roman"/>
+              </w:rPr>
+              <w:t>Expense editing/removal</w:t>
             </w:r>
           </w:p>
         </w:tc>
         <w:tc>
-          <w:tcPr/>
+          <w:tcPr>
+            <w:tcW w:w="3960" w:type="dxa"/>
+          </w:tcPr>
           <w:p>
             <w:pPr>
               <w:pStyle w:val="Compact"/>
+              <w:rPr>
+                <w:rFonts w:ascii="Times New Roman" w:hAnsi="Times New Roman" w:cs="Times New Roman"/>
+              </w:rPr>
             </w:pPr>
             <w:r>
-              <w:t xml:space="preserve">In-app notifications implemented (Week 08). Email notifications for unpaid balances not built</w:t>
+              <w:rPr>
+                <w:rFonts w:ascii="Times New Roman" w:hAnsi="Times New Roman" w:cs="Times New Roman"/>
+              </w:rPr>
+              <w:t>Implemented (Week 08, payer only)</w:t>
             </w:r>
           </w:p>
         </w:tc>
       </w:tr>
       <w:tr>
         <w:tc>
-          <w:tcPr/>
+          <w:tcPr>
+            <w:tcW w:w="3960" w:type="dxa"/>
+          </w:tcPr>
           <w:p>
             <w:pPr>
               <w:pStyle w:val="Compact"/>
+              <w:rPr>
+                <w:rFonts w:ascii="Times New Roman" w:hAnsi="Times New Roman" w:cs="Times New Roman"/>
+              </w:rPr>
             </w:pPr>
             <w:r>
-              <w:t xml:space="preserve">Recurring expenses</w:t>
+              <w:rPr>
+                <w:rFonts w:ascii="Times New Roman" w:hAnsi="Times New Roman" w:cs="Times New Roman"/>
+              </w:rPr>
+              <w:t>Receipt/photo attachment on expenses</w:t>
             </w:r>
           </w:p>
         </w:tc>
         <w:tc>
-          <w:tcPr/>
+          <w:tcPr>
+            <w:tcW w:w="3960" w:type="dxa"/>
+          </w:tcPr>
           <w:p>
             <w:pPr>
               <w:pStyle w:val="Compact"/>
+              <w:rPr>
+                <w:rFonts w:ascii="Times New Roman" w:hAnsi="Times New Roman" w:cs="Times New Roman"/>
+              </w:rPr>
             </w:pPr>
             <w:r>
-              <w:t xml:space="preserve">Not implemented</w:t>
+              <w:rPr>
+                <w:rFonts w:ascii="Times New Roman" w:hAnsi="Times New Roman" w:cs="Times New Roman"/>
+              </w:rPr>
+              <w:t>Implemented (Week 09)</w:t>
             </w:r>
           </w:p>
         </w:tc>
       </w:tr>
       <w:tr>
         <w:tc>
-          <w:tcPr/>
+          <w:tcPr>
+            <w:tcW w:w="3960" w:type="dxa"/>
+          </w:tcPr>
           <w:p>
             <w:pPr>
               <w:pStyle w:val="Compact"/>
+              <w:rPr>
+                <w:rFonts w:ascii="Times New Roman" w:hAnsi="Times New Roman" w:cs="Times New Roman"/>
+              </w:rPr>
             </w:pPr>
             <w:r>
-              <w:t xml:space="preserve">Activity tab / group activity log</w:t>
+              <w:rPr>
+                <w:rFonts w:ascii="Times New Roman" w:hAnsi="Times New Roman" w:cs="Times New Roman"/>
+              </w:rPr>
+              <w:t>Notifications</w:t>
             </w:r>
           </w:p>
         </w:tc>
         <w:tc>
-          <w:tcPr/>
+          <w:tcPr>
+            <w:tcW w:w="3960" w:type="dxa"/>
+          </w:tcPr>
           <w:p>
             <w:pPr>
               <w:pStyle w:val="Compact"/>
+              <w:rPr>
+                <w:rFonts w:ascii="Times New Roman" w:hAnsi="Times New Roman" w:cs="Times New Roman"/>
+              </w:rPr>
             </w:pPr>
             <w:r>
-              <w:t xml:space="preserve">Not implemented, the Transactions tab shows expense and settlement history instead</w:t>
+              <w:rPr>
+                <w:rFonts w:ascii="Times New Roman" w:hAnsi="Times New Roman" w:cs="Times New Roman"/>
+              </w:rPr>
+              <w:t>In-app notifications implemented (Week 08). Email notifications for unpaid balances not built</w:t>
+            </w:r>
+          </w:p>
+        </w:tc>
+      </w:tr>
+      <w:tr>
+        <w:tc>
+          <w:tcPr>
+            <w:tcW w:w="3960" w:type="dxa"/>
+          </w:tcPr>
+          <w:p>
+            <w:pPr>
+              <w:pStyle w:val="Compact"/>
+              <w:rPr>
+                <w:rFonts w:ascii="Times New Roman" w:hAnsi="Times New Roman" w:cs="Times New Roman"/>
+              </w:rPr>
+            </w:pPr>
+            <w:r>
+              <w:rPr>
+                <w:rFonts w:ascii="Times New Roman" w:hAnsi="Times New Roman" w:cs="Times New Roman"/>
+              </w:rPr>
+              <w:t>Recurring expenses</w:t>
+            </w:r>
+          </w:p>
+        </w:tc>
+        <w:tc>
+          <w:tcPr>
+            <w:tcW w:w="3960" w:type="dxa"/>
+          </w:tcPr>
+          <w:p>
+            <w:pPr>
+              <w:pStyle w:val="Compact"/>
+              <w:rPr>
+                <w:rFonts w:ascii="Times New Roman" w:hAnsi="Times New Roman" w:cs="Times New Roman"/>
+              </w:rPr>
+            </w:pPr>
+            <w:r>
+              <w:rPr>
+                <w:rFonts w:ascii="Times New Roman" w:hAnsi="Times New Roman" w:cs="Times New Roman"/>
+              </w:rPr>
+              <w:t>Not implemented</w:t>
+            </w:r>
+          </w:p>
+        </w:tc>
+      </w:tr>
+      <w:tr>
+        <w:tc>
+          <w:tcPr>
+            <w:tcW w:w="3960" w:type="dxa"/>
+          </w:tcPr>
+          <w:p>
+            <w:pPr>
+              <w:pStyle w:val="Compact"/>
+              <w:rPr>
+                <w:rFonts w:ascii="Times New Roman" w:hAnsi="Times New Roman" w:cs="Times New Roman"/>
+              </w:rPr>
+            </w:pPr>
+            <w:r>
+              <w:rPr>
+                <w:rFonts w:ascii="Times New Roman" w:hAnsi="Times New Roman" w:cs="Times New Roman"/>
+              </w:rPr>
+              <w:t>Activity tab / group activity log</w:t>
+            </w:r>
+          </w:p>
+        </w:tc>
+        <w:tc>
+          <w:tcPr>
+            <w:tcW w:w="3960" w:type="dxa"/>
+          </w:tcPr>
+          <w:p>
+            <w:pPr>
+              <w:pStyle w:val="Compact"/>
+              <w:rPr>
+                <w:rFonts w:ascii="Times New Roman" w:hAnsi="Times New Roman" w:cs="Times New Roman"/>
+              </w:rPr>
+            </w:pPr>
+            <w:r>
+              <w:rPr>
+                <w:rFonts w:ascii="Times New Roman" w:hAnsi="Times New Roman" w:cs="Times New Roman"/>
+              </w:rPr>
+              <w:t>Not implemented, the Transactions tab shows expense and settlement history instead</w:t>
             </w:r>
           </w:p>
         </w:tc>
@@ -595,9 +1485,15 @@
     <w:p>
       <w:pPr>
         <w:pStyle w:val="Heading2"/>
-      </w:pPr>
-      <w:r>
-        <w:t xml:space="preserve">6. System Architecture</w:t>
+        <w:rPr>
+          <w:rFonts w:ascii="Times New Roman" w:hAnsi="Times New Roman" w:cs="Times New Roman"/>
+        </w:rPr>
+      </w:pPr>
+      <w:r>
+        <w:rPr>
+          <w:rFonts w:ascii="Times New Roman" w:hAnsi="Times New Roman" w:cs="Times New Roman"/>
+        </w:rPr>
+        <w:t>6. System Architecture</w:t>
       </w:r>
     </w:p>
     <w:p>
@@ -605,36 +1501,51 @@
         <w:pStyle w:val="Compact"/>
         <w:numPr>
           <w:ilvl w:val="0"/>
-          <w:numId w:val="1003"/>
+          <w:numId w:val="4"/>
         </w:numPr>
-      </w:pPr>
-      <w:r>
-        <w:rPr>
+        <w:rPr>
+          <w:rFonts w:ascii="Times New Roman" w:hAnsi="Times New Roman" w:cs="Times New Roman"/>
+        </w:rPr>
+      </w:pPr>
+      <w:r>
+        <w:rPr>
+          <w:rFonts w:ascii="Times New Roman" w:hAnsi="Times New Roman" w:cs="Times New Roman"/>
           <w:b/>
           <w:bCs/>
         </w:rPr>
-        <w:t xml:space="preserve">Backend:</w:t>
-      </w:r>
-      <w:r>
+        <w:t>Backend:</w:t>
+      </w:r>
+      <w:r>
+        <w:rPr>
+          <w:rFonts w:ascii="Times New Roman" w:hAnsi="Times New Roman" w:cs="Times New Roman"/>
+        </w:rPr>
         <w:t xml:space="preserve"> ASP.NET Core (.NET 10) Web API (</w:t>
       </w:r>
       <w:r>
         <w:rPr>
           <w:rStyle w:val="VerbatimChar"/>
-        </w:rPr>
-        <w:t xml:space="preserve">SplitSync.Api</w:t>
-      </w:r>
-      <w:r>
+          <w:rFonts w:ascii="Times New Roman" w:hAnsi="Times New Roman" w:cs="Times New Roman"/>
+        </w:rPr>
+        <w:t>SplitSync.Api</w:t>
+      </w:r>
+      <w:r>
+        <w:rPr>
+          <w:rFonts w:ascii="Times New Roman" w:hAnsi="Times New Roman" w:cs="Times New Roman"/>
+        </w:rPr>
         <w:t xml:space="preserve">), EF Core with PostgreSQL (Supabase), migrations in </w:t>
       </w:r>
       <w:r>
         <w:rPr>
           <w:rStyle w:val="VerbatimChar"/>
-        </w:rPr>
-        <w:t xml:space="preserve">server/Migrations</w:t>
-      </w:r>
-      <w:r>
-        <w:t xml:space="preserve">.</w:t>
+          <w:rFonts w:ascii="Times New Roman" w:hAnsi="Times New Roman" w:cs="Times New Roman"/>
+        </w:rPr>
+        <w:t>server/Migrations</w:t>
+      </w:r>
+      <w:r>
+        <w:rPr>
+          <w:rFonts w:ascii="Times New Roman" w:hAnsi="Times New Roman" w:cs="Times New Roman"/>
+        </w:rPr>
+        <w:t>.</w:t>
       </w:r>
     </w:p>
     <w:p>
@@ -642,45 +1553,64 @@
         <w:pStyle w:val="Compact"/>
         <w:numPr>
           <w:ilvl w:val="0"/>
-          <w:numId w:val="1003"/>
+          <w:numId w:val="4"/>
         </w:numPr>
-      </w:pPr>
-      <w:r>
-        <w:rPr>
+        <w:rPr>
+          <w:rFonts w:ascii="Times New Roman" w:hAnsi="Times New Roman" w:cs="Times New Roman"/>
+        </w:rPr>
+      </w:pPr>
+      <w:r>
+        <w:rPr>
+          <w:rFonts w:ascii="Times New Roman" w:hAnsi="Times New Roman" w:cs="Times New Roman"/>
           <w:b/>
           <w:bCs/>
         </w:rPr>
-        <w:t xml:space="preserve">Frontend:</w:t>
-      </w:r>
-      <w:r>
+        <w:t>Frontend:</w:t>
+      </w:r>
+      <w:r>
+        <w:rPr>
+          <w:rFonts w:ascii="Times New Roman" w:hAnsi="Times New Roman" w:cs="Times New Roman"/>
+        </w:rPr>
         <w:t xml:space="preserve"> React + TypeScript PWA built with Vite (</w:t>
       </w:r>
       <w:r>
         <w:rPr>
           <w:rStyle w:val="VerbatimChar"/>
-        </w:rPr>
-        <w:t xml:space="preserve">client/</w:t>
-      </w:r>
-      <w:r>
+          <w:rFonts w:ascii="Times New Roman" w:hAnsi="Times New Roman" w:cs="Times New Roman"/>
+        </w:rPr>
+        <w:t>client/</w:t>
+      </w:r>
+      <w:r>
+        <w:rPr>
+          <w:rFonts w:ascii="Times New Roman" w:hAnsi="Times New Roman" w:cs="Times New Roman"/>
+        </w:rPr>
         <w:t xml:space="preserve">). It talks to the API through </w:t>
       </w:r>
       <w:r>
         <w:rPr>
           <w:rStyle w:val="VerbatimChar"/>
-        </w:rPr>
-        <w:t xml:space="preserve">lib/api.ts</w:t>
-      </w:r>
-      <w:r>
+          <w:rFonts w:ascii="Times New Roman" w:hAnsi="Times New Roman" w:cs="Times New Roman"/>
+        </w:rPr>
+        <w:t>lib/api.ts</w:t>
+      </w:r>
+      <w:r>
+        <w:rPr>
+          <w:rFonts w:ascii="Times New Roman" w:hAnsi="Times New Roman" w:cs="Times New Roman"/>
+        </w:rPr>
         <w:t xml:space="preserve"> and the session is handled in </w:t>
       </w:r>
       <w:r>
         <w:rPr>
           <w:rStyle w:val="VerbatimChar"/>
-        </w:rPr>
-        <w:t xml:space="preserve">lib/session.ts</w:t>
-      </w:r>
-      <w:r>
-        <w:t xml:space="preserve">.</w:t>
+          <w:rFonts w:ascii="Times New Roman" w:hAnsi="Times New Roman" w:cs="Times New Roman"/>
+        </w:rPr>
+        <w:t>lib/session.ts</w:t>
+      </w:r>
+      <w:r>
+        <w:rPr>
+          <w:rFonts w:ascii="Times New Roman" w:hAnsi="Times New Roman" w:cs="Times New Roman"/>
+        </w:rPr>
+        <w:t>.</w:t>
       </w:r>
     </w:p>
     <w:p>
@@ -688,58 +1618,84 @@
         <w:pStyle w:val="Compact"/>
         <w:numPr>
           <w:ilvl w:val="0"/>
-          <w:numId w:val="1003"/>
+          <w:numId w:val="4"/>
         </w:numPr>
-      </w:pPr>
-      <w:r>
-        <w:rPr>
+        <w:rPr>
+          <w:rFonts w:ascii="Times New Roman" w:hAnsi="Times New Roman" w:cs="Times New Roman"/>
+        </w:rPr>
+      </w:pPr>
+      <w:r>
+        <w:rPr>
+          <w:rFonts w:ascii="Times New Roman" w:hAnsi="Times New Roman" w:cs="Times New Roman"/>
           <w:b/>
           <w:bCs/>
         </w:rPr>
-        <w:t xml:space="preserve">Auth:</w:t>
-      </w:r>
-      <w:r>
+        <w:t>Auth:</w:t>
+      </w:r>
+      <w:r>
+        <w:rPr>
+          <w:rFonts w:ascii="Times New Roman" w:hAnsi="Times New Roman" w:cs="Times New Roman"/>
+        </w:rPr>
         <w:t xml:space="preserve"> ASP.NET Core Identity (</w:t>
       </w:r>
       <w:r>
         <w:rPr>
           <w:rStyle w:val="VerbatimChar"/>
-        </w:rPr>
-        <w:t xml:space="preserve">IdentityCore&lt;AppUser&gt;</w:t>
-      </w:r>
-      <w:r>
+          <w:rFonts w:ascii="Times New Roman" w:hAnsi="Times New Roman" w:cs="Times New Roman"/>
+        </w:rPr>
+        <w:t>IdentityCore&lt;AppUser&gt;</w:t>
+      </w:r>
+      <w:r>
+        <w:rPr>
+          <w:rFonts w:ascii="Times New Roman" w:hAnsi="Times New Roman" w:cs="Times New Roman"/>
+        </w:rPr>
         <w:t xml:space="preserve">) issuing JWTs, checked on every request with </w:t>
       </w:r>
       <w:r>
         <w:rPr>
           <w:rStyle w:val="VerbatimChar"/>
-        </w:rPr>
-        <w:t xml:space="preserve">AddJwtBearer</w:t>
-      </w:r>
-      <w:r>
-        <w:t xml:space="preserve">. Everything except register/login needs you to be signed in (</w:t>
+          <w:rFonts w:ascii="Times New Roman" w:hAnsi="Times New Roman" w:cs="Times New Roman"/>
+        </w:rPr>
+        <w:t>AddJwtBearer</w:t>
+      </w:r>
+      <w:r>
+        <w:rPr>
+          <w:rFonts w:ascii="Times New Roman" w:hAnsi="Times New Roman" w:cs="Times New Roman"/>
+        </w:rPr>
+        <w:t>. Everything except register/login needs you to be signed in (</w:t>
       </w:r>
       <w:r>
         <w:rPr>
           <w:rStyle w:val="VerbatimChar"/>
-        </w:rPr>
-        <w:t xml:space="preserve">[Authorize]</w:t>
-      </w:r>
-      <w:r>
-        <w:t xml:space="preserve">).</w:t>
+          <w:rFonts w:ascii="Times New Roman" w:hAnsi="Times New Roman" w:cs="Times New Roman"/>
+        </w:rPr>
+        <w:t>[Authorize]</w:t>
+      </w:r>
+      <w:r>
+        <w:rPr>
+          <w:rFonts w:ascii="Times New Roman" w:hAnsi="Times New Roman" w:cs="Times New Roman"/>
+        </w:rPr>
+        <w:t>).</w:t>
       </w:r>
     </w:p>
     <w:p>
       <w:pPr>
         <w:pStyle w:val="Compact"/>
-      </w:pPr>
-      <w:r>
-        <w:rPr>
+        <w:rPr>
+          <w:rFonts w:ascii="Times New Roman" w:hAnsi="Times New Roman" w:cs="Times New Roman"/>
+        </w:rPr>
+      </w:pPr>
+      <w:r>
+        <w:rPr>
+          <w:rFonts w:ascii="Times New Roman" w:hAnsi="Times New Roman" w:cs="Times New Roman"/>
           <w:b/>
         </w:rPr>
         <w:t>Key dependencies:</w:t>
       </w:r>
       <w:r>
+        <w:rPr>
+          <w:rFonts w:ascii="Times New Roman" w:hAnsi="Times New Roman" w:cs="Times New Roman"/>
+        </w:rPr>
         <w:t xml:space="preserve"> backend on ASP.NET Core Identity + JWT Bearer for auth, EF Core 10 with the Npgsql.EntityFrameworkCore.PostgreSQL provider, xUnit for the integration tests. Frontend on React 19, React Router 7, Tailwind CSS 4 and Vite, with Cypress for the e2e tests.</w:t>
       </w:r>
     </w:p>
@@ -748,76 +1704,115 @@
         <w:pStyle w:val="Compact"/>
         <w:numPr>
           <w:ilvl w:val="0"/>
-          <w:numId w:val="1003"/>
+          <w:numId w:val="4"/>
         </w:numPr>
-      </w:pPr>
-      <w:r>
-        <w:rPr>
+        <w:rPr>
+          <w:rFonts w:ascii="Times New Roman" w:hAnsi="Times New Roman" w:cs="Times New Roman"/>
+        </w:rPr>
+      </w:pPr>
+      <w:r>
+        <w:rPr>
+          <w:rFonts w:ascii="Times New Roman" w:hAnsi="Times New Roman" w:cs="Times New Roman"/>
           <w:b/>
           <w:bCs/>
         </w:rPr>
-        <w:t xml:space="preserve">Receipt storage:</w:t>
-      </w:r>
-      <w:r>
+        <w:t>Receipt storage:</w:t>
+      </w:r>
+      <w:r>
+        <w:rPr>
+          <w:rFonts w:ascii="Times New Roman" w:hAnsi="Times New Roman" w:cs="Times New Roman"/>
+        </w:rPr>
         <w:t xml:space="preserve"> photos are saved in Postgres in their own table (</w:t>
       </w:r>
       <w:r>
         <w:rPr>
           <w:rStyle w:val="VerbatimChar"/>
-        </w:rPr>
-        <w:t xml:space="preserve">ExpenseReceipts</w:t>
-      </w:r>
-      <w:r>
+          <w:rFonts w:ascii="Times New Roman" w:hAnsi="Times New Roman" w:cs="Times New Roman"/>
+        </w:rPr>
+        <w:t>ExpenseReceipts</w:t>
+      </w:r>
+      <w:r>
+        <w:rPr>
+          <w:rFonts w:ascii="Times New Roman" w:hAnsi="Times New Roman" w:cs="Times New Roman"/>
+        </w:rPr>
         <w:t xml:space="preserve">) behind an </w:t>
       </w:r>
       <w:r>
         <w:rPr>
           <w:rStyle w:val="VerbatimChar"/>
-        </w:rPr>
-        <w:t xml:space="preserve">IReceiptStorage</w:t>
-      </w:r>
-      <w:r>
+          <w:rFonts w:ascii="Times New Roman" w:hAnsi="Times New Roman" w:cs="Times New Roman"/>
+        </w:rPr>
+        <w:t>IReceiptStorage</w:t>
+      </w:r>
+      <w:r>
+        <w:rPr>
+          <w:rFonts w:ascii="Times New Roman" w:hAnsi="Times New Roman" w:cs="Times New Roman"/>
+        </w:rPr>
         <w:t xml:space="preserve"> interface, so it could be switched to cloud storage later without changing the controllers.</w:t>
       </w:r>
     </w:p>
     <w:p>
       <w:pPr>
         <w:pStyle w:val="FirstParagraph"/>
-      </w:pPr>
-      <w:r>
-        <w:rPr>
+        <w:rPr>
+          <w:rFonts w:ascii="Times New Roman" w:hAnsi="Times New Roman" w:cs="Times New Roman"/>
+        </w:rPr>
+      </w:pPr>
+      <w:r>
+        <w:rPr>
+          <w:rFonts w:ascii="Times New Roman" w:hAnsi="Times New Roman" w:cs="Times New Roman"/>
           <w:b/>
           <w:bCs/>
         </w:rPr>
-        <w:t xml:space="preserve">Gap vs. SRS:</w:t>
-      </w:r>
-      <w:r>
+        <w:t>Gap vs. SRS:</w:t>
+      </w:r>
+      <w:r>
+        <w:rPr>
+          <w:rFonts w:ascii="Times New Roman" w:hAnsi="Times New Roman" w:cs="Times New Roman"/>
+        </w:rPr>
         <w:t xml:space="preserve"> the SRS says login would be handled by a third party (Kinde) and the database would be on Neon. What we built uses ASP.NET Identity + JWT and a Supabase database instead. The team still needs to decide whether to update the SRS or change the code, updating the SRS is a lot less work.</w:t>
       </w:r>
     </w:p>
     <w:p>
       <w:pPr>
         <w:pStyle w:val="Heading2"/>
-      </w:pPr>
-      <w:r>
-        <w:t xml:space="preserve">7. Core Modules</w:t>
+        <w:rPr>
+          <w:rFonts w:ascii="Times New Roman" w:hAnsi="Times New Roman" w:cs="Times New Roman"/>
+        </w:rPr>
+      </w:pPr>
+      <w:r>
+        <w:rPr>
+          <w:rFonts w:ascii="Times New Roman" w:hAnsi="Times New Roman" w:cs="Times New Roman"/>
+        </w:rPr>
+        <w:lastRenderedPageBreak/>
+        <w:t>7. Core Modules</w:t>
       </w:r>
     </w:p>
     <w:p>
       <w:pPr>
         <w:pStyle w:val="Heading3"/>
-      </w:pPr>
-      <w:r>
-        <w:t xml:space="preserve">Authentication (</w:t>
+        <w:rPr>
+          <w:rFonts w:ascii="Times New Roman" w:hAnsi="Times New Roman" w:cs="Times New Roman"/>
+        </w:rPr>
+      </w:pPr>
+      <w:r>
+        <w:rPr>
+          <w:rFonts w:ascii="Times New Roman" w:hAnsi="Times New Roman" w:cs="Times New Roman"/>
+        </w:rPr>
+        <w:t>Authentication (</w:t>
       </w:r>
       <w:r>
         <w:rPr>
           <w:rStyle w:val="VerbatimChar"/>
-        </w:rPr>
-        <w:t xml:space="preserve">AuthController</w:t>
-      </w:r>
-      <w:r>
-        <w:t xml:space="preserve">)</w:t>
+          <w:rFonts w:ascii="Times New Roman" w:hAnsi="Times New Roman" w:cs="Times New Roman"/>
+        </w:rPr>
+        <w:t>AuthController</w:t>
+      </w:r>
+      <w:r>
+        <w:rPr>
+          <w:rFonts w:ascii="Times New Roman" w:hAnsi="Times New Roman" w:cs="Times New Roman"/>
+        </w:rPr>
+        <w:t>)</w:t>
       </w:r>
     </w:p>
     <w:p>
@@ -825,17 +1820,24 @@
         <w:pStyle w:val="Compact"/>
         <w:numPr>
           <w:ilvl w:val="0"/>
-          <w:numId w:val="1004"/>
+          <w:numId w:val="5"/>
         </w:numPr>
+        <w:rPr>
+          <w:rFonts w:ascii="Times New Roman" w:hAnsi="Times New Roman" w:cs="Times New Roman"/>
+        </w:rPr>
       </w:pPr>
       <w:r>
         <w:rPr>
           <w:rStyle w:val="VerbatimChar"/>
-        </w:rPr>
-        <w:t xml:space="preserve">POST /api/auth/register</w:t>
-      </w:r>
-      <w:r>
-        <w:t xml:space="preserve">: creates an account from email + password. Usernames are generated automatically, you don't pick one. Duplicate emails are rejected. Returns a JWT.</w:t>
+          <w:rFonts w:ascii="Times New Roman" w:hAnsi="Times New Roman" w:cs="Times New Roman"/>
+        </w:rPr>
+        <w:t>POST /api/auth/register</w:t>
+      </w:r>
+      <w:r>
+        <w:rPr>
+          <w:rFonts w:ascii="Times New Roman" w:hAnsi="Times New Roman" w:cs="Times New Roman"/>
+        </w:rPr>
+        <w:t>: creates an account from email + password. Usernames are generated automatically, you don't pick one. Duplicate emails are rejected. Returns a JWT.</w:t>
       </w:r>
     </w:p>
     <w:p>
@@ -843,17 +1845,24 @@
         <w:pStyle w:val="Compact"/>
         <w:numPr>
           <w:ilvl w:val="0"/>
-          <w:numId w:val="1004"/>
+          <w:numId w:val="5"/>
         </w:numPr>
+        <w:rPr>
+          <w:rFonts w:ascii="Times New Roman" w:hAnsi="Times New Roman" w:cs="Times New Roman"/>
+        </w:rPr>
       </w:pPr>
       <w:r>
         <w:rPr>
           <w:rStyle w:val="VerbatimChar"/>
-        </w:rPr>
-        <w:t xml:space="preserve">POST /api/auth/login</w:t>
-      </w:r>
-      <w:r>
-        <w:t xml:space="preserve">: sign in with email or username, returns a JWT.</w:t>
+          <w:rFonts w:ascii="Times New Roman" w:hAnsi="Times New Roman" w:cs="Times New Roman"/>
+        </w:rPr>
+        <w:t>POST /api/auth/login</w:t>
+      </w:r>
+      <w:r>
+        <w:rPr>
+          <w:rFonts w:ascii="Times New Roman" w:hAnsi="Times New Roman" w:cs="Times New Roman"/>
+        </w:rPr>
+        <w:t>: sign in with email or username, returns a JWT.</w:t>
       </w:r>
     </w:p>
     <w:p>
@@ -861,17 +1870,24 @@
         <w:pStyle w:val="Compact"/>
         <w:numPr>
           <w:ilvl w:val="0"/>
-          <w:numId w:val="1004"/>
+          <w:numId w:val="5"/>
         </w:numPr>
+        <w:rPr>
+          <w:rFonts w:ascii="Times New Roman" w:hAnsi="Times New Roman" w:cs="Times New Roman"/>
+        </w:rPr>
       </w:pPr>
       <w:r>
         <w:rPr>
           <w:rStyle w:val="VerbatimChar"/>
-        </w:rPr>
-        <w:t xml:space="preserve">GET /api/auth/me</w:t>
-      </w:r>
-      <w:r>
-        <w:t xml:space="preserve">: returns your id, username and email from the token.</w:t>
+          <w:rFonts w:ascii="Times New Roman" w:hAnsi="Times New Roman" w:cs="Times New Roman"/>
+        </w:rPr>
+        <w:t>GET /api/auth/me</w:t>
+      </w:r>
+      <w:r>
+        <w:rPr>
+          <w:rFonts w:ascii="Times New Roman" w:hAnsi="Times New Roman" w:cs="Times New Roman"/>
+        </w:rPr>
+        <w:t>: returns your id, username and email from the token.</w:t>
       </w:r>
     </w:p>
     <w:p>
@@ -879,42 +1895,65 @@
         <w:pStyle w:val="Compact"/>
         <w:numPr>
           <w:ilvl w:val="0"/>
-          <w:numId w:val="1004"/>
+          <w:numId w:val="5"/>
         </w:numPr>
+        <w:rPr>
+          <w:rFonts w:ascii="Times New Roman" w:hAnsi="Times New Roman" w:cs="Times New Roman"/>
+        </w:rPr>
       </w:pPr>
       <w:r>
         <w:rPr>
           <w:rStyle w:val="VerbatimChar"/>
-        </w:rPr>
-        <w:t xml:space="preserve">DELETE /api/auth/me</w:t>
-      </w:r>
-      <w:r>
-        <w:t xml:space="preserve">: deletes your account. Returns 409 if you still own a group, you have to delete those first.</w:t>
+          <w:rFonts w:ascii="Times New Roman" w:hAnsi="Times New Roman" w:cs="Times New Roman"/>
+        </w:rPr>
+        <w:t>DELETE /api/auth/me</w:t>
+      </w:r>
+      <w:r>
+        <w:rPr>
+          <w:rFonts w:ascii="Times New Roman" w:hAnsi="Times New Roman" w:cs="Times New Roman"/>
+        </w:rPr>
+        <w:t>: deletes your account. Returns 409 if you still own a group, you have to delete those first.</w:t>
       </w:r>
     </w:p>
     <w:p>
       <w:pPr>
         <w:pStyle w:val="Heading3"/>
-      </w:pPr>
-      <w:r>
-        <w:t xml:space="preserve">Groups (</w:t>
+        <w:rPr>
+          <w:rFonts w:ascii="Times New Roman" w:hAnsi="Times New Roman" w:cs="Times New Roman"/>
+        </w:rPr>
+      </w:pPr>
+      <w:r>
+        <w:rPr>
+          <w:rFonts w:ascii="Times New Roman" w:hAnsi="Times New Roman" w:cs="Times New Roman"/>
+        </w:rPr>
+        <w:t>Groups (</w:t>
       </w:r>
       <w:r>
         <w:rPr>
           <w:rStyle w:val="VerbatimChar"/>
-        </w:rPr>
-        <w:t xml:space="preserve">GroupsController</w:t>
-      </w:r>
-      <w:r>
-        <w:t xml:space="preserve">)</w:t>
+          <w:rFonts w:ascii="Times New Roman" w:hAnsi="Times New Roman" w:cs="Times New Roman"/>
+        </w:rPr>
+        <w:t>GroupsController</w:t>
+      </w:r>
+      <w:r>
+        <w:rPr>
+          <w:rFonts w:ascii="Times New Roman" w:hAnsi="Times New Roman" w:cs="Times New Roman"/>
+        </w:rPr>
+        <w:t>)</w:t>
       </w:r>
     </w:p>
     <w:p>
       <w:pPr>
         <w:pStyle w:val="FirstParagraph"/>
-      </w:pPr>
-      <w:r>
-        <w:t xml:space="preserve">You have to be a member of the group for all of these. Renaming, deleting and adding/removing members is creator only.</w:t>
+        <w:rPr>
+          <w:rFonts w:ascii="Times New Roman" w:hAnsi="Times New Roman" w:cs="Times New Roman"/>
+        </w:rPr>
+      </w:pPr>
+      <w:r>
+        <w:rPr>
+          <w:rFonts w:ascii="Times New Roman" w:hAnsi="Times New Roman" w:cs="Times New Roman"/>
+        </w:rPr>
+        <w:t>You have to be a member of the group for all of these. Renaming, deleting and adding/removing members is creator only.</w:t>
       </w:r>
     </w:p>
     <w:p>
@@ -922,17 +1961,24 @@
         <w:pStyle w:val="Compact"/>
         <w:numPr>
           <w:ilvl w:val="0"/>
-          <w:numId w:val="1005"/>
+          <w:numId w:val="6"/>
         </w:numPr>
+        <w:rPr>
+          <w:rFonts w:ascii="Times New Roman" w:hAnsi="Times New Roman" w:cs="Times New Roman"/>
+        </w:rPr>
       </w:pPr>
       <w:r>
         <w:rPr>
           <w:rStyle w:val="VerbatimChar"/>
-        </w:rPr>
-        <w:t xml:space="preserve">POST /api/groups</w:t>
-      </w:r>
-      <w:r>
-        <w:t xml:space="preserve">: create a group, the creator is added as the first member.</w:t>
+          <w:rFonts w:ascii="Times New Roman" w:hAnsi="Times New Roman" w:cs="Times New Roman"/>
+        </w:rPr>
+        <w:t>POST /api/groups</w:t>
+      </w:r>
+      <w:r>
+        <w:rPr>
+          <w:rFonts w:ascii="Times New Roman" w:hAnsi="Times New Roman" w:cs="Times New Roman"/>
+        </w:rPr>
+        <w:t>: create a group, the creator is added as the first member.</w:t>
       </w:r>
     </w:p>
     <w:p>
@@ -940,17 +1986,24 @@
         <w:pStyle w:val="Compact"/>
         <w:numPr>
           <w:ilvl w:val="0"/>
-          <w:numId w:val="1005"/>
+          <w:numId w:val="6"/>
         </w:numPr>
+        <w:rPr>
+          <w:rFonts w:ascii="Times New Roman" w:hAnsi="Times New Roman" w:cs="Times New Roman"/>
+        </w:rPr>
       </w:pPr>
       <w:r>
         <w:rPr>
           <w:rStyle w:val="VerbatimChar"/>
-        </w:rPr>
-        <w:t xml:space="preserve">GET /api/groups</w:t>
-      </w:r>
-      <w:r>
-        <w:t xml:space="preserve">: list the groups you are in.</w:t>
+          <w:rFonts w:ascii="Times New Roman" w:hAnsi="Times New Roman" w:cs="Times New Roman"/>
+        </w:rPr>
+        <w:t>GET /api/groups</w:t>
+      </w:r>
+      <w:r>
+        <w:rPr>
+          <w:rFonts w:ascii="Times New Roman" w:hAnsi="Times New Roman" w:cs="Times New Roman"/>
+        </w:rPr>
+        <w:t>: list the groups you are in.</w:t>
       </w:r>
     </w:p>
     <w:p>
@@ -958,17 +2011,24 @@
         <w:pStyle w:val="Compact"/>
         <w:numPr>
           <w:ilvl w:val="0"/>
-          <w:numId w:val="1005"/>
+          <w:numId w:val="6"/>
         </w:numPr>
+        <w:rPr>
+          <w:rFonts w:ascii="Times New Roman" w:hAnsi="Times New Roman" w:cs="Times New Roman"/>
+        </w:rPr>
       </w:pPr>
       <w:r>
         <w:rPr>
           <w:rStyle w:val="VerbatimChar"/>
-        </w:rPr>
-        <w:t xml:space="preserve">PATCH /api/groups/{id}</w:t>
-      </w:r>
-      <w:r>
-        <w:t xml:space="preserve">: rename (creator only).</w:t>
+          <w:rFonts w:ascii="Times New Roman" w:hAnsi="Times New Roman" w:cs="Times New Roman"/>
+        </w:rPr>
+        <w:t>PATCH /api/groups/{id}</w:t>
+      </w:r>
+      <w:r>
+        <w:rPr>
+          <w:rFonts w:ascii="Times New Roman" w:hAnsi="Times New Roman" w:cs="Times New Roman"/>
+        </w:rPr>
+        <w:t>: rename (creator only).</w:t>
       </w:r>
     </w:p>
     <w:p>
@@ -976,17 +2036,24 @@
         <w:pStyle w:val="Compact"/>
         <w:numPr>
           <w:ilvl w:val="0"/>
-          <w:numId w:val="1005"/>
+          <w:numId w:val="6"/>
         </w:numPr>
+        <w:rPr>
+          <w:rFonts w:ascii="Times New Roman" w:hAnsi="Times New Roman" w:cs="Times New Roman"/>
+        </w:rPr>
       </w:pPr>
       <w:r>
         <w:rPr>
           <w:rStyle w:val="VerbatimChar"/>
-        </w:rPr>
-        <w:t xml:space="preserve">DELETE /api/groups/{id}</w:t>
-      </w:r>
-      <w:r>
-        <w:t xml:space="preserve">: delete, everyone else in the group gets a notification (creator only).</w:t>
+          <w:rFonts w:ascii="Times New Roman" w:hAnsi="Times New Roman" w:cs="Times New Roman"/>
+        </w:rPr>
+        <w:t>DELETE /api/groups/{id}</w:t>
+      </w:r>
+      <w:r>
+        <w:rPr>
+          <w:rFonts w:ascii="Times New Roman" w:hAnsi="Times New Roman" w:cs="Times New Roman"/>
+        </w:rPr>
+        <w:t>: delete, everyone else in the group gets a notification (creator only).</w:t>
       </w:r>
     </w:p>
     <w:p>
@@ -994,17 +2061,24 @@
         <w:pStyle w:val="Compact"/>
         <w:numPr>
           <w:ilvl w:val="0"/>
-          <w:numId w:val="1005"/>
+          <w:numId w:val="6"/>
         </w:numPr>
+        <w:rPr>
+          <w:rFonts w:ascii="Times New Roman" w:hAnsi="Times New Roman" w:cs="Times New Roman"/>
+        </w:rPr>
       </w:pPr>
       <w:r>
         <w:rPr>
           <w:rStyle w:val="VerbatimChar"/>
-        </w:rPr>
-        <w:t xml:space="preserve">POST /api/groups/{id}/members</w:t>
-      </w:r>
-      <w:r>
-        <w:t xml:space="preserve">: add a member by username, they get a notification (creator only).</w:t>
+          <w:rFonts w:ascii="Times New Roman" w:hAnsi="Times New Roman" w:cs="Times New Roman"/>
+        </w:rPr>
+        <w:t>POST /api/groups/{id}/members</w:t>
+      </w:r>
+      <w:r>
+        <w:rPr>
+          <w:rFonts w:ascii="Times New Roman" w:hAnsi="Times New Roman" w:cs="Times New Roman"/>
+        </w:rPr>
+        <w:t>: add a member by username, they get a notification (creator only).</w:t>
       </w:r>
     </w:p>
     <w:p>
@@ -1012,17 +2086,24 @@
         <w:pStyle w:val="Compact"/>
         <w:numPr>
           <w:ilvl w:val="0"/>
-          <w:numId w:val="1005"/>
+          <w:numId w:val="6"/>
         </w:numPr>
+        <w:rPr>
+          <w:rFonts w:ascii="Times New Roman" w:hAnsi="Times New Roman" w:cs="Times New Roman"/>
+        </w:rPr>
       </w:pPr>
       <w:r>
         <w:rPr>
           <w:rStyle w:val="VerbatimChar"/>
-        </w:rPr>
-        <w:t xml:space="preserve">GET /api/groups/{id}/member-candidates?q=</w:t>
-      </w:r>
-      <w:r>
-        <w:t xml:space="preserve">: search usernames when adding a member. Needs at least 2 characters and skips people already in the group (creator only).</w:t>
+          <w:rFonts w:ascii="Times New Roman" w:hAnsi="Times New Roman" w:cs="Times New Roman"/>
+        </w:rPr>
+        <w:t>GET /api/groups/{id}/member-candidates?q=</w:t>
+      </w:r>
+      <w:r>
+        <w:rPr>
+          <w:rFonts w:ascii="Times New Roman" w:hAnsi="Times New Roman" w:cs="Times New Roman"/>
+        </w:rPr>
+        <w:t>: search usernames when adding a member. Needs at least 2 characters and skips people already in the group (creator only).</w:t>
       </w:r>
     </w:p>
     <w:p>
@@ -1030,17 +2111,24 @@
         <w:pStyle w:val="Compact"/>
         <w:numPr>
           <w:ilvl w:val="0"/>
-          <w:numId w:val="1005"/>
+          <w:numId w:val="6"/>
         </w:numPr>
+        <w:rPr>
+          <w:rFonts w:ascii="Times New Roman" w:hAnsi="Times New Roman" w:cs="Times New Roman"/>
+        </w:rPr>
       </w:pPr>
       <w:r>
         <w:rPr>
           <w:rStyle w:val="VerbatimChar"/>
-        </w:rPr>
-        <w:t xml:space="preserve">DELETE /api/groups/{id}/members/{username}</w:t>
-      </w:r>
-      <w:r>
-        <w:t xml:space="preserve">: remove a member, they get a notification (creator only, the creator can't be removed).</w:t>
+          <w:rFonts w:ascii="Times New Roman" w:hAnsi="Times New Roman" w:cs="Times New Roman"/>
+        </w:rPr>
+        <w:t>DELETE /api/groups/{id}/members/{username}</w:t>
+      </w:r>
+      <w:r>
+        <w:rPr>
+          <w:rFonts w:ascii="Times New Roman" w:hAnsi="Times New Roman" w:cs="Times New Roman"/>
+        </w:rPr>
+        <w:t>: remove a member, they get a notification (creator only, the creator can't be removed).</w:t>
       </w:r>
     </w:p>
     <w:p>
@@ -1048,17 +2136,24 @@
         <w:pStyle w:val="Compact"/>
         <w:numPr>
           <w:ilvl w:val="0"/>
-          <w:numId w:val="1005"/>
+          <w:numId w:val="6"/>
         </w:numPr>
+        <w:rPr>
+          <w:rFonts w:ascii="Times New Roman" w:hAnsi="Times New Roman" w:cs="Times New Roman"/>
+        </w:rPr>
       </w:pPr>
       <w:r>
         <w:rPr>
           <w:rStyle w:val="VerbatimChar"/>
-        </w:rPr>
-        <w:t xml:space="preserve">POST /api/groups/{id}/join</w:t>
-      </w:r>
-      <w:r>
-        <w:t xml:space="preserve">: join a group using its ID.</w:t>
+          <w:rFonts w:ascii="Times New Roman" w:hAnsi="Times New Roman" w:cs="Times New Roman"/>
+        </w:rPr>
+        <w:t>POST /api/groups/{id}/join</w:t>
+      </w:r>
+      <w:r>
+        <w:rPr>
+          <w:rFonts w:ascii="Times New Roman" w:hAnsi="Times New Roman" w:cs="Times New Roman"/>
+        </w:rPr>
+        <w:t>: join a group using its ID.</w:t>
       </w:r>
     </w:p>
     <w:p>
@@ -1066,34 +2161,51 @@
         <w:pStyle w:val="Compact"/>
         <w:numPr>
           <w:ilvl w:val="0"/>
-          <w:numId w:val="1005"/>
+          <w:numId w:val="6"/>
         </w:numPr>
+        <w:rPr>
+          <w:rFonts w:ascii="Times New Roman" w:hAnsi="Times New Roman" w:cs="Times New Roman"/>
+        </w:rPr>
       </w:pPr>
       <w:r>
         <w:rPr>
           <w:rStyle w:val="VerbatimChar"/>
-        </w:rPr>
-        <w:t xml:space="preserve">POST /api/groups/{id}/leave</w:t>
-      </w:r>
-      <w:r>
-        <w:t xml:space="preserve">: leave a group. The creator can't leave, the group has to be deleted instead.</w:t>
+          <w:rFonts w:ascii="Times New Roman" w:hAnsi="Times New Roman" w:cs="Times New Roman"/>
+        </w:rPr>
+        <w:t>POST /api/groups/{id}/leave</w:t>
+      </w:r>
+      <w:r>
+        <w:rPr>
+          <w:rFonts w:ascii="Times New Roman" w:hAnsi="Times New Roman" w:cs="Times New Roman"/>
+        </w:rPr>
+        <w:t>: leave a group. The creator can't leave, the group has to be deleted instead.</w:t>
       </w:r>
     </w:p>
     <w:p>
       <w:pPr>
         <w:pStyle w:val="Heading3"/>
-      </w:pPr>
-      <w:r>
-        <w:t xml:space="preserve">Expenses &amp; Splitting (</w:t>
+        <w:rPr>
+          <w:rFonts w:ascii="Times New Roman" w:hAnsi="Times New Roman" w:cs="Times New Roman"/>
+        </w:rPr>
+      </w:pPr>
+      <w:r>
+        <w:rPr>
+          <w:rFonts w:ascii="Times New Roman" w:hAnsi="Times New Roman" w:cs="Times New Roman"/>
+        </w:rPr>
+        <w:t>Expenses &amp; Splitting (</w:t>
       </w:r>
       <w:r>
         <w:rPr>
           <w:rStyle w:val="VerbatimChar"/>
-        </w:rPr>
-        <w:t xml:space="preserve">ExpensesController</w:t>
-      </w:r>
-      <w:r>
-        <w:t xml:space="preserve">)</w:t>
+          <w:rFonts w:ascii="Times New Roman" w:hAnsi="Times New Roman" w:cs="Times New Roman"/>
+        </w:rPr>
+        <w:t>ExpensesController</w:t>
+      </w:r>
+      <w:r>
+        <w:rPr>
+          <w:rFonts w:ascii="Times New Roman" w:hAnsi="Times New Roman" w:cs="Times New Roman"/>
+        </w:rPr>
+        <w:t>)</w:t>
       </w:r>
     </w:p>
     <w:p>
@@ -1101,17 +2213,24 @@
         <w:pStyle w:val="Compact"/>
         <w:numPr>
           <w:ilvl w:val="0"/>
-          <w:numId w:val="1006"/>
+          <w:numId w:val="7"/>
         </w:numPr>
+        <w:rPr>
+          <w:rFonts w:ascii="Times New Roman" w:hAnsi="Times New Roman" w:cs="Times New Roman"/>
+        </w:rPr>
       </w:pPr>
       <w:r>
         <w:rPr>
           <w:rStyle w:val="VerbatimChar"/>
-        </w:rPr>
-        <w:t xml:space="preserve">GET /api/groups/{groupId}/expenses</w:t>
-      </w:r>
-      <w:r>
-        <w:t xml:space="preserve">: list a group's expenses (members only).</w:t>
+          <w:rFonts w:ascii="Times New Roman" w:hAnsi="Times New Roman" w:cs="Times New Roman"/>
+        </w:rPr>
+        <w:t>GET /api/groups/{groupId}/expenses</w:t>
+      </w:r>
+      <w:r>
+        <w:rPr>
+          <w:rFonts w:ascii="Times New Roman" w:hAnsi="Times New Roman" w:cs="Times New Roman"/>
+        </w:rPr>
+        <w:t>: list a group's expenses (members only).</w:t>
       </w:r>
     </w:p>
     <w:p>
@@ -1119,17 +2238,24 @@
         <w:pStyle w:val="Compact"/>
         <w:numPr>
           <w:ilvl w:val="0"/>
-          <w:numId w:val="1006"/>
+          <w:numId w:val="7"/>
         </w:numPr>
+        <w:rPr>
+          <w:rFonts w:ascii="Times New Roman" w:hAnsi="Times New Roman" w:cs="Times New Roman"/>
+        </w:rPr>
       </w:pPr>
       <w:r>
         <w:rPr>
           <w:rStyle w:val="VerbatimChar"/>
-        </w:rPr>
-        <w:t xml:space="preserve">POST /api/groups/{groupId}/expenses</w:t>
-      </w:r>
-      <w:r>
-        <w:t xml:space="preserve">: add an expense with one of three split methods, checked on the server (unequal amounts have to add up to the total, percentages have to add up to 100%). Other members get a notification.</w:t>
+          <w:rFonts w:ascii="Times New Roman" w:hAnsi="Times New Roman" w:cs="Times New Roman"/>
+        </w:rPr>
+        <w:t>POST /api/groups/{groupId}/expenses</w:t>
+      </w:r>
+      <w:r>
+        <w:rPr>
+          <w:rFonts w:ascii="Times New Roman" w:hAnsi="Times New Roman" w:cs="Times New Roman"/>
+        </w:rPr>
+        <w:t>: add an expense with one of three split methods, checked on the server (unequal amounts have to add up to the total, percentages have to add up to 100%). Other members get a notification.</w:t>
       </w:r>
     </w:p>
     <w:p>
@@ -1137,17 +2263,24 @@
         <w:pStyle w:val="Compact"/>
         <w:numPr>
           <w:ilvl w:val="0"/>
-          <w:numId w:val="1006"/>
+          <w:numId w:val="7"/>
         </w:numPr>
+        <w:rPr>
+          <w:rFonts w:ascii="Times New Roman" w:hAnsi="Times New Roman" w:cs="Times New Roman"/>
+        </w:rPr>
       </w:pPr>
       <w:r>
         <w:rPr>
           <w:rStyle w:val="VerbatimChar"/>
-        </w:rPr>
-        <w:t xml:space="preserve">PATCH /api/groups/{groupId}/expenses/{expenseId}</w:t>
-      </w:r>
-      <w:r>
-        <w:t xml:space="preserve">: edit an expense (only the person who paid).</w:t>
+          <w:rFonts w:ascii="Times New Roman" w:hAnsi="Times New Roman" w:cs="Times New Roman"/>
+        </w:rPr>
+        <w:t>PATCH /api/groups/{groupId}/expenses/{expenseId}</w:t>
+      </w:r>
+      <w:r>
+        <w:rPr>
+          <w:rFonts w:ascii="Times New Roman" w:hAnsi="Times New Roman" w:cs="Times New Roman"/>
+        </w:rPr>
+        <w:t>: edit an expense (only the person who paid).</w:t>
       </w:r>
     </w:p>
     <w:p>
@@ -1155,17 +2288,24 @@
         <w:pStyle w:val="Compact"/>
         <w:numPr>
           <w:ilvl w:val="0"/>
-          <w:numId w:val="1006"/>
+          <w:numId w:val="7"/>
         </w:numPr>
+        <w:rPr>
+          <w:rFonts w:ascii="Times New Roman" w:hAnsi="Times New Roman" w:cs="Times New Roman"/>
+        </w:rPr>
       </w:pPr>
       <w:r>
         <w:rPr>
           <w:rStyle w:val="VerbatimChar"/>
-        </w:rPr>
-        <w:t xml:space="preserve">DELETE /api/groups/{groupId}/expenses/{expenseId}</w:t>
-      </w:r>
-      <w:r>
-        <w:t xml:space="preserve">: delete an expense (only the person who paid).</w:t>
+          <w:rFonts w:ascii="Times New Roman" w:hAnsi="Times New Roman" w:cs="Times New Roman"/>
+        </w:rPr>
+        <w:t>DELETE /api/groups/{groupId}/expenses/{expenseId}</w:t>
+      </w:r>
+      <w:r>
+        <w:rPr>
+          <w:rFonts w:ascii="Times New Roman" w:hAnsi="Times New Roman" w:cs="Times New Roman"/>
+        </w:rPr>
+        <w:t>: delete an expense (only the person who paid).</w:t>
       </w:r>
     </w:p>
     <w:p>
@@ -1173,17 +2313,24 @@
         <w:pStyle w:val="Compact"/>
         <w:numPr>
           <w:ilvl w:val="0"/>
-          <w:numId w:val="1006"/>
+          <w:numId w:val="7"/>
         </w:numPr>
+        <w:rPr>
+          <w:rFonts w:ascii="Times New Roman" w:hAnsi="Times New Roman" w:cs="Times New Roman"/>
+        </w:rPr>
       </w:pPr>
       <w:r>
         <w:rPr>
           <w:rStyle w:val="VerbatimChar"/>
-        </w:rPr>
-        <w:t xml:space="preserve">PUT /api/groups/{groupId}/expenses/{expenseId}/receipt</w:t>
-      </w:r>
-      <w:r>
-        <w:t xml:space="preserve">: upload or replace the receipt photo (only the person who paid). Max 5 MB, JPEG/PNG/WebP only. The server checks the actual file bytes, not just the file name.</w:t>
+          <w:rFonts w:ascii="Times New Roman" w:hAnsi="Times New Roman" w:cs="Times New Roman"/>
+        </w:rPr>
+        <w:t>PUT /api/groups/{groupId}/expenses/{expenseId}/receipt</w:t>
+      </w:r>
+      <w:r>
+        <w:rPr>
+          <w:rFonts w:ascii="Times New Roman" w:hAnsi="Times New Roman" w:cs="Times New Roman"/>
+        </w:rPr>
+        <w:t>: upload or replace the receipt photo (only the person who paid). Max 5 MB, JPEG/PNG/WebP only. The server checks the actual file bytes, not just the file name.</w:t>
       </w:r>
     </w:p>
     <w:p>
@@ -1191,17 +2338,25 @@
         <w:pStyle w:val="Compact"/>
         <w:numPr>
           <w:ilvl w:val="0"/>
-          <w:numId w:val="1006"/>
+          <w:numId w:val="7"/>
         </w:numPr>
+        <w:rPr>
+          <w:rFonts w:ascii="Times New Roman" w:hAnsi="Times New Roman" w:cs="Times New Roman"/>
+        </w:rPr>
       </w:pPr>
       <w:r>
         <w:rPr>
           <w:rStyle w:val="VerbatimChar"/>
-        </w:rPr>
-        <w:t xml:space="preserve">GET /api/groups/{groupId}/expenses/{expenseId}/receipt</w:t>
-      </w:r>
-      <w:r>
-        <w:t xml:space="preserve">: view the receipt photo (members only).</w:t>
+          <w:rFonts w:ascii="Times New Roman" w:hAnsi="Times New Roman" w:cs="Times New Roman"/>
+        </w:rPr>
+        <w:lastRenderedPageBreak/>
+        <w:t>GET /api/groups/{groupId}/expenses/{expenseId}/receipt</w:t>
+      </w:r>
+      <w:r>
+        <w:rPr>
+          <w:rFonts w:ascii="Times New Roman" w:hAnsi="Times New Roman" w:cs="Times New Roman"/>
+        </w:rPr>
+        <w:t>: view the receipt photo (members only).</w:t>
       </w:r>
     </w:p>
     <w:p>
@@ -1209,25 +2364,38 @@
         <w:pStyle w:val="Compact"/>
         <w:numPr>
           <w:ilvl w:val="0"/>
-          <w:numId w:val="1006"/>
+          <w:numId w:val="7"/>
         </w:numPr>
+        <w:rPr>
+          <w:rFonts w:ascii="Times New Roman" w:hAnsi="Times New Roman" w:cs="Times New Roman"/>
+        </w:rPr>
       </w:pPr>
       <w:r>
         <w:rPr>
           <w:rStyle w:val="VerbatimChar"/>
-        </w:rPr>
-        <w:t xml:space="preserve">DELETE /api/groups/{groupId}/expenses/{expenseId}/receipt</w:t>
-      </w:r>
-      <w:r>
-        <w:t xml:space="preserve">: remove the receipt photo (only the person who paid).</w:t>
+          <w:rFonts w:ascii="Times New Roman" w:hAnsi="Times New Roman" w:cs="Times New Roman"/>
+        </w:rPr>
+        <w:t>DELETE /api/groups/{groupId}/expenses/{expenseId}/receipt</w:t>
+      </w:r>
+      <w:r>
+        <w:rPr>
+          <w:rFonts w:ascii="Times New Roman" w:hAnsi="Times New Roman" w:cs="Times New Roman"/>
+        </w:rPr>
+        <w:t>: remove the receipt photo (only the person who paid).</w:t>
       </w:r>
     </w:p>
     <w:p>
       <w:pPr>
         <w:pStyle w:val="FirstParagraph"/>
-      </w:pPr>
-      <w:r>
-        <w:t xml:space="preserve">The split maths is done in whole cents instead of decimals, so the shares always add back up to the exact total:</w:t>
+        <w:rPr>
+          <w:rFonts w:ascii="Times New Roman" w:hAnsi="Times New Roman" w:cs="Times New Roman"/>
+        </w:rPr>
+      </w:pPr>
+      <w:r>
+        <w:rPr>
+          <w:rFonts w:ascii="Times New Roman" w:hAnsi="Times New Roman" w:cs="Times New Roman"/>
+        </w:rPr>
+        <w:t>The split maths is done in whole cents instead of decimals, so the shares always add back up to the exact total:</w:t>
       </w:r>
     </w:p>
     <w:p>
@@ -1235,17 +2403,24 @@
         <w:pStyle w:val="Compact"/>
         <w:numPr>
           <w:ilvl w:val="0"/>
-          <w:numId w:val="1006"/>
+          <w:numId w:val="7"/>
         </w:numPr>
-      </w:pPr>
-      <w:r>
-        <w:rPr>
+        <w:rPr>
+          <w:rFonts w:ascii="Times New Roman" w:hAnsi="Times New Roman" w:cs="Times New Roman"/>
+        </w:rPr>
+      </w:pPr>
+      <w:r>
+        <w:rPr>
+          <w:rFonts w:ascii="Times New Roman" w:hAnsi="Times New Roman" w:cs="Times New Roman"/>
           <w:i/>
           <w:iCs/>
         </w:rPr>
-        <w:t xml:space="preserve">Equal split:</w:t>
-      </w:r>
-      <w:r>
+        <w:t>Equal split:</w:t>
+      </w:r>
+      <w:r>
+        <w:rPr>
+          <w:rFonts w:ascii="Times New Roman" w:hAnsi="Times New Roman" w:cs="Times New Roman"/>
+        </w:rPr>
         <w:t xml:space="preserve"> the total in cents is divided evenly, and any leftover cents go to the first members in the list.</w:t>
       </w:r>
     </w:p>
@@ -1254,43 +2429,66 @@
         <w:pStyle w:val="Compact"/>
         <w:numPr>
           <w:ilvl w:val="0"/>
-          <w:numId w:val="1006"/>
+          <w:numId w:val="7"/>
         </w:numPr>
-      </w:pPr>
-      <w:r>
-        <w:rPr>
+        <w:rPr>
+          <w:rFonts w:ascii="Times New Roman" w:hAnsi="Times New Roman" w:cs="Times New Roman"/>
+        </w:rPr>
+      </w:pPr>
+      <w:r>
+        <w:rPr>
+          <w:rFonts w:ascii="Times New Roman" w:hAnsi="Times New Roman" w:cs="Times New Roman"/>
           <w:i/>
           <w:iCs/>
         </w:rPr>
-        <w:t xml:space="preserve">Percentage split:</w:t>
-      </w:r>
-      <w:r>
+        <w:t>Percentage split:</w:t>
+      </w:r>
+      <w:r>
+        <w:rPr>
+          <w:rFonts w:ascii="Times New Roman" w:hAnsi="Times New Roman" w:cs="Times New Roman"/>
+        </w:rPr>
         <w:t xml:space="preserve"> largest remainder method. Everyone gets their share rounded down to the cent, then the leftover cents go to whoever had the biggest fraction cut off.</w:t>
       </w:r>
     </w:p>
     <w:p>
       <w:pPr>
         <w:pStyle w:val="BodyText"/>
-      </w:pPr>
-      <w:r>
-        <w:t xml:space="preserve">Receipt photos are shrunk in the browser before uploading (max 1600px, JPEG). This keeps them to a few hundred KB and also removes location data from the photo.</w:t>
+        <w:rPr>
+          <w:rFonts w:ascii="Times New Roman" w:hAnsi="Times New Roman" w:cs="Times New Roman"/>
+        </w:rPr>
+      </w:pPr>
+      <w:r>
+        <w:rPr>
+          <w:rFonts w:ascii="Times New Roman" w:hAnsi="Times New Roman" w:cs="Times New Roman"/>
+        </w:rPr>
+        <w:t>Receipt photos are shrunk in the browser before uploading (max 1600px, JPEG). This keeps them to a few hundred KB and also removes location data from the photo.</w:t>
       </w:r>
     </w:p>
     <w:p>
       <w:pPr>
         <w:pStyle w:val="Heading3"/>
-      </w:pPr>
-      <w:r>
-        <w:t xml:space="preserve">Settlements &amp; Balances (</w:t>
+        <w:rPr>
+          <w:rFonts w:ascii="Times New Roman" w:hAnsi="Times New Roman" w:cs="Times New Roman"/>
+        </w:rPr>
+      </w:pPr>
+      <w:r>
+        <w:rPr>
+          <w:rFonts w:ascii="Times New Roman" w:hAnsi="Times New Roman" w:cs="Times New Roman"/>
+        </w:rPr>
+        <w:t>Settlements &amp; Balances (</w:t>
       </w:r>
       <w:r>
         <w:rPr>
           <w:rStyle w:val="VerbatimChar"/>
-        </w:rPr>
-        <w:t xml:space="preserve">SettlementsController</w:t>
-      </w:r>
-      <w:r>
-        <w:t xml:space="preserve">)</w:t>
+          <w:rFonts w:ascii="Times New Roman" w:hAnsi="Times New Roman" w:cs="Times New Roman"/>
+        </w:rPr>
+        <w:t>SettlementsController</w:t>
+      </w:r>
+      <w:r>
+        <w:rPr>
+          <w:rFonts w:ascii="Times New Roman" w:hAnsi="Times New Roman" w:cs="Times New Roman"/>
+        </w:rPr>
+        <w:t>)</w:t>
       </w:r>
     </w:p>
     <w:p>
@@ -1298,17 +2496,24 @@
         <w:pStyle w:val="Compact"/>
         <w:numPr>
           <w:ilvl w:val="0"/>
-          <w:numId w:val="1007"/>
+          <w:numId w:val="8"/>
         </w:numPr>
+        <w:rPr>
+          <w:rFonts w:ascii="Times New Roman" w:hAnsi="Times New Roman" w:cs="Times New Roman"/>
+        </w:rPr>
       </w:pPr>
       <w:r>
         <w:rPr>
           <w:rStyle w:val="VerbatimChar"/>
-        </w:rPr>
-        <w:t xml:space="preserve">GET /api/groups/{groupId}/balances</w:t>
-      </w:r>
-      <w:r>
-        <w:t xml:space="preserve">: works out your net balance with every other member by going through all the expense shares and settlements. Balances between two other members aren't shown.</w:t>
+          <w:rFonts w:ascii="Times New Roman" w:hAnsi="Times New Roman" w:cs="Times New Roman"/>
+        </w:rPr>
+        <w:t>GET /api/groups/{groupId}/balances</w:t>
+      </w:r>
+      <w:r>
+        <w:rPr>
+          <w:rFonts w:ascii="Times New Roman" w:hAnsi="Times New Roman" w:cs="Times New Roman"/>
+        </w:rPr>
+        <w:t>: works out your net balance with every other member by going through all the expense shares and settlements. Balances between two other members aren't shown.</w:t>
       </w:r>
     </w:p>
     <w:p>
@@ -1316,17 +2521,24 @@
         <w:pStyle w:val="Compact"/>
         <w:numPr>
           <w:ilvl w:val="0"/>
-          <w:numId w:val="1007"/>
+          <w:numId w:val="8"/>
         </w:numPr>
+        <w:rPr>
+          <w:rFonts w:ascii="Times New Roman" w:hAnsi="Times New Roman" w:cs="Times New Roman"/>
+        </w:rPr>
       </w:pPr>
       <w:r>
         <w:rPr>
           <w:rStyle w:val="VerbatimChar"/>
-        </w:rPr>
-        <w:t xml:space="preserve">GET /api/groups/{groupId}/settlements</w:t>
-      </w:r>
-      <w:r>
-        <w:t xml:space="preserve">: list the settlements recorded in a group.</w:t>
+          <w:rFonts w:ascii="Times New Roman" w:hAnsi="Times New Roman" w:cs="Times New Roman"/>
+        </w:rPr>
+        <w:t>GET /api/groups/{groupId}/settlements</w:t>
+      </w:r>
+      <w:r>
+        <w:rPr>
+          <w:rFonts w:ascii="Times New Roman" w:hAnsi="Times New Roman" w:cs="Times New Roman"/>
+        </w:rPr>
+        <w:t>: list the settlements recorded in a group.</w:t>
       </w:r>
     </w:p>
     <w:p>
@@ -1334,34 +2546,51 @@
         <w:pStyle w:val="Compact"/>
         <w:numPr>
           <w:ilvl w:val="0"/>
-          <w:numId w:val="1007"/>
+          <w:numId w:val="8"/>
         </w:numPr>
+        <w:rPr>
+          <w:rFonts w:ascii="Times New Roman" w:hAnsi="Times New Roman" w:cs="Times New Roman"/>
+        </w:rPr>
       </w:pPr>
       <w:r>
         <w:rPr>
           <w:rStyle w:val="VerbatimChar"/>
-        </w:rPr>
-        <w:t xml:space="preserve">POST /api/groups/{groupId}/settlements</w:t>
-      </w:r>
-      <w:r>
-        <w:t xml:space="preserve">: record a payment between you and another member, which reduces the balance. The other person gets a notification.</w:t>
+          <w:rFonts w:ascii="Times New Roman" w:hAnsi="Times New Roman" w:cs="Times New Roman"/>
+        </w:rPr>
+        <w:t>POST /api/groups/{groupId}/settlements</w:t>
+      </w:r>
+      <w:r>
+        <w:rPr>
+          <w:rFonts w:ascii="Times New Roman" w:hAnsi="Times New Roman" w:cs="Times New Roman"/>
+        </w:rPr>
+        <w:t>: record a payment between you and another member, which reduces the balance. The other person gets a notification.</w:t>
       </w:r>
     </w:p>
     <w:p>
       <w:pPr>
         <w:pStyle w:val="Heading3"/>
-      </w:pPr>
-      <w:r>
-        <w:t xml:space="preserve">Notifications (</w:t>
+        <w:rPr>
+          <w:rFonts w:ascii="Times New Roman" w:hAnsi="Times New Roman" w:cs="Times New Roman"/>
+        </w:rPr>
+      </w:pPr>
+      <w:r>
+        <w:rPr>
+          <w:rFonts w:ascii="Times New Roman" w:hAnsi="Times New Roman" w:cs="Times New Roman"/>
+        </w:rPr>
+        <w:t>Notifications (</w:t>
       </w:r>
       <w:r>
         <w:rPr>
           <w:rStyle w:val="VerbatimChar"/>
-        </w:rPr>
-        <w:t xml:space="preserve">NotificationsController</w:t>
-      </w:r>
-      <w:r>
-        <w:t xml:space="preserve">)</w:t>
+          <w:rFonts w:ascii="Times New Roman" w:hAnsi="Times New Roman" w:cs="Times New Roman"/>
+        </w:rPr>
+        <w:t>NotificationsController</w:t>
+      </w:r>
+      <w:r>
+        <w:rPr>
+          <w:rFonts w:ascii="Times New Roman" w:hAnsi="Times New Roman" w:cs="Times New Roman"/>
+        </w:rPr>
+        <w:t>)</w:t>
       </w:r>
     </w:p>
     <w:p>
@@ -1369,17 +2598,24 @@
         <w:pStyle w:val="Compact"/>
         <w:numPr>
           <w:ilvl w:val="0"/>
-          <w:numId w:val="1007"/>
+          <w:numId w:val="8"/>
         </w:numPr>
+        <w:rPr>
+          <w:rFonts w:ascii="Times New Roman" w:hAnsi="Times New Roman" w:cs="Times New Roman"/>
+        </w:rPr>
       </w:pPr>
       <w:r>
         <w:rPr>
           <w:rStyle w:val="VerbatimChar"/>
-        </w:rPr>
-        <w:t xml:space="preserve">GET /api/notifications</w:t>
-      </w:r>
-      <w:r>
-        <w:t xml:space="preserve">: your latest 50 notifications, newest first.</w:t>
+          <w:rFonts w:ascii="Times New Roman" w:hAnsi="Times New Roman" w:cs="Times New Roman"/>
+        </w:rPr>
+        <w:t>GET /api/notifications</w:t>
+      </w:r>
+      <w:r>
+        <w:rPr>
+          <w:rFonts w:ascii="Times New Roman" w:hAnsi="Times New Roman" w:cs="Times New Roman"/>
+        </w:rPr>
+        <w:t>: your latest 50 notifications, newest first.</w:t>
       </w:r>
     </w:p>
     <w:p>
@@ -1387,17 +2623,24 @@
         <w:pStyle w:val="Compact"/>
         <w:numPr>
           <w:ilvl w:val="0"/>
-          <w:numId w:val="1007"/>
+          <w:numId w:val="8"/>
         </w:numPr>
+        <w:rPr>
+          <w:rFonts w:ascii="Times New Roman" w:hAnsi="Times New Roman" w:cs="Times New Roman"/>
+        </w:rPr>
       </w:pPr>
       <w:r>
         <w:rPr>
           <w:rStyle w:val="VerbatimChar"/>
-        </w:rPr>
-        <w:t xml:space="preserve">GET /api/notifications/unread-count</w:t>
-      </w:r>
-      <w:r>
-        <w:t xml:space="preserve">: how many are unread, for the bell icon.</w:t>
+          <w:rFonts w:ascii="Times New Roman" w:hAnsi="Times New Roman" w:cs="Times New Roman"/>
+        </w:rPr>
+        <w:t>GET /api/notifications/unread-count</w:t>
+      </w:r>
+      <w:r>
+        <w:rPr>
+          <w:rFonts w:ascii="Times New Roman" w:hAnsi="Times New Roman" w:cs="Times New Roman"/>
+        </w:rPr>
+        <w:t>: how many are unread, for the bell icon.</w:t>
       </w:r>
     </w:p>
     <w:p>
@@ -1405,42 +2648,65 @@
         <w:pStyle w:val="Compact"/>
         <w:numPr>
           <w:ilvl w:val="0"/>
-          <w:numId w:val="1007"/>
+          <w:numId w:val="8"/>
         </w:numPr>
+        <w:rPr>
+          <w:rFonts w:ascii="Times New Roman" w:hAnsi="Times New Roman" w:cs="Times New Roman"/>
+        </w:rPr>
       </w:pPr>
       <w:r>
         <w:rPr>
           <w:rStyle w:val="VerbatimChar"/>
-        </w:rPr>
-        <w:t xml:space="preserve">POST /api/notifications/{id}/read</w:t>
-      </w:r>
-      <w:r>
+          <w:rFonts w:ascii="Times New Roman" w:hAnsi="Times New Roman" w:cs="Times New Roman"/>
+        </w:rPr>
+        <w:t>POST /api/notifications/{id}/read</w:t>
+      </w:r>
+      <w:r>
+        <w:rPr>
+          <w:rFonts w:ascii="Times New Roman" w:hAnsi="Times New Roman" w:cs="Times New Roman"/>
+        </w:rPr>
         <w:t xml:space="preserve"> and </w:t>
       </w:r>
       <w:r>
         <w:rPr>
           <w:rStyle w:val="VerbatimChar"/>
-        </w:rPr>
-        <w:t xml:space="preserve">POST /api/notifications/read-all</w:t>
-      </w:r>
-      <w:r>
-        <w:t xml:space="preserve">: mark notifications as read.</w:t>
+          <w:rFonts w:ascii="Times New Roman" w:hAnsi="Times New Roman" w:cs="Times New Roman"/>
+        </w:rPr>
+        <w:t>POST /api/notifications/read-all</w:t>
+      </w:r>
+      <w:r>
+        <w:rPr>
+          <w:rFonts w:ascii="Times New Roman" w:hAnsi="Times New Roman" w:cs="Times New Roman"/>
+        </w:rPr>
+        <w:t>: mark notifications as read.</w:t>
       </w:r>
     </w:p>
     <w:p>
       <w:pPr>
         <w:pStyle w:val="BodyText"/>
-      </w:pPr>
-      <w:r>
-        <w:t xml:space="preserve">You get a notification when someone adds an expense in your group, records a settlement with you, adds or removes you from a group, or deletes a group you're in.</w:t>
+        <w:rPr>
+          <w:rFonts w:ascii="Times New Roman" w:hAnsi="Times New Roman" w:cs="Times New Roman"/>
+        </w:rPr>
+      </w:pPr>
+      <w:r>
+        <w:rPr>
+          <w:rFonts w:ascii="Times New Roman" w:hAnsi="Times New Roman" w:cs="Times New Roman"/>
+        </w:rPr>
+        <w:t>You get a notification when someone adds an expense in your group, records a settlement with you, adds or removes you from a group, or deletes a group you're in.</w:t>
       </w:r>
     </w:p>
     <w:p>
       <w:pPr>
         <w:pStyle w:val="Heading3"/>
-      </w:pPr>
-      <w:r>
-        <w:t xml:space="preserve">Frontend Pages</w:t>
+        <w:rPr>
+          <w:rFonts w:ascii="Times New Roman" w:hAnsi="Times New Roman" w:cs="Times New Roman"/>
+        </w:rPr>
+      </w:pPr>
+      <w:r>
+        <w:rPr>
+          <w:rFonts w:ascii="Times New Roman" w:hAnsi="Times New Roman" w:cs="Times New Roman"/>
+        </w:rPr>
+        <w:t>Frontend Pages</w:t>
       </w:r>
     </w:p>
     <w:p>
@@ -1448,17 +2714,24 @@
         <w:pStyle w:val="Compact"/>
         <w:numPr>
           <w:ilvl w:val="0"/>
-          <w:numId w:val="1008"/>
+          <w:numId w:val="9"/>
         </w:numPr>
+        <w:rPr>
+          <w:rFonts w:ascii="Times New Roman" w:hAnsi="Times New Roman" w:cs="Times New Roman"/>
+        </w:rPr>
       </w:pPr>
       <w:r>
         <w:rPr>
           <w:rStyle w:val="VerbatimChar"/>
-        </w:rPr>
-        <w:t xml:space="preserve">LandingPage</w:t>
-      </w:r>
-      <w:r>
-        <w:t xml:space="preserve">: the page you see before signing in.</w:t>
+          <w:rFonts w:ascii="Times New Roman" w:hAnsi="Times New Roman" w:cs="Times New Roman"/>
+        </w:rPr>
+        <w:t>LandingPage</w:t>
+      </w:r>
+      <w:r>
+        <w:rPr>
+          <w:rFonts w:ascii="Times New Roman" w:hAnsi="Times New Roman" w:cs="Times New Roman"/>
+        </w:rPr>
+        <w:t>: the page you see before signing in.</w:t>
       </w:r>
     </w:p>
     <w:p>
@@ -1466,17 +2739,24 @@
         <w:pStyle w:val="Compact"/>
         <w:numPr>
           <w:ilvl w:val="0"/>
-          <w:numId w:val="1008"/>
+          <w:numId w:val="9"/>
         </w:numPr>
+        <w:rPr>
+          <w:rFonts w:ascii="Times New Roman" w:hAnsi="Times New Roman" w:cs="Times New Roman"/>
+        </w:rPr>
       </w:pPr>
       <w:r>
         <w:rPr>
           <w:rStyle w:val="VerbatimChar"/>
-        </w:rPr>
-        <w:t xml:space="preserve">AuthenticationPage</w:t>
-      </w:r>
-      <w:r>
-        <w:t xml:space="preserve">: sign in / create account, with a show/hide password button.</w:t>
+          <w:rFonts w:ascii="Times New Roman" w:hAnsi="Times New Roman" w:cs="Times New Roman"/>
+        </w:rPr>
+        <w:t>AuthenticationPage</w:t>
+      </w:r>
+      <w:r>
+        <w:rPr>
+          <w:rFonts w:ascii="Times New Roman" w:hAnsi="Times New Roman" w:cs="Times New Roman"/>
+        </w:rPr>
+        <w:t>: sign in / create account, with a show/hide password button.</w:t>
       </w:r>
     </w:p>
     <w:p>
@@ -1484,17 +2764,24 @@
         <w:pStyle w:val="Compact"/>
         <w:numPr>
           <w:ilvl w:val="0"/>
-          <w:numId w:val="1008"/>
+          <w:numId w:val="9"/>
         </w:numPr>
+        <w:rPr>
+          <w:rFonts w:ascii="Times New Roman" w:hAnsi="Times New Roman" w:cs="Times New Roman"/>
+        </w:rPr>
       </w:pPr>
       <w:r>
         <w:rPr>
           <w:rStyle w:val="VerbatimChar"/>
-        </w:rPr>
-        <w:t xml:space="preserve">HomePage</w:t>
-      </w:r>
-      <w:r>
-        <w:t xml:space="preserve">: the first page after signing in.</w:t>
+          <w:rFonts w:ascii="Times New Roman" w:hAnsi="Times New Roman" w:cs="Times New Roman"/>
+        </w:rPr>
+        <w:t>HomePage</w:t>
+      </w:r>
+      <w:r>
+        <w:rPr>
+          <w:rFonts w:ascii="Times New Roman" w:hAnsi="Times New Roman" w:cs="Times New Roman"/>
+        </w:rPr>
+        <w:t>: the first page after signing in.</w:t>
       </w:r>
     </w:p>
     <w:p>
@@ -1502,17 +2789,24 @@
         <w:pStyle w:val="Compact"/>
         <w:numPr>
           <w:ilvl w:val="0"/>
-          <w:numId w:val="1008"/>
+          <w:numId w:val="9"/>
         </w:numPr>
+        <w:rPr>
+          <w:rFonts w:ascii="Times New Roman" w:hAnsi="Times New Roman" w:cs="Times New Roman"/>
+        </w:rPr>
       </w:pPr>
       <w:r>
         <w:rPr>
           <w:rStyle w:val="VerbatimChar"/>
-        </w:rPr>
-        <w:t xml:space="preserve">ProfilePage</w:t>
-      </w:r>
-      <w:r>
-        <w:t xml:space="preserve">: shows your account details and lets you delete your account.</w:t>
+          <w:rFonts w:ascii="Times New Roman" w:hAnsi="Times New Roman" w:cs="Times New Roman"/>
+        </w:rPr>
+        <w:t>ProfilePage</w:t>
+      </w:r>
+      <w:r>
+        <w:rPr>
+          <w:rFonts w:ascii="Times New Roman" w:hAnsi="Times New Roman" w:cs="Times New Roman"/>
+        </w:rPr>
+        <w:t>: shows your account details and lets you delete your account.</w:t>
       </w:r>
     </w:p>
     <w:p>
@@ -1520,17 +2814,24 @@
         <w:pStyle w:val="Compact"/>
         <w:numPr>
           <w:ilvl w:val="0"/>
-          <w:numId w:val="1008"/>
+          <w:numId w:val="9"/>
         </w:numPr>
+        <w:rPr>
+          <w:rFonts w:ascii="Times New Roman" w:hAnsi="Times New Roman" w:cs="Times New Roman"/>
+        </w:rPr>
       </w:pPr>
       <w:r>
         <w:rPr>
           <w:rStyle w:val="VerbatimChar"/>
-        </w:rPr>
-        <w:t xml:space="preserve">GroupsPage</w:t>
-      </w:r>
-      <w:r>
-        <w:t xml:space="preserve">: list, create and join groups.</w:t>
+          <w:rFonts w:ascii="Times New Roman" w:hAnsi="Times New Roman" w:cs="Times New Roman"/>
+        </w:rPr>
+        <w:t>GroupsPage</w:t>
+      </w:r>
+      <w:r>
+        <w:rPr>
+          <w:rFonts w:ascii="Times New Roman" w:hAnsi="Times New Roman" w:cs="Times New Roman"/>
+        </w:rPr>
+        <w:t>: list, create and join groups.</w:t>
       </w:r>
     </w:p>
     <w:p>
@@ -1538,17 +2839,24 @@
         <w:pStyle w:val="Compact"/>
         <w:numPr>
           <w:ilvl w:val="0"/>
-          <w:numId w:val="1008"/>
+          <w:numId w:val="9"/>
         </w:numPr>
+        <w:rPr>
+          <w:rFonts w:ascii="Times New Roman" w:hAnsi="Times New Roman" w:cs="Times New Roman"/>
+        </w:rPr>
       </w:pPr>
       <w:r>
         <w:rPr>
           <w:rStyle w:val="VerbatimChar"/>
-        </w:rPr>
-        <w:t xml:space="preserve">GroupDashboardPage</w:t>
-      </w:r>
-      <w:r>
-        <w:t xml:space="preserve">: one group's page with Overview (balances, add expense, record settlement), Transactions (expenses, settlements and receipts) and Members tabs. It refreshes itself every 20 seconds and when you come back to the tab, so you see other people's changes without reloading.</w:t>
+          <w:rFonts w:ascii="Times New Roman" w:hAnsi="Times New Roman" w:cs="Times New Roman"/>
+        </w:rPr>
+        <w:t>GroupDashboardPage</w:t>
+      </w:r>
+      <w:r>
+        <w:rPr>
+          <w:rFonts w:ascii="Times New Roman" w:hAnsi="Times New Roman" w:cs="Times New Roman"/>
+        </w:rPr>
+        <w:t>: one group's page with Overview (balances, add expense, record settlement), Transactions (expenses, settlements and receipts) and Members tabs. It refreshes itself every 20 seconds and when you come back to the tab, so you see other people's changes without reloading.</w:t>
       </w:r>
     </w:p>
     <w:p>
@@ -1556,55 +2864,84 @@
         <w:pStyle w:val="Compact"/>
         <w:numPr>
           <w:ilvl w:val="0"/>
-          <w:numId w:val="1008"/>
+          <w:numId w:val="9"/>
         </w:numPr>
-      </w:pPr>
-      <w:r>
+        <w:rPr>
+          <w:rFonts w:ascii="Times New Roman" w:hAnsi="Times New Roman" w:cs="Times New Roman"/>
+        </w:rPr>
+      </w:pPr>
+      <w:r>
+        <w:rPr>
+          <w:rFonts w:ascii="Times New Roman" w:hAnsi="Times New Roman" w:cs="Times New Roman"/>
+        </w:rPr>
+        <w:lastRenderedPageBreak/>
         <w:t xml:space="preserve">Main components: </w:t>
       </w:r>
       <w:r>
         <w:rPr>
           <w:rStyle w:val="VerbatimChar"/>
-        </w:rPr>
-        <w:t xml:space="preserve">AddExpenseModal</w:t>
-      </w:r>
-      <w:r>
+          <w:rFonts w:ascii="Times New Roman" w:hAnsi="Times New Roman" w:cs="Times New Roman"/>
+        </w:rPr>
+        <w:t>AddExpenseModal</w:t>
+      </w:r>
+      <w:r>
+        <w:rPr>
+          <w:rFonts w:ascii="Times New Roman" w:hAnsi="Times New Roman" w:cs="Times New Roman"/>
+        </w:rPr>
         <w:t xml:space="preserve"> (add/edit expenses, split amounts auto balance as you type, attach a receipt), </w:t>
       </w:r>
       <w:r>
         <w:rPr>
           <w:rStyle w:val="VerbatimChar"/>
-        </w:rPr>
-        <w:t xml:space="preserve">ReceiptModal</w:t>
-      </w:r>
-      <w:r>
+          <w:rFonts w:ascii="Times New Roman" w:hAnsi="Times New Roman" w:cs="Times New Roman"/>
+        </w:rPr>
+        <w:t>ReceiptModal</w:t>
+      </w:r>
+      <w:r>
+        <w:rPr>
+          <w:rFonts w:ascii="Times New Roman" w:hAnsi="Times New Roman" w:cs="Times New Roman"/>
+        </w:rPr>
         <w:t xml:space="preserve"> (view a receipt), </w:t>
       </w:r>
       <w:r>
         <w:rPr>
           <w:rStyle w:val="VerbatimChar"/>
-        </w:rPr>
-        <w:t xml:space="preserve">NotificationBell</w:t>
-      </w:r>
-      <w:r>
+          <w:rFonts w:ascii="Times New Roman" w:hAnsi="Times New Roman" w:cs="Times New Roman"/>
+        </w:rPr>
+        <w:t>NotificationBell</w:t>
+      </w:r>
+      <w:r>
+        <w:rPr>
+          <w:rFonts w:ascii="Times New Roman" w:hAnsi="Times New Roman" w:cs="Times New Roman"/>
+        </w:rPr>
         <w:t xml:space="preserve"> and </w:t>
       </w:r>
       <w:r>
         <w:rPr>
           <w:rStyle w:val="VerbatimChar"/>
-        </w:rPr>
-        <w:t xml:space="preserve">ThemeToggle</w:t>
-      </w:r>
-      <w:r>
+          <w:rFonts w:ascii="Times New Roman" w:hAnsi="Times New Roman" w:cs="Times New Roman"/>
+        </w:rPr>
+        <w:t>ThemeToggle</w:t>
+      </w:r>
+      <w:r>
+        <w:rPr>
+          <w:rFonts w:ascii="Times New Roman" w:hAnsi="Times New Roman" w:cs="Times New Roman"/>
+        </w:rPr>
         <w:t xml:space="preserve"> (light/dark mode).</w:t>
       </w:r>
     </w:p>
     <w:p>
       <w:pPr>
         <w:pStyle w:val="Heading2"/>
-      </w:pPr>
-      <w:r>
-        <w:t xml:space="preserve">8. Testing</w:t>
+        <w:rPr>
+          <w:rFonts w:ascii="Times New Roman" w:hAnsi="Times New Roman" w:cs="Times New Roman"/>
+        </w:rPr>
+      </w:pPr>
+      <w:r>
+        <w:rPr>
+          <w:rFonts w:ascii="Times New Roman" w:hAnsi="Times New Roman" w:cs="Times New Roman"/>
+        </w:rPr>
+        <w:t>8. Testing</w:t>
       </w:r>
     </w:p>
     <w:p>
@@ -1612,26 +2949,37 @@
         <w:pStyle w:val="Compact"/>
         <w:numPr>
           <w:ilvl w:val="0"/>
-          <w:numId w:val="1009"/>
+          <w:numId w:val="10"/>
         </w:numPr>
-      </w:pPr>
-      <w:r>
-        <w:rPr>
+        <w:rPr>
+          <w:rFonts w:ascii="Times New Roman" w:hAnsi="Times New Roman" w:cs="Times New Roman"/>
+        </w:rPr>
+      </w:pPr>
+      <w:r>
+        <w:rPr>
+          <w:rFonts w:ascii="Times New Roman" w:hAnsi="Times New Roman" w:cs="Times New Roman"/>
           <w:b/>
           <w:bCs/>
         </w:rPr>
-        <w:t xml:space="preserve">Backend:</w:t>
-      </w:r>
-      <w:r>
+        <w:t>Backend:</w:t>
+      </w:r>
+      <w:r>
+        <w:rPr>
+          <w:rFonts w:ascii="Times New Roman" w:hAnsi="Times New Roman" w:cs="Times New Roman"/>
+        </w:rPr>
         <w:t xml:space="preserve"> integration tests in </w:t>
       </w:r>
       <w:r>
         <w:rPr>
           <w:rStyle w:val="VerbatimChar"/>
-        </w:rPr>
-        <w:t xml:space="preserve">server.Tests</w:t>
-      </w:r>
-      <w:r>
+          <w:rFonts w:ascii="Times New Roman" w:hAnsi="Times New Roman" w:cs="Times New Roman"/>
+        </w:rPr>
+        <w:t>server.Tests</w:t>
+      </w:r>
+      <w:r>
+        <w:rPr>
+          <w:rFonts w:ascii="Times New Roman" w:hAnsi="Times New Roman" w:cs="Times New Roman"/>
+        </w:rPr>
         <w:t xml:space="preserve"> using an in-memory database. They cover auth, groups, expenses (including the split maths and the edit/delete access checks), settlements, receipt photos and the health endpoint. 61 tests, all passing as of 6 Oct.</w:t>
       </w:r>
     </w:p>
@@ -1640,35 +2988,52 @@
         <w:pStyle w:val="Compact"/>
         <w:numPr>
           <w:ilvl w:val="0"/>
-          <w:numId w:val="1009"/>
+          <w:numId w:val="10"/>
         </w:numPr>
-      </w:pPr>
-      <w:r>
-        <w:rPr>
+        <w:rPr>
+          <w:rFonts w:ascii="Times New Roman" w:hAnsi="Times New Roman" w:cs="Times New Roman"/>
+        </w:rPr>
+      </w:pPr>
+      <w:r>
+        <w:rPr>
+          <w:rFonts w:ascii="Times New Roman" w:hAnsi="Times New Roman" w:cs="Times New Roman"/>
           <w:b/>
           <w:bCs/>
         </w:rPr>
-        <w:t xml:space="preserve">Frontend:</w:t>
-      </w:r>
-      <w:r>
+        <w:t>Frontend:</w:t>
+      </w:r>
+      <w:r>
+        <w:rPr>
+          <w:rFonts w:ascii="Times New Roman" w:hAnsi="Times New Roman" w:cs="Times New Roman"/>
+        </w:rPr>
         <w:t xml:space="preserve"> test cases written for authentication, groups, expenses, settlements, recurring expenses, activity and settings (in </w:t>
       </w:r>
       <w:r>
         <w:rPr>
           <w:rStyle w:val="VerbatimChar"/>
-        </w:rPr>
-        <w:t xml:space="preserve">Documentation/Test Cases</w:t>
-      </w:r>
-      <w:r>
+          <w:rFonts w:ascii="Times New Roman" w:hAnsi="Times New Roman" w:cs="Times New Roman"/>
+        </w:rPr>
+        <w:t>Documentation/Test Cases</w:t>
+      </w:r>
+      <w:r>
+        <w:rPr>
+          <w:rFonts w:ascii="Times New Roman" w:hAnsi="Times New Roman" w:cs="Times New Roman"/>
+        </w:rPr>
         <w:t>), all passing. Cypress e2e tests now cover authentication, the profile page, groups, the group dashboard, expenses (add, edit, delete and the payer-only access checks), receipts and notifications.</w:t>
       </w:r>
     </w:p>
     <w:p>
       <w:pPr>
         <w:pStyle w:val="Heading2"/>
-      </w:pPr>
-      <w:r>
-        <w:t xml:space="preserve">9. Known Gaps</w:t>
+        <w:rPr>
+          <w:rFonts w:ascii="Times New Roman" w:hAnsi="Times New Roman" w:cs="Times New Roman"/>
+        </w:rPr>
+      </w:pPr>
+      <w:r>
+        <w:rPr>
+          <w:rFonts w:ascii="Times New Roman" w:hAnsi="Times New Roman" w:cs="Times New Roman"/>
+        </w:rPr>
+        <w:t>9. Known Gaps</w:t>
       </w:r>
     </w:p>
     <w:p>
@@ -1676,11 +3041,17 @@
         <w:pStyle w:val="Compact"/>
         <w:numPr>
           <w:ilvl w:val="0"/>
-          <w:numId w:val="1010"/>
+          <w:numId w:val="11"/>
         </w:numPr>
-      </w:pPr>
-      <w:r>
-        <w:t xml:space="preserve">Login and database host are different from the SRS (see Section 6).</w:t>
+        <w:rPr>
+          <w:rFonts w:ascii="Times New Roman" w:hAnsi="Times New Roman" w:cs="Times New Roman"/>
+        </w:rPr>
+      </w:pPr>
+      <w:r>
+        <w:rPr>
+          <w:rFonts w:ascii="Times New Roman" w:hAnsi="Times New Roman" w:cs="Times New Roman"/>
+        </w:rPr>
+        <w:t>Login and database host are different from the SRS (see Section 6).</w:t>
       </w:r>
     </w:p>
     <w:p>
@@ -1688,11 +3059,17 @@
         <w:pStyle w:val="Compact"/>
         <w:numPr>
           <w:ilvl w:val="0"/>
-          <w:numId w:val="1010"/>
+          <w:numId w:val="11"/>
         </w:numPr>
-      </w:pPr>
-      <w:r>
-        <w:t xml:space="preserve">Recurring expenses, email notifications and the activity log are in the SRS but not built.</w:t>
+        <w:rPr>
+          <w:rFonts w:ascii="Times New Roman" w:hAnsi="Times New Roman" w:cs="Times New Roman"/>
+        </w:rPr>
+      </w:pPr>
+      <w:r>
+        <w:rPr>
+          <w:rFonts w:ascii="Times New Roman" w:hAnsi="Times New Roman" w:cs="Times New Roman"/>
+        </w:rPr>
+        <w:t>Recurring expenses, email notifications and the activity log are in the SRS but not built.</w:t>
       </w:r>
     </w:p>
     <w:p>
@@ -1700,11 +3077,17 @@
         <w:pStyle w:val="Compact"/>
         <w:numPr>
           <w:ilvl w:val="0"/>
-          <w:numId w:val="1010"/>
+          <w:numId w:val="11"/>
         </w:numPr>
-      </w:pPr>
-      <w:r>
-        <w:t xml:space="preserve">Percentage splits only save the dollar amount per person, not the percentage. So when you edit one, the percentages are worked out again from the amounts and might be rounded.</w:t>
+        <w:rPr>
+          <w:rFonts w:ascii="Times New Roman" w:hAnsi="Times New Roman" w:cs="Times New Roman"/>
+        </w:rPr>
+      </w:pPr>
+      <w:r>
+        <w:rPr>
+          <w:rFonts w:ascii="Times New Roman" w:hAnsi="Times New Roman" w:cs="Times New Roman"/>
+        </w:rPr>
+        <w:t>Percentage splits only save the dollar amount per person, not the percentage. So when you edit one, the percentages are worked out again from the amounts and might be rounded.</w:t>
       </w:r>
     </w:p>
     <w:p>
@@ -1712,48 +3095,137 @@
         <w:pStyle w:val="Compact"/>
         <w:numPr>
           <w:ilvl w:val="0"/>
-          <w:numId w:val="1010"/>
+          <w:numId w:val="11"/>
         </w:numPr>
-      </w:pPr>
-      <w:r>
-        <w:t xml:space="preserve">Only one receipt photo per expense.</w:t>
-      </w:r>
-    </w:p>
-    <w:bookmarkEnd w:id="22"/>
-    <w:bookmarkEnd w:id="23"/>
+        <w:rPr>
+          <w:rFonts w:ascii="Times New Roman" w:hAnsi="Times New Roman" w:cs="Times New Roman"/>
+        </w:rPr>
+      </w:pPr>
+      <w:r>
+        <w:rPr>
+          <w:rFonts w:ascii="Times New Roman" w:hAnsi="Times New Roman" w:cs="Times New Roman"/>
+        </w:rPr>
+        <w:t>Only one receipt photo per expense.</w:t>
+      </w:r>
+    </w:p>
     <w:p>
       <w:pPr>
         <w:pStyle w:val="Heading2"/>
-      </w:pPr>
-      <w:r>
+        <w:rPr>
+          <w:rFonts w:ascii="Times New Roman" w:hAnsi="Times New Roman" w:cs="Times New Roman"/>
+        </w:rPr>
+      </w:pPr>
+      <w:r>
+        <w:rPr>
+          <w:rFonts w:ascii="Times New Roman" w:hAnsi="Times New Roman" w:cs="Times New Roman"/>
+        </w:rPr>
         <w:t>10. Usage Analytics (Tableau)</w:t>
       </w:r>
     </w:p>
     <w:p>
       <w:pPr>
         <w:pStyle w:val="FirstParagraph"/>
-      </w:pPr>
-      <w:r>
+        <w:rPr>
+          <w:rFonts w:ascii="Times New Roman" w:hAnsi="Times New Roman" w:cs="Times New Roman"/>
+        </w:rPr>
+      </w:pPr>
+      <w:r>
+        <w:rPr>
+          <w:rFonts w:ascii="Times New Roman" w:hAnsi="Times New Roman" w:cs="Times New Roman"/>
+        </w:rPr>
         <w:t>These charts were built from a seeded sample dataset shaped like the app's schema (Jan to Sep 2026), not live production data, since real usage so far is too thin to chart. The data and a Tableau-ready workbook are in AmshShrestha_S394695/week10/charts and AmshShrestha_S394695/week10/xlsx. Two of the charts below (recurring spend and the activity log) model features that are in the SRS but not built yet (see Section 9), included to show what they'd look like once they are.</w:t>
       </w:r>
     </w:p>
     <w:p>
       <w:pPr>
         <w:jc w:val="center"/>
-      </w:pPr>
-      <w:r>
+        <w:rPr>
+          <w:rFonts w:ascii="Times New Roman" w:hAnsi="Times New Roman" w:cs="Times New Roman"/>
+        </w:rPr>
+      </w:pPr>
+      <w:r>
+        <w:rPr>
+          <w:rFonts w:ascii="Times New Roman" w:hAnsi="Times New Roman" w:cs="Times New Roman"/>
+          <w:noProof/>
+        </w:rPr>
         <w:drawing>
-          <wp:inline>
+          <wp:inline distT="0" distB="0" distL="0" distR="0" wp14:anchorId="571F4411" wp14:editId="65831824">
             <wp:extent cx="5486400" cy="2237173"/>
+            <wp:effectExtent l="0" t="0" r="0" b="0"/>
             <wp:docPr id="1" name="Picture 1"/>
             <wp:cNvGraphicFramePr>
-              <a:graphicFrameLocks noChangeAspect="1"/>
+              <a:graphicFrameLocks xmlns:a="http://schemas.openxmlformats.org/drawingml/2006/main" noChangeAspect="1"/>
             </wp:cNvGraphicFramePr>
-            <a:graphic>
+            <a:graphic xmlns:a="http://schemas.openxmlformats.org/drawingml/2006/main">
               <a:graphicData uri="http://schemas.openxmlformats.org/drawingml/2006/picture">
-                <pic:pic>
+                <pic:pic xmlns:pic="http://schemas.openxmlformats.org/drawingml/2006/picture">
                   <pic:nvPicPr>
                     <pic:cNvPr id="0" name="00_kpi_summary.png"/>
+                    <pic:cNvPicPr/>
+                  </pic:nvPicPr>
+                  <pic:blipFill>
+                    <a:blip r:embed="rId8"/>
+                    <a:stretch>
+                      <a:fillRect/>
+                    </a:stretch>
+                  </pic:blipFill>
+                  <pic:spPr>
+                    <a:xfrm>
+                      <a:off x="0" y="0"/>
+                      <a:ext cx="5486400" cy="2237173"/>
+                    </a:xfrm>
+                    <a:prstGeom prst="rect">
+                      <a:avLst/>
+                    </a:prstGeom>
+                  </pic:spPr>
+                </pic:pic>
+              </a:graphicData>
+            </a:graphic>
+          </wp:inline>
+        </w:drawing>
+      </w:r>
+    </w:p>
+    <w:p>
+      <w:pPr>
+        <w:pStyle w:val="ImageCaption"/>
+        <w:jc w:val="center"/>
+        <w:rPr>
+          <w:rFonts w:ascii="Times New Roman" w:hAnsi="Times New Roman" w:cs="Times New Roman"/>
+        </w:rPr>
+      </w:pPr>
+      <w:r>
+        <w:rPr>
+          <w:rFonts w:ascii="Times New Roman" w:hAnsi="Times New Roman" w:cs="Times New Roman"/>
+        </w:rPr>
+        <w:t>SplitSync at a glance: key totals across the sample period.</w:t>
+      </w:r>
+    </w:p>
+    <w:p>
+      <w:pPr>
+        <w:jc w:val="center"/>
+        <w:rPr>
+          <w:rFonts w:ascii="Times New Roman" w:hAnsi="Times New Roman" w:cs="Times New Roman"/>
+        </w:rPr>
+      </w:pPr>
+      <w:r>
+        <w:rPr>
+          <w:rFonts w:ascii="Times New Roman" w:hAnsi="Times New Roman" w:cs="Times New Roman"/>
+          <w:noProof/>
+        </w:rPr>
+        <w:lastRenderedPageBreak/>
+        <w:drawing>
+          <wp:inline distT="0" distB="0" distL="0" distR="0" wp14:anchorId="7142005B" wp14:editId="0C1496C0">
+            <wp:extent cx="5486400" cy="3469856"/>
+            <wp:effectExtent l="0" t="0" r="0" b="0"/>
+            <wp:docPr id="2" name="Picture 2"/>
+            <wp:cNvGraphicFramePr>
+              <a:graphicFrameLocks xmlns:a="http://schemas.openxmlformats.org/drawingml/2006/main" noChangeAspect="1"/>
+            </wp:cNvGraphicFramePr>
+            <a:graphic xmlns:a="http://schemas.openxmlformats.org/drawingml/2006/main">
+              <a:graphicData uri="http://schemas.openxmlformats.org/drawingml/2006/picture">
+                <pic:pic xmlns:pic="http://schemas.openxmlformats.org/drawingml/2006/picture">
+                  <pic:nvPicPr>
+                    <pic:cNvPr id="0" name="01_monthly_spend_by_group_type.png"/>
                     <pic:cNvPicPr/>
                   </pic:nvPicPr>
                   <pic:blipFill>
@@ -1765,9 +3237,11 @@
                   <pic:spPr>
                     <a:xfrm>
                       <a:off x="0" y="0"/>
-                      <a:ext cx="5486400" cy="2237173"/>
+                      <a:ext cx="5486400" cy="3469856"/>
                     </a:xfrm>
-                    <a:prstGeom prst="rect"/>
+                    <a:prstGeom prst="rect">
+                      <a:avLst/>
+                    </a:prstGeom>
                   </pic:spPr>
                 </pic:pic>
               </a:graphicData>
@@ -1780,28 +3254,42 @@
       <w:pPr>
         <w:pStyle w:val="ImageCaption"/>
         <w:jc w:val="center"/>
-      </w:pPr>
-      <w:r>
-        <w:t>SplitSync at a glance: key totals across the sample period.</w:t>
+        <w:rPr>
+          <w:rFonts w:ascii="Times New Roman" w:hAnsi="Times New Roman" w:cs="Times New Roman"/>
+        </w:rPr>
+      </w:pPr>
+      <w:r>
+        <w:rPr>
+          <w:rFonts w:ascii="Times New Roman" w:hAnsi="Times New Roman" w:cs="Times New Roman"/>
+        </w:rPr>
+        <w:t>Monthly spend by group type. June spikes from travel groups.</w:t>
       </w:r>
     </w:p>
     <w:p>
       <w:pPr>
         <w:jc w:val="center"/>
-      </w:pPr>
-      <w:r>
+        <w:rPr>
+          <w:rFonts w:ascii="Times New Roman" w:hAnsi="Times New Roman" w:cs="Times New Roman"/>
+        </w:rPr>
+      </w:pPr>
+      <w:r>
+        <w:rPr>
+          <w:rFonts w:ascii="Times New Roman" w:hAnsi="Times New Roman" w:cs="Times New Roman"/>
+          <w:noProof/>
+        </w:rPr>
         <w:drawing>
-          <wp:inline>
-            <wp:extent cx="5486400" cy="3469856"/>
-            <wp:docPr id="2" name="Picture 2"/>
+          <wp:inline distT="0" distB="0" distL="0" distR="0" wp14:anchorId="0CE8089D" wp14:editId="3C9F1FBD">
+            <wp:extent cx="5486400" cy="3554172"/>
+            <wp:effectExtent l="0" t="0" r="0" b="0"/>
+            <wp:docPr id="3" name="Picture 3"/>
             <wp:cNvGraphicFramePr>
-              <a:graphicFrameLocks noChangeAspect="1"/>
+              <a:graphicFrameLocks xmlns:a="http://schemas.openxmlformats.org/drawingml/2006/main" noChangeAspect="1"/>
             </wp:cNvGraphicFramePr>
-            <a:graphic>
+            <a:graphic xmlns:a="http://schemas.openxmlformats.org/drawingml/2006/main">
               <a:graphicData uri="http://schemas.openxmlformats.org/drawingml/2006/picture">
-                <pic:pic>
+                <pic:pic xmlns:pic="http://schemas.openxmlformats.org/drawingml/2006/picture">
                   <pic:nvPicPr>
-                    <pic:cNvPr id="0" name="01_monthly_spend_by_group_type.png"/>
+                    <pic:cNvPr id="0" name="02_spend_by_category.png"/>
                     <pic:cNvPicPr/>
                   </pic:nvPicPr>
                   <pic:blipFill>
@@ -1813,9 +3301,11 @@
                   <pic:spPr>
                     <a:xfrm>
                       <a:off x="0" y="0"/>
-                      <a:ext cx="5486400" cy="3469856"/>
+                      <a:ext cx="5486400" cy="3554172"/>
                     </a:xfrm>
-                    <a:prstGeom prst="rect"/>
+                    <a:prstGeom prst="rect">
+                      <a:avLst/>
+                    </a:prstGeom>
                   </pic:spPr>
                 </pic:pic>
               </a:graphicData>
@@ -1828,28 +3318,43 @@
       <w:pPr>
         <w:pStyle w:val="ImageCaption"/>
         <w:jc w:val="center"/>
-      </w:pPr>
-      <w:r>
-        <w:t>Monthly spend by group type. June spikes from travel groups.</w:t>
+        <w:rPr>
+          <w:rFonts w:ascii="Times New Roman" w:hAnsi="Times New Roman" w:cs="Times New Roman"/>
+        </w:rPr>
+      </w:pPr>
+      <w:r>
+        <w:rPr>
+          <w:rFonts w:ascii="Times New Roman" w:hAnsi="Times New Roman" w:cs="Times New Roman"/>
+        </w:rPr>
+        <w:t>Spend by category, top 10 shown.</w:t>
       </w:r>
     </w:p>
     <w:p>
       <w:pPr>
         <w:jc w:val="center"/>
-      </w:pPr>
-      <w:r>
+        <w:rPr>
+          <w:rFonts w:ascii="Times New Roman" w:hAnsi="Times New Roman" w:cs="Times New Roman"/>
+        </w:rPr>
+      </w:pPr>
+      <w:r>
+        <w:rPr>
+          <w:rFonts w:ascii="Times New Roman" w:hAnsi="Times New Roman" w:cs="Times New Roman"/>
+          <w:noProof/>
+        </w:rPr>
+        <w:lastRenderedPageBreak/>
         <w:drawing>
-          <wp:inline>
-            <wp:extent cx="5486400" cy="3554172"/>
-            <wp:docPr id="3" name="Picture 3"/>
+          <wp:inline distT="0" distB="0" distL="0" distR="0" wp14:anchorId="3F91720C" wp14:editId="49D10EC6">
+            <wp:extent cx="5486400" cy="2978096"/>
+            <wp:effectExtent l="0" t="0" r="0" b="0"/>
+            <wp:docPr id="4" name="Picture 4"/>
             <wp:cNvGraphicFramePr>
-              <a:graphicFrameLocks noChangeAspect="1"/>
+              <a:graphicFrameLocks xmlns:a="http://schemas.openxmlformats.org/drawingml/2006/main" noChangeAspect="1"/>
             </wp:cNvGraphicFramePr>
-            <a:graphic>
+            <a:graphic xmlns:a="http://schemas.openxmlformats.org/drawingml/2006/main">
               <a:graphicData uri="http://schemas.openxmlformats.org/drawingml/2006/picture">
-                <pic:pic>
+                <pic:pic xmlns:pic="http://schemas.openxmlformats.org/drawingml/2006/picture">
                   <pic:nvPicPr>
-                    <pic:cNvPr id="0" name="02_spend_by_category.png"/>
+                    <pic:cNvPr id="0" name="03_spend_per_group.png"/>
                     <pic:cNvPicPr/>
                   </pic:nvPicPr>
                   <pic:blipFill>
@@ -1861,9 +3366,11 @@
                   <pic:spPr>
                     <a:xfrm>
                       <a:off x="0" y="0"/>
-                      <a:ext cx="5486400" cy="3554172"/>
+                      <a:ext cx="5486400" cy="2978096"/>
                     </a:xfrm>
-                    <a:prstGeom prst="rect"/>
+                    <a:prstGeom prst="rect">
+                      <a:avLst/>
+                    </a:prstGeom>
                   </pic:spPr>
                 </pic:pic>
               </a:graphicData>
@@ -1876,28 +3383,42 @@
       <w:pPr>
         <w:pStyle w:val="ImageCaption"/>
         <w:jc w:val="center"/>
-      </w:pPr>
-      <w:r>
-        <w:t>Spend by category, top 10 shown.</w:t>
+        <w:rPr>
+          <w:rFonts w:ascii="Times New Roman" w:hAnsi="Times New Roman" w:cs="Times New Roman"/>
+        </w:rPr>
+      </w:pPr>
+      <w:r>
+        <w:rPr>
+          <w:rFonts w:ascii="Times New Roman" w:hAnsi="Times New Roman" w:cs="Times New Roman"/>
+        </w:rPr>
+        <w:t>Total spend per group, with expense count and average.</w:t>
       </w:r>
     </w:p>
     <w:p>
       <w:pPr>
         <w:jc w:val="center"/>
-      </w:pPr>
-      <w:r>
+        <w:rPr>
+          <w:rFonts w:ascii="Times New Roman" w:hAnsi="Times New Roman" w:cs="Times New Roman"/>
+        </w:rPr>
+      </w:pPr>
+      <w:r>
+        <w:rPr>
+          <w:rFonts w:ascii="Times New Roman" w:hAnsi="Times New Roman" w:cs="Times New Roman"/>
+          <w:noProof/>
+        </w:rPr>
         <w:drawing>
-          <wp:inline>
-            <wp:extent cx="5486400" cy="2978096"/>
-            <wp:docPr id="4" name="Picture 4"/>
+          <wp:inline distT="0" distB="0" distL="0" distR="0" wp14:anchorId="7430A8A7" wp14:editId="09C30FFF">
+            <wp:extent cx="5486400" cy="2544756"/>
+            <wp:effectExtent l="0" t="0" r="0" b="0"/>
+            <wp:docPr id="5" name="Picture 5"/>
             <wp:cNvGraphicFramePr>
-              <a:graphicFrameLocks noChangeAspect="1"/>
+              <a:graphicFrameLocks xmlns:a="http://schemas.openxmlformats.org/drawingml/2006/main" noChangeAspect="1"/>
             </wp:cNvGraphicFramePr>
-            <a:graphic>
+            <a:graphic xmlns:a="http://schemas.openxmlformats.org/drawingml/2006/main">
               <a:graphicData uri="http://schemas.openxmlformats.org/drawingml/2006/picture">
-                <pic:pic>
+                <pic:pic xmlns:pic="http://schemas.openxmlformats.org/drawingml/2006/picture">
                   <pic:nvPicPr>
-                    <pic:cNvPr id="0" name="03_spend_per_group.png"/>
+                    <pic:cNvPr id="0" name="04_split_method_usage.png"/>
                     <pic:cNvPicPr/>
                   </pic:nvPicPr>
                   <pic:blipFill>
@@ -1909,9 +3430,11 @@
                   <pic:spPr>
                     <a:xfrm>
                       <a:off x="0" y="0"/>
-                      <a:ext cx="5486400" cy="2978096"/>
+                      <a:ext cx="5486400" cy="2544756"/>
                     </a:xfrm>
-                    <a:prstGeom prst="rect"/>
+                    <a:prstGeom prst="rect">
+                      <a:avLst/>
+                    </a:prstGeom>
                   </pic:spPr>
                 </pic:pic>
               </a:graphicData>
@@ -1924,28 +3447,43 @@
       <w:pPr>
         <w:pStyle w:val="ImageCaption"/>
         <w:jc w:val="center"/>
-      </w:pPr>
-      <w:r>
-        <w:t>Total spend per group, with expense count and average.</w:t>
+        <w:rPr>
+          <w:rFonts w:ascii="Times New Roman" w:hAnsi="Times New Roman" w:cs="Times New Roman"/>
+        </w:rPr>
+      </w:pPr>
+      <w:r>
+        <w:rPr>
+          <w:rFonts w:ascii="Times New Roman" w:hAnsi="Times New Roman" w:cs="Times New Roman"/>
+        </w:rPr>
+        <w:t>How expenses are split: equal, unequal, or percentage.</w:t>
       </w:r>
     </w:p>
     <w:p>
       <w:pPr>
         <w:jc w:val="center"/>
-      </w:pPr>
-      <w:r>
+        <w:rPr>
+          <w:rFonts w:ascii="Times New Roman" w:hAnsi="Times New Roman" w:cs="Times New Roman"/>
+        </w:rPr>
+      </w:pPr>
+      <w:r>
+        <w:rPr>
+          <w:rFonts w:ascii="Times New Roman" w:hAnsi="Times New Roman" w:cs="Times New Roman"/>
+          <w:noProof/>
+        </w:rPr>
+        <w:lastRenderedPageBreak/>
         <w:drawing>
-          <wp:inline>
-            <wp:extent cx="5486400" cy="2544756"/>
-            <wp:docPr id="5" name="Picture 5"/>
+          <wp:inline distT="0" distB="0" distL="0" distR="0" wp14:anchorId="1B4970BF" wp14:editId="6B771152">
+            <wp:extent cx="5486400" cy="2918183"/>
+            <wp:effectExtent l="0" t="0" r="0" b="0"/>
+            <wp:docPr id="6" name="Picture 6"/>
             <wp:cNvGraphicFramePr>
-              <a:graphicFrameLocks noChangeAspect="1"/>
+              <a:graphicFrameLocks xmlns:a="http://schemas.openxmlformats.org/drawingml/2006/main" noChangeAspect="1"/>
             </wp:cNvGraphicFramePr>
-            <a:graphic>
+            <a:graphic xmlns:a="http://schemas.openxmlformats.org/drawingml/2006/main">
               <a:graphicData uri="http://schemas.openxmlformats.org/drawingml/2006/picture">
-                <pic:pic>
+                <pic:pic xmlns:pic="http://schemas.openxmlformats.org/drawingml/2006/picture">
                   <pic:nvPicPr>
-                    <pic:cNvPr id="0" name="04_split_method_usage.png"/>
+                    <pic:cNvPr id="0" name="05_recurring_vs_oneoff.png"/>
                     <pic:cNvPicPr/>
                   </pic:nvPicPr>
                   <pic:blipFill>
@@ -1957,9 +3495,11 @@
                   <pic:spPr>
                     <a:xfrm>
                       <a:off x="0" y="0"/>
-                      <a:ext cx="5486400" cy="2544756"/>
+                      <a:ext cx="5486400" cy="2918183"/>
                     </a:xfrm>
-                    <a:prstGeom prst="rect"/>
+                    <a:prstGeom prst="rect">
+                      <a:avLst/>
+                    </a:prstGeom>
                   </pic:spPr>
                 </pic:pic>
               </a:graphicData>
@@ -1972,28 +3512,43 @@
       <w:pPr>
         <w:pStyle w:val="ImageCaption"/>
         <w:jc w:val="center"/>
-      </w:pPr>
-      <w:r>
-        <w:t>How expenses are split: equal, unequal, or percentage.</w:t>
+        <w:rPr>
+          <w:rFonts w:ascii="Times New Roman" w:hAnsi="Times New Roman" w:cs="Times New Roman"/>
+        </w:rPr>
+      </w:pPr>
+      <w:r>
+        <w:rPr>
+          <w:rFonts w:ascii="Times New Roman" w:hAnsi="Times New Roman" w:cs="Times New Roman"/>
+        </w:rPr>
+        <w:t>Recurring vs one-off spend per group. Models the recurring-expenses feature from the SRS, which isn't built yet (Section 9).</w:t>
       </w:r>
     </w:p>
     <w:p>
       <w:pPr>
         <w:jc w:val="center"/>
-      </w:pPr>
-      <w:r>
+        <w:rPr>
+          <w:rFonts w:ascii="Times New Roman" w:hAnsi="Times New Roman" w:cs="Times New Roman"/>
+        </w:rPr>
+      </w:pPr>
+      <w:r>
+        <w:rPr>
+          <w:rFonts w:ascii="Times New Roman" w:hAnsi="Times New Roman" w:cs="Times New Roman"/>
+          <w:noProof/>
+        </w:rPr>
+        <w:lastRenderedPageBreak/>
         <w:drawing>
-          <wp:inline>
-            <wp:extent cx="5486400" cy="2918183"/>
-            <wp:docPr id="6" name="Picture 6"/>
+          <wp:inline distT="0" distB="0" distL="0" distR="0" wp14:anchorId="51E070FF" wp14:editId="2A5BCA5E">
+            <wp:extent cx="5486400" cy="4979839"/>
+            <wp:effectExtent l="0" t="0" r="0" b="0"/>
+            <wp:docPr id="7" name="Picture 7"/>
             <wp:cNvGraphicFramePr>
-              <a:graphicFrameLocks noChangeAspect="1"/>
+              <a:graphicFrameLocks xmlns:a="http://schemas.openxmlformats.org/drawingml/2006/main" noChangeAspect="1"/>
             </wp:cNvGraphicFramePr>
-            <a:graphic>
+            <a:graphic xmlns:a="http://schemas.openxmlformats.org/drawingml/2006/main">
               <a:graphicData uri="http://schemas.openxmlformats.org/drawingml/2006/picture">
-                <pic:pic>
+                <pic:pic xmlns:pic="http://schemas.openxmlformats.org/drawingml/2006/picture">
                   <pic:nvPicPr>
-                    <pic:cNvPr id="0" name="05_recurring_vs_oneoff.png"/>
+                    <pic:cNvPr id="0" name="06_unsettled_balances.png"/>
                     <pic:cNvPicPr/>
                   </pic:nvPicPr>
                   <pic:blipFill>
@@ -2005,9 +3560,11 @@
                   <pic:spPr>
                     <a:xfrm>
                       <a:off x="0" y="0"/>
-                      <a:ext cx="5486400" cy="2918183"/>
+                      <a:ext cx="5486400" cy="4979839"/>
                     </a:xfrm>
-                    <a:prstGeom prst="rect"/>
+                    <a:prstGeom prst="rect">
+                      <a:avLst/>
+                    </a:prstGeom>
                   </pic:spPr>
                 </pic:pic>
               </a:graphicData>
@@ -2020,28 +3577,43 @@
       <w:pPr>
         <w:pStyle w:val="ImageCaption"/>
         <w:jc w:val="center"/>
-      </w:pPr>
-      <w:r>
-        <w:t>Recurring vs one-off spend per group. Models the recurring-expenses feature from the SRS, which isn't built yet (Section 9).</w:t>
+        <w:rPr>
+          <w:rFonts w:ascii="Times New Roman" w:hAnsi="Times New Roman" w:cs="Times New Roman"/>
+        </w:rPr>
+      </w:pPr>
+      <w:r>
+        <w:rPr>
+          <w:rFonts w:ascii="Times New Roman" w:hAnsi="Times New Roman" w:cs="Times New Roman"/>
+        </w:rPr>
+        <w:t>Unsettled balance per member, who owes who across all groups.</w:t>
       </w:r>
     </w:p>
     <w:p>
       <w:pPr>
         <w:jc w:val="center"/>
-      </w:pPr>
-      <w:r>
+        <w:rPr>
+          <w:rFonts w:ascii="Times New Roman" w:hAnsi="Times New Roman" w:cs="Times New Roman"/>
+        </w:rPr>
+      </w:pPr>
+      <w:r>
+        <w:rPr>
+          <w:rFonts w:ascii="Times New Roman" w:hAnsi="Times New Roman" w:cs="Times New Roman"/>
+          <w:noProof/>
+        </w:rPr>
+        <w:lastRenderedPageBreak/>
         <w:drawing>
-          <wp:inline>
-            <wp:extent cx="5486400" cy="4979839"/>
-            <wp:docPr id="7" name="Picture 7"/>
+          <wp:inline distT="0" distB="0" distL="0" distR="0" wp14:anchorId="1E6F48EC" wp14:editId="2E4D583B">
+            <wp:extent cx="5486400" cy="3367716"/>
+            <wp:effectExtent l="0" t="0" r="0" b="0"/>
+            <wp:docPr id="8" name="Picture 8"/>
             <wp:cNvGraphicFramePr>
-              <a:graphicFrameLocks noChangeAspect="1"/>
+              <a:graphicFrameLocks xmlns:a="http://schemas.openxmlformats.org/drawingml/2006/main" noChangeAspect="1"/>
             </wp:cNvGraphicFramePr>
-            <a:graphic>
+            <a:graphic xmlns:a="http://schemas.openxmlformats.org/drawingml/2006/main">
               <a:graphicData uri="http://schemas.openxmlformats.org/drawingml/2006/picture">
-                <pic:pic>
+                <pic:pic xmlns:pic="http://schemas.openxmlformats.org/drawingml/2006/picture">
                   <pic:nvPicPr>
-                    <pic:cNvPr id="0" name="06_unsettled_balances.png"/>
+                    <pic:cNvPr id="0" name="07_activity_per_month.png"/>
                     <pic:cNvPicPr/>
                   </pic:nvPicPr>
                   <pic:blipFill>
@@ -2053,9 +3625,11 @@
                   <pic:spPr>
                     <a:xfrm>
                       <a:off x="0" y="0"/>
-                      <a:ext cx="5486400" cy="4979839"/>
+                      <a:ext cx="5486400" cy="3367716"/>
                     </a:xfrm>
-                    <a:prstGeom prst="rect"/>
+                    <a:prstGeom prst="rect">
+                      <a:avLst/>
+                    </a:prstGeom>
                   </pic:spPr>
                 </pic:pic>
               </a:graphicData>
@@ -2068,28 +3642,42 @@
       <w:pPr>
         <w:pStyle w:val="ImageCaption"/>
         <w:jc w:val="center"/>
-      </w:pPr>
-      <w:r>
-        <w:t>Unsettled balance per member, who owes who across all groups.</w:t>
+        <w:rPr>
+          <w:rFonts w:ascii="Times New Roman" w:hAnsi="Times New Roman" w:cs="Times New Roman"/>
+        </w:rPr>
+      </w:pPr>
+      <w:r>
+        <w:rPr>
+          <w:rFonts w:ascii="Times New Roman" w:hAnsi="Times New Roman" w:cs="Times New Roman"/>
+        </w:rPr>
+        <w:t>App activity per month by event type. Models the activity log from the SRS, which isn't built yet (Section 9).</w:t>
       </w:r>
     </w:p>
     <w:p>
       <w:pPr>
         <w:jc w:val="center"/>
-      </w:pPr>
-      <w:r>
+        <w:rPr>
+          <w:rFonts w:ascii="Times New Roman" w:hAnsi="Times New Roman" w:cs="Times New Roman"/>
+        </w:rPr>
+      </w:pPr>
+      <w:r>
+        <w:rPr>
+          <w:rFonts w:ascii="Times New Roman" w:hAnsi="Times New Roman" w:cs="Times New Roman"/>
+          <w:noProof/>
+        </w:rPr>
         <w:drawing>
-          <wp:inline>
-            <wp:extent cx="5486400" cy="3367716"/>
-            <wp:docPr id="8" name="Picture 8"/>
+          <wp:inline distT="0" distB="0" distL="0" distR="0" wp14:anchorId="683EA8BF" wp14:editId="46DC9502">
+            <wp:extent cx="5486400" cy="2833784"/>
+            <wp:effectExtent l="0" t="0" r="0" b="0"/>
+            <wp:docPr id="9" name="Picture 9"/>
             <wp:cNvGraphicFramePr>
-              <a:graphicFrameLocks noChangeAspect="1"/>
+              <a:graphicFrameLocks xmlns:a="http://schemas.openxmlformats.org/drawingml/2006/main" noChangeAspect="1"/>
             </wp:cNvGraphicFramePr>
-            <a:graphic>
+            <a:graphic xmlns:a="http://schemas.openxmlformats.org/drawingml/2006/main">
               <a:graphicData uri="http://schemas.openxmlformats.org/drawingml/2006/picture">
-                <pic:pic>
+                <pic:pic xmlns:pic="http://schemas.openxmlformats.org/drawingml/2006/picture">
                   <pic:nvPicPr>
-                    <pic:cNvPr id="0" name="07_activity_per_month.png"/>
+                    <pic:cNvPr id="0" name="08_receipt_rate_per_group.png"/>
                     <pic:cNvPicPr/>
                   </pic:nvPicPr>
                   <pic:blipFill>
@@ -2101,9 +3689,11 @@
                   <pic:spPr>
                     <a:xfrm>
                       <a:off x="0" y="0"/>
-                      <a:ext cx="5486400" cy="3367716"/>
+                      <a:ext cx="5486400" cy="2833784"/>
                     </a:xfrm>
-                    <a:prstGeom prst="rect"/>
+                    <a:prstGeom prst="rect">
+                      <a:avLst/>
+                    </a:prstGeom>
                   </pic:spPr>
                 </pic:pic>
               </a:graphicData>
@@ -2116,122 +3706,84 @@
       <w:pPr>
         <w:pStyle w:val="ImageCaption"/>
         <w:jc w:val="center"/>
-      </w:pPr>
-      <w:r>
-        <w:t>App activity per month by event type. Models the activity log from the SRS, which isn't built yet (Section 9).</w:t>
-      </w:r>
-    </w:p>
-    <w:p>
-      <w:pPr>
-        <w:jc w:val="center"/>
-      </w:pPr>
-      <w:r>
-        <w:drawing>
-          <wp:inline>
-            <wp:extent cx="5486400" cy="2833784"/>
-            <wp:docPr id="9" name="Picture 9"/>
-            <wp:cNvGraphicFramePr>
-              <a:graphicFrameLocks noChangeAspect="1"/>
-            </wp:cNvGraphicFramePr>
-            <a:graphic>
-              <a:graphicData uri="http://schemas.openxmlformats.org/drawingml/2006/picture">
-                <pic:pic>
-                  <pic:nvPicPr>
-                    <pic:cNvPr id="0" name="08_receipt_rate_per_group.png"/>
-                    <pic:cNvPicPr/>
-                  </pic:nvPicPr>
-                  <pic:blipFill>
-                    <a:blip r:embed="rId17"/>
-                    <a:stretch>
-                      <a:fillRect/>
-                    </a:stretch>
-                  </pic:blipFill>
-                  <pic:spPr>
-                    <a:xfrm>
-                      <a:off x="0" y="0"/>
-                      <a:ext cx="5486400" cy="2833784"/>
-                    </a:xfrm>
-                    <a:prstGeom prst="rect"/>
-                  </pic:spPr>
-                </pic:pic>
-              </a:graphicData>
-            </a:graphic>
-          </wp:inline>
-        </w:drawing>
-      </w:r>
-    </w:p>
-    <w:p>
-      <w:pPr>
-        <w:pStyle w:val="ImageCaption"/>
-        <w:jc w:val="center"/>
-      </w:pPr>
-      <w:r>
+        <w:rPr>
+          <w:rFonts w:ascii="Times New Roman" w:hAnsi="Times New Roman" w:cs="Times New Roman"/>
+        </w:rPr>
+      </w:pPr>
+      <w:r>
+        <w:rPr>
+          <w:rFonts w:ascii="Times New Roman" w:hAnsi="Times New Roman" w:cs="Times New Roman"/>
+        </w:rPr>
         <w:t>Share of expenses with a receipt photo attached, per group.</w:t>
       </w:r>
     </w:p>
     <w:p>
       <w:pPr>
         <w:pStyle w:val="Heading2"/>
-      </w:pPr>
-      <w:r>
+        <w:rPr>
+          <w:rFonts w:ascii="Times New Roman" w:hAnsi="Times New Roman" w:cs="Times New Roman"/>
+        </w:rPr>
+      </w:pPr>
+      <w:r>
+        <w:rPr>
+          <w:rFonts w:ascii="Times New Roman" w:hAnsi="Times New Roman" w:cs="Times New Roman"/>
+        </w:rPr>
         <w:t>11. Conclusion</w:t>
       </w:r>
     </w:p>
     <w:p>
       <w:pPr>
         <w:pStyle w:val="FirstParagraph"/>
-      </w:pPr>
-      <w:r>
-        <w:t>SplitSync meets the aim and objectives from Section 2 and 3. Groups, expense splitting (equal, unequal, percentage), balances, settlements, notifications, receipt photos, and editing/deleting an expense are all built and working, which covers the core of what the SRS asked for. Recurring expenses and the activity log are the two SRS features that didn't make it in, and the newer features (editing, receipts, the group dashboard) still need more frontend test coverage, both already listed in Section 9.</w:t>
+        <w:rPr>
+          <w:rFonts w:ascii="Times New Roman" w:hAnsi="Times New Roman" w:cs="Times New Roman"/>
+        </w:rPr>
+      </w:pPr>
+      <w:r>
+        <w:rPr>
+          <w:rFonts w:ascii="Times New Roman" w:hAnsi="Times New Roman" w:cs="Times New Roman"/>
+        </w:rPr>
+        <w:t xml:space="preserve">SplitSync meets the aim and objectives from Section 2 and 3. Groups, expense splitting (equal, unequal, percentage), balances, settlements, notifications, receipt photos, and editing/deleting an expense are all built and working, which covers the core of what the SRS asked for. Recurring expenses and the activity log are the two SRS features that didn't make it in, and the newer </w:t>
+      </w:r>
+      <w:r>
+        <w:rPr>
+          <w:rFonts w:ascii="Times New Roman" w:hAnsi="Times New Roman" w:cs="Times New Roman"/>
+        </w:rPr>
+        <w:lastRenderedPageBreak/>
+        <w:t>features (editing, receipts, the group dashboard) still need more frontend test coverage, both already listed in Section 9.</w:t>
       </w:r>
     </w:p>
     <w:p>
       <w:pPr>
         <w:pStyle w:val="FirstParagraph"/>
-      </w:pPr>
-      <w:r>
+        <w:rPr>
+          <w:rFonts w:ascii="Times New Roman" w:hAnsi="Times New Roman" w:cs="Times New Roman"/>
+        </w:rPr>
+      </w:pPr>
+      <w:r>
+        <w:rPr>
+          <w:rFonts w:ascii="Times New Roman" w:hAnsi="Times New Roman" w:cs="Times New Roman"/>
+        </w:rPr>
         <w:t>The app is set up to deploy on Render (Dockerfile and render.yaml in splitsync/), with CORS, environment based secrets, and migrations that run automatically on startup. What's left before final submission is running through that deployment, a full QA pass against the live build, and writing up the remaining report sections (see the Trello board for the up to date task list).</w:t>
       </w:r>
     </w:p>
     <w:sectPr>
-      <w:pgSz w:w="12240" w:h="15840"/>
-      <w:pgMar w:top="1440" w:right="1440" w:bottom="1440" w:left="1440" w:header="720" w:footer="720" w:gutter="0"/>
       <w:footnotePr>
         <w:numRestart w:val="eachSect"/>
       </w:footnotePr>
+      <w:pgSz w:w="12240" w:h="15840"/>
+      <w:pgMar w:top="1440" w:right="1440" w:bottom="1440" w:left="1440" w:header="720" w:footer="720" w:gutter="0"/>
+      <w:cols w:space="720"/>
     </w:sectPr>
   </w:body>
 </w:document>
 </file>
 
-<file path=word/comments.xml><?xml version="1.0" encoding="utf-8"?>
-<w:comments xmlns:w="http://schemas.openxmlformats.org/wordprocessingml/2006/main" xmlns:m="http://schemas.openxmlformats.org/officeDocument/2006/math" xmlns:r="http://schemas.openxmlformats.org/officeDocument/2006/relationships" xmlns:o="urn:schemas-microsoft-com:office:office" xmlns:v="urn:schemas-microsoft-com:vml" xmlns:w10="urn:schemas-microsoft-com:office:word" xmlns:a="http://schemas.openxmlformats.org/drawingml/2006/main" xmlns:pic="http://schemas.openxmlformats.org/drawingml/2006/picture" xmlns:wp="http://schemas.openxmlformats.org/drawingml/2006/wordprocessingDrawing"/>
-</file>
-
-<file path=word/footnotes.xml><?xml version="1.0" encoding="utf-8"?>
-<w:footnotes xmlns:w="http://schemas.openxmlformats.org/wordprocessingml/2006/main" xmlns:m="http://schemas.openxmlformats.org/officeDocument/2006/math" xmlns:r="http://schemas.openxmlformats.org/officeDocument/2006/relationships" xmlns:o="urn:schemas-microsoft-com:office:office" xmlns:v="urn:schemas-microsoft-com:vml" xmlns:w10="urn:schemas-microsoft-com:office:word" xmlns:a="http://schemas.openxmlformats.org/drawingml/2006/main" xmlns:pic="http://schemas.openxmlformats.org/drawingml/2006/picture" xmlns:wp="http://schemas.openxmlformats.org/drawingml/2006/wordprocessingDrawing">
-  <w:footnote w:type="continuationSeparator" w:id="0">
-    <w:p>
-      <w:r>
-        <w:continuationSeparator/>
-      </w:r>
-    </w:p>
-  </w:footnote>
-  <w:footnote w:type="separator" w:id="-1">
-    <w:p>
-      <w:r>
-        <w:separator/>
-      </w:r>
-    </w:p>
-  </w:footnote>
-</w:footnotes>
-</file>
-
 <file path=word/numbering.xml><?xml version="1.0" encoding="utf-8"?>
-<w:numbering xmlns:w="http://schemas.openxmlformats.org/wordprocessingml/2006/main">
-  <w:abstractNum w:abstractNumId="990">
+<w:numbering xmlns:wpc="http://schemas.microsoft.com/office/word/2010/wordprocessingCanvas" xmlns:cx="http://schemas.microsoft.com/office/drawing/2014/chartex" xmlns:cx1="http://schemas.microsoft.com/office/drawing/2015/9/8/chartex" xmlns:cx2="http://schemas.microsoft.com/office/drawing/2015/10/21/chartex" xmlns:cx3="http://schemas.microsoft.com/office/drawing/2016/5/9/chartex" xmlns:cx4="http://schemas.microsoft.com/office/drawing/2016/5/10/chartex" xmlns:cx5="http://schemas.microsoft.com/office/drawing/2016/5/11/chartex" xmlns:cx6="http://schemas.microsoft.com/office/drawing/2016/5/12/chartex" xmlns:cx7="http://schemas.microsoft.com/office/drawing/2016/5/13/chartex" xmlns:cx8="http://schemas.microsoft.com/office/drawing/2016/5/14/chartex" xmlns:mc="http://schemas.openxmlformats.org/markup-compatibility/2006" xmlns:m="http://schemas.openxmlformats.org/officeDocument/2006/math" xmlns:aink="http://schemas.microsoft.com/office/drawing/2016/ink" xmlns:am3d="http://schemas.microsoft.com/office/drawing/2017/model3d" xmlns:oel="http://schemas.microsoft.com/office/2019/extlst" xmlns:r="http://schemas.openxmlformats.org/officeDocument/2006/relationships" xmlns:wp14="http://schemas.microsoft.com/office/word/2010/wordprocessingDrawing" xmlns:wp="http://schemas.openxmlformats.org/drawingml/2006/wordprocessingDrawing" xmlns:wpg="http://schemas.microsoft.com/office/word/2010/wordprocessingGroup" xmlns:wpi="http://schemas.microsoft.com/office/word/2010/wordprocessingInk" xmlns:wps="http://schemas.microsoft.com/office/word/2010/wordprocessingShape" xmlns:o="urn:schemas-microsoft-com:office:office" xmlns:v="urn:schemas-microsoft-com:vml" xmlns:w10="urn:schemas-microsoft-com:office:word" xmlns:w="http://schemas.openxmlformats.org/wordprocessingml/2006/main" xmlns:w14="http://schemas.microsoft.com/office/word/2010/wordml" xmlns:w15="http://schemas.microsoft.com/office/word/2012/wordml" xmlns:w16cex="http://schemas.microsoft.com/office/word/2018/wordml/cex" xmlns:w16cid="http://schemas.microsoft.com/office/word/2016/wordml/cid" xmlns:w16="http://schemas.microsoft.com/office/word/2018/wordml" xmlns:w16sdtdh="http://schemas.microsoft.com/office/word/2020/wordml/sdtdatahash" xmlns:w16sdtfl="http://schemas.microsoft.com/office/word/2024/wordml/sdtformatlock" xmlns:w16se="http://schemas.microsoft.com/office/word/2015/wordml/symex" xmlns:w16du="http://schemas.microsoft.com/office/word/2023/wordml/word16du" xmlns:wne="http://schemas.microsoft.com/office/word/2006/wordml" mc:Ignorable="w14 w15 w16se w16cid w16 w16cex w16sdtdh w16sdtfl w16du wp14">
+  <w:abstractNum w:abstractNumId="0" w15:restartNumberingAfterBreak="0">
     <w:nsid w:val="0000A990"/>
     <w:multiLevelType w:val="multilevel"/>
+    <w:tmpl w:val="8B48AC96"/>
     <w:lvl w:ilvl="0">
       <w:numFmt w:val="bullet"/>
       <w:lvlText w:val=" "/>
@@ -2305,9 +3857,10 @@
       </w:pPr>
     </w:lvl>
   </w:abstractNum>
-  <w:abstractNum w:abstractNumId="991">
+  <w:abstractNum w:abstractNumId="1" w15:restartNumberingAfterBreak="0">
     <w:nsid w:val="0000A991"/>
     <w:multiLevelType w:val="multilevel"/>
+    <w:tmpl w:val="0124FB50"/>
     <w:lvl w:ilvl="0">
       <w:numFmt w:val="bullet"/>
       <w:lvlText w:val=""/>
@@ -2408,51 +3961,51 @@
       </w:rPr>
     </w:lvl>
   </w:abstractNum>
-  <w:num w:numId="1000">
-    <w:abstractNumId w:val="990"/>
+  <w:num w:numId="1" w16cid:durableId="1844855220">
+    <w:abstractNumId w:val="0"/>
   </w:num>
-  <w:num w:numId="1001">
-    <w:abstractNumId w:val="991"/>
+  <w:num w:numId="2" w16cid:durableId="1909996134">
+    <w:abstractNumId w:val="1"/>
   </w:num>
-  <w:num w:numId="1002">
-    <w:abstractNumId w:val="991"/>
+  <w:num w:numId="3" w16cid:durableId="488789603">
+    <w:abstractNumId w:val="1"/>
   </w:num>
-  <w:num w:numId="1003">
-    <w:abstractNumId w:val="991"/>
+  <w:num w:numId="4" w16cid:durableId="1138450450">
+    <w:abstractNumId w:val="1"/>
   </w:num>
-  <w:num w:numId="1004">
-    <w:abstractNumId w:val="991"/>
+  <w:num w:numId="5" w16cid:durableId="819687724">
+    <w:abstractNumId w:val="1"/>
   </w:num>
-  <w:num w:numId="1005">
-    <w:abstractNumId w:val="991"/>
+  <w:num w:numId="6" w16cid:durableId="225843248">
+    <w:abstractNumId w:val="1"/>
   </w:num>
-  <w:num w:numId="1006">
-    <w:abstractNumId w:val="991"/>
+  <w:num w:numId="7" w16cid:durableId="516508808">
+    <w:abstractNumId w:val="1"/>
   </w:num>
-  <w:num w:numId="1007">
-    <w:abstractNumId w:val="991"/>
+  <w:num w:numId="8" w16cid:durableId="928199303">
+    <w:abstractNumId w:val="1"/>
   </w:num>
-  <w:num w:numId="1008">
-    <w:abstractNumId w:val="991"/>
+  <w:num w:numId="9" w16cid:durableId="1728413432">
+    <w:abstractNumId w:val="1"/>
   </w:num>
-  <w:num w:numId="1009">
-    <w:abstractNumId w:val="991"/>
+  <w:num w:numId="10" w16cid:durableId="1744333848">
+    <w:abstractNumId w:val="1"/>
   </w:num>
-  <w:num w:numId="1010">
-    <w:abstractNumId w:val="991"/>
+  <w:num w:numId="11" w16cid:durableId="1526598365">
+    <w:abstractNumId w:val="1"/>
   </w:num>
 </w:numbering>
 </file>
 
 <file path=word/styles.xml><?xml version="1.0" encoding="utf-8"?>
-<w:styles xmlns:r="http://schemas.openxmlformats.org/officeDocument/2006/relationships" xmlns:w="http://schemas.openxmlformats.org/wordprocessingml/2006/main">
+<w:styles xmlns:mc="http://schemas.openxmlformats.org/markup-compatibility/2006" xmlns:r="http://schemas.openxmlformats.org/officeDocument/2006/relationships" xmlns:w="http://schemas.openxmlformats.org/wordprocessingml/2006/main" xmlns:w14="http://schemas.microsoft.com/office/word/2010/wordml" xmlns:w15="http://schemas.microsoft.com/office/word/2012/wordml" xmlns:w16cex="http://schemas.microsoft.com/office/word/2018/wordml/cex" xmlns:w16cid="http://schemas.microsoft.com/office/word/2016/wordml/cid" xmlns:w16="http://schemas.microsoft.com/office/word/2018/wordml" xmlns:w16sdtdh="http://schemas.microsoft.com/office/word/2020/wordml/sdtdatahash" xmlns:w16sdtfl="http://schemas.microsoft.com/office/word/2024/wordml/sdtformatlock" xmlns:w16se="http://schemas.microsoft.com/office/word/2015/wordml/symex" xmlns:w16du="http://schemas.microsoft.com/office/word/2023/wordml/word16du" mc:Ignorable="w14 w15 w16se w16cid w16 w16cex w16sdtdh w16sdtfl w16du">
   <w:docDefaults>
     <w:rPrDefault>
       <w:rPr>
-        <w:rFonts w:asciiTheme="minorHAnsi" w:cstheme="minorBidi" w:eastAsiaTheme="minorEastAsia" w:hAnsiTheme="minorHAnsi"/>
+        <w:rFonts w:asciiTheme="minorHAnsi" w:eastAsiaTheme="minorEastAsia" w:hAnsiTheme="minorHAnsi" w:cstheme="minorBidi"/>
         <w:sz w:val="24"/>
         <w:szCs w:val="24"/>
-        <w:lang w:bidi="ar-SA" w:eastAsia="zh-CN" w:val="en-US"/>
+        <w:lang w:val="en-US" w:eastAsia="zh-CN" w:bidi="ar-SA"/>
       </w:rPr>
     </w:rPrDefault>
     <w:pPrDefault>
@@ -2461,168 +4014,256 @@
       </w:pPr>
     </w:pPrDefault>
   </w:docDefaults>
-  <w:latentStyles w:count="276" w:defLockedState="0" w:defQFormat="0" w:defSemiHidden="0" w:defUIPriority="0" w:defUnhideWhenUsed="0"/>
-  <w:style w:default="1" w:styleId="Normal" w:type="paragraph">
+  <w:latentStyles w:defLockedState="0" w:defUIPriority="0" w:defSemiHidden="0" w:defUnhideWhenUsed="0" w:defQFormat="0" w:count="376">
+    <w:lsdException w:name="Normal Table" w:semiHidden="1" w:unhideWhenUsed="1"/>
+    <w:lsdException w:name="Table Simple 1" w:semiHidden="1" w:unhideWhenUsed="1"/>
+    <w:lsdException w:name="Table Simple 2" w:semiHidden="1" w:unhideWhenUsed="1"/>
+    <w:lsdException w:name="Table Simple 3" w:semiHidden="1" w:unhideWhenUsed="1"/>
+    <w:lsdException w:name="Table Classic 1" w:semiHidden="1" w:unhideWhenUsed="1"/>
+    <w:lsdException w:name="Table Classic 2" w:semiHidden="1" w:unhideWhenUsed="1"/>
+    <w:lsdException w:name="Table Classic 3" w:semiHidden="1" w:unhideWhenUsed="1"/>
+    <w:lsdException w:name="Table Classic 4" w:semiHidden="1" w:unhideWhenUsed="1"/>
+    <w:lsdException w:name="Table Colorful 1" w:semiHidden="1" w:unhideWhenUsed="1"/>
+    <w:lsdException w:name="Table Colorful 2" w:semiHidden="1" w:unhideWhenUsed="1"/>
+    <w:lsdException w:name="Table Colorful 3" w:semiHidden="1" w:unhideWhenUsed="1"/>
+    <w:lsdException w:name="Table Columns 1" w:semiHidden="1" w:unhideWhenUsed="1"/>
+    <w:lsdException w:name="Table Columns 2" w:semiHidden="1" w:unhideWhenUsed="1"/>
+    <w:lsdException w:name="Table Columns 3" w:semiHidden="1" w:unhideWhenUsed="1"/>
+    <w:lsdException w:name="Table Columns 4" w:semiHidden="1" w:unhideWhenUsed="1"/>
+    <w:lsdException w:name="Table Columns 5" w:semiHidden="1" w:unhideWhenUsed="1"/>
+    <w:lsdException w:name="Table Grid 1" w:semiHidden="1" w:unhideWhenUsed="1"/>
+    <w:lsdException w:name="Table Grid 2" w:semiHidden="1" w:unhideWhenUsed="1"/>
+    <w:lsdException w:name="Table Grid 3" w:semiHidden="1" w:unhideWhenUsed="1"/>
+    <w:lsdException w:name="Table Grid 4" w:semiHidden="1" w:unhideWhenUsed="1"/>
+    <w:lsdException w:name="Table Grid 5" w:semiHidden="1" w:unhideWhenUsed="1"/>
+    <w:lsdException w:name="Table Grid 6" w:semiHidden="1" w:unhideWhenUsed="1"/>
+    <w:lsdException w:name="Table Grid 7" w:semiHidden="1" w:unhideWhenUsed="1"/>
+    <w:lsdException w:name="Table Grid 8" w:semiHidden="1" w:unhideWhenUsed="1"/>
+    <w:lsdException w:name="Table List 1" w:semiHidden="1" w:unhideWhenUsed="1"/>
+    <w:lsdException w:name="Table List 2" w:semiHidden="1" w:unhideWhenUsed="1"/>
+    <w:lsdException w:name="Table List 3" w:semiHidden="1" w:unhideWhenUsed="1"/>
+    <w:lsdException w:name="Table List 4" w:semiHidden="1" w:unhideWhenUsed="1"/>
+    <w:lsdException w:name="Table List 5" w:semiHidden="1" w:unhideWhenUsed="1"/>
+    <w:lsdException w:name="Table List 6" w:semiHidden="1" w:unhideWhenUsed="1"/>
+    <w:lsdException w:name="Table List 7" w:semiHidden="1" w:unhideWhenUsed="1"/>
+    <w:lsdException w:name="Table List 8" w:semiHidden="1" w:unhideWhenUsed="1"/>
+    <w:lsdException w:name="Table 3D effects 1" w:semiHidden="1" w:unhideWhenUsed="1"/>
+    <w:lsdException w:name="Table 3D effects 2" w:semiHidden="1" w:unhideWhenUsed="1"/>
+    <w:lsdException w:name="Table 3D effects 3" w:semiHidden="1" w:unhideWhenUsed="1"/>
+    <w:lsdException w:name="Table Contemporary" w:semiHidden="1" w:unhideWhenUsed="1"/>
+    <w:lsdException w:name="Table Elegant" w:semiHidden="1" w:unhideWhenUsed="1"/>
+    <w:lsdException w:name="Table Professional" w:semiHidden="1" w:unhideWhenUsed="1"/>
+    <w:lsdException w:name="Table Subtle 1" w:semiHidden="1" w:unhideWhenUsed="1"/>
+    <w:lsdException w:name="Table Subtle 2" w:semiHidden="1" w:unhideWhenUsed="1"/>
+    <w:lsdException w:name="Table Web 1" w:semiHidden="1" w:unhideWhenUsed="1"/>
+    <w:lsdException w:name="Table Web 2" w:semiHidden="1" w:unhideWhenUsed="1"/>
+    <w:lsdException w:name="Table Web 3" w:semiHidden="1" w:unhideWhenUsed="1"/>
+    <w:lsdException w:name="Table Grid" w:uiPriority="59"/>
+    <w:lsdException w:name="Table Theme" w:semiHidden="1" w:unhideWhenUsed="1"/>
+    <w:lsdException w:name="Light Shading"/>
+    <w:lsdException w:name="Light List"/>
+    <w:lsdException w:name="Light Grid"/>
+    <w:lsdException w:name="Medium Shading 1"/>
+    <w:lsdException w:name="Medium Shading 2"/>
+    <w:lsdException w:name="Medium List 1"/>
+    <w:lsdException w:name="Medium List 2"/>
+    <w:lsdException w:name="Medium Grid 1"/>
+    <w:lsdException w:name="Medium Grid 2"/>
+    <w:lsdException w:name="Medium Grid 3"/>
+    <w:lsdException w:name="Dark List"/>
+    <w:lsdException w:name="Colorful Shading"/>
+    <w:lsdException w:name="Colorful List"/>
+    <w:lsdException w:name="Colorful Grid"/>
+    <w:lsdException w:name="Light Shading Accent 1"/>
+    <w:lsdException w:name="Light List Accent 1"/>
+    <w:lsdException w:name="Light Grid Accent 1"/>
+    <w:lsdException w:name="Medium Shading 1 Accent 1"/>
+    <w:lsdException w:name="Medium Shading 2 Accent 1"/>
+    <w:lsdException w:name="Medium List 1 Accent 1"/>
+    <w:lsdException w:name="Medium List 2 Accent 1"/>
+    <w:lsdException w:name="Medium Grid 1 Accent 1"/>
+    <w:lsdException w:name="Medium Grid 2 Accent 1"/>
+    <w:lsdException w:name="Medium Grid 3 Accent 1"/>
+    <w:lsdException w:name="Dark List Accent 1"/>
+    <w:lsdException w:name="Colorful Shading Accent 1"/>
+    <w:lsdException w:name="Colorful List Accent 1"/>
+    <w:lsdException w:name="Colorful Grid Accent 1"/>
+    <w:lsdException w:name="Light Shading Accent 2"/>
+    <w:lsdException w:name="Light List Accent 2"/>
+    <w:lsdException w:name="Light Grid Accent 2"/>
+    <w:lsdException w:name="Medium Shading 1 Accent 2"/>
+    <w:lsdException w:name="Medium Shading 2 Accent 2"/>
+    <w:lsdException w:name="Medium List 1 Accent 2"/>
+    <w:lsdException w:name="Medium List 2 Accent 2"/>
+    <w:lsdException w:name="Medium Grid 1 Accent 2"/>
+    <w:lsdException w:name="Medium Grid 2 Accent 2"/>
+    <w:lsdException w:name="Medium Grid 3 Accent 2"/>
+    <w:lsdException w:name="Dark List Accent 2"/>
+    <w:lsdException w:name="Colorful Shading Accent 2"/>
+    <w:lsdException w:name="Colorful List Accent 2"/>
+    <w:lsdException w:name="Colorful Grid Accent 2"/>
+    <w:lsdException w:name="Light Shading Accent 3"/>
+    <w:lsdException w:name="Light List Accent 3"/>
+    <w:lsdException w:name="Light Grid Accent 3"/>
+    <w:lsdException w:name="Medium Shading 1 Accent 3"/>
+    <w:lsdException w:name="Medium Shading 2 Accent 3"/>
+    <w:lsdException w:name="Medium List 1 Accent 3"/>
+    <w:lsdException w:name="Medium List 2 Accent 3"/>
+    <w:lsdException w:name="Medium Grid 1 Accent 3"/>
+    <w:lsdException w:name="Medium Grid 2 Accent 3"/>
+    <w:lsdException w:name="Medium Grid 3 Accent 3"/>
+    <w:lsdException w:name="Dark List Accent 3"/>
+    <w:lsdException w:name="Colorful Shading Accent 3"/>
+    <w:lsdException w:name="Colorful List Accent 3"/>
+    <w:lsdException w:name="Colorful Grid Accent 3"/>
+    <w:lsdException w:name="Light Shading Accent 4"/>
+    <w:lsdException w:name="Light List Accent 4"/>
+    <w:lsdException w:name="Light Grid Accent 4"/>
+    <w:lsdException w:name="Medium Shading 1 Accent 4"/>
+    <w:lsdException w:name="Medium Shading 2 Accent 4"/>
+    <w:lsdException w:name="Medium List 1 Accent 4"/>
+    <w:lsdException w:name="Medium List 2 Accent 4"/>
+    <w:lsdException w:name="Medium Grid 1 Accent 4"/>
+    <w:lsdException w:name="Medium Grid 2 Accent 4"/>
+    <w:lsdException w:name="Medium Grid 3 Accent 4"/>
+    <w:lsdException w:name="Dark List Accent 4"/>
+    <w:lsdException w:name="Colorful Shading Accent 4"/>
+    <w:lsdException w:name="Colorful List Accent 4"/>
+    <w:lsdException w:name="Colorful Grid Accent 4"/>
+    <w:lsdException w:name="Light Shading Accent 5"/>
+    <w:lsdException w:name="Light List Accent 5"/>
+    <w:lsdException w:name="Light Grid Accent 5"/>
+    <w:lsdException w:name="Medium Shading 1 Accent 5"/>
+    <w:lsdException w:name="Medium Shading 2 Accent 5"/>
+    <w:lsdException w:name="Medium List 1 Accent 5"/>
+    <w:lsdException w:name="Medium List 2 Accent 5"/>
+    <w:lsdException w:name="Medium Grid 1 Accent 5"/>
+    <w:lsdException w:name="Medium Grid 2 Accent 5"/>
+    <w:lsdException w:name="Medium Grid 3 Accent 5"/>
+    <w:lsdException w:name="Dark List Accent 5"/>
+    <w:lsdException w:name="Colorful Shading Accent 5"/>
+    <w:lsdException w:name="Colorful List Accent 5"/>
+    <w:lsdException w:name="Colorful Grid Accent 5"/>
+    <w:lsdException w:name="Light Shading Accent 6"/>
+    <w:lsdException w:name="Light List Accent 6"/>
+    <w:lsdException w:name="Light Grid Accent 6"/>
+    <w:lsdException w:name="Medium Shading 1 Accent 6"/>
+    <w:lsdException w:name="Medium Shading 2 Accent 6"/>
+    <w:lsdException w:name="Medium List 1 Accent 6"/>
+    <w:lsdException w:name="Medium List 2 Accent 6"/>
+    <w:lsdException w:name="Medium Grid 1 Accent 6"/>
+    <w:lsdException w:name="Medium Grid 2 Accent 6"/>
+    <w:lsdException w:name="Medium Grid 3 Accent 6"/>
+    <w:lsdException w:name="Dark List Accent 6"/>
+    <w:lsdException w:name="Colorful Shading Accent 6"/>
+    <w:lsdException w:name="Colorful List Accent 6"/>
+    <w:lsdException w:name="Colorful Grid Accent 6"/>
+    <w:lsdException w:name="Grid Table 4" w:uiPriority="49"/>
+    <w:lsdException w:name="Grid Table 5 Dark" w:uiPriority="50"/>
+    <w:lsdException w:name="Grid Table 6 Colorful" w:uiPriority="51"/>
+    <w:lsdException w:name="Grid Table 7 Colorful" w:uiPriority="52"/>
+    <w:lsdException w:name="Grid Table 1 Light Accent 1" w:uiPriority="46"/>
+    <w:lsdException w:name="Grid Table 2 Accent 1" w:uiPriority="47"/>
+    <w:lsdException w:name="Grid Table 3 Accent 1" w:uiPriority="48"/>
+    <w:lsdException w:name="Grid Table 4 Accent 1" w:uiPriority="49"/>
+    <w:lsdException w:name="Grid Table 5 Dark Accent 1" w:uiPriority="50"/>
+    <w:lsdException w:name="Grid Table 6 Colorful Accent 1" w:uiPriority="51"/>
+    <w:lsdException w:name="Grid Table 7 Colorful Accent 1" w:uiPriority="52"/>
+    <w:lsdException w:name="Grid Table 1 Light Accent 2" w:uiPriority="46"/>
+    <w:lsdException w:name="Grid Table 2 Accent 2" w:uiPriority="47"/>
+    <w:lsdException w:name="Grid Table 3 Accent 2" w:uiPriority="48"/>
+    <w:lsdException w:name="Grid Table 4 Accent 2" w:uiPriority="49"/>
+    <w:lsdException w:name="Grid Table 5 Dark Accent 2" w:uiPriority="50"/>
+    <w:lsdException w:name="Grid Table 6 Colorful Accent 2" w:uiPriority="51"/>
+    <w:lsdException w:name="Grid Table 7 Colorful Accent 2" w:uiPriority="52"/>
+    <w:lsdException w:name="Grid Table 1 Light Accent 3" w:uiPriority="46"/>
+    <w:lsdException w:name="Grid Table 2 Accent 3" w:uiPriority="47"/>
+    <w:lsdException w:name="Grid Table 3 Accent 3" w:uiPriority="48"/>
+    <w:lsdException w:name="Grid Table 4 Accent 3" w:uiPriority="49"/>
+    <w:lsdException w:name="Grid Table 5 Dark Accent 3" w:uiPriority="50"/>
+    <w:lsdException w:name="Grid Table 6 Colorful Accent 3" w:uiPriority="51"/>
+    <w:lsdException w:name="Grid Table 7 Colorful Accent 3" w:uiPriority="52"/>
+    <w:lsdException w:name="Grid Table 1 Light Accent 4" w:uiPriority="46"/>
+    <w:lsdException w:name="Grid Table 2 Accent 4" w:uiPriority="47"/>
+    <w:lsdException w:name="Grid Table 3 Accent 4" w:uiPriority="48"/>
+    <w:lsdException w:name="Grid Table 4 Accent 4" w:uiPriority="49"/>
+    <w:lsdException w:name="Grid Table 5 Dark Accent 4" w:uiPriority="50"/>
+    <w:lsdException w:name="Grid Table 6 Colorful Accent 4" w:uiPriority="51"/>
+    <w:lsdException w:name="Grid Table 7 Colorful Accent 4" w:uiPriority="52"/>
+    <w:lsdException w:name="Grid Table 1 Light Accent 5" w:uiPriority="46"/>
+    <w:lsdException w:name="Grid Table 2 Accent 5" w:uiPriority="47"/>
+    <w:lsdException w:name="Grid Table 3 Accent 5" w:uiPriority="48"/>
+    <w:lsdException w:name="Grid Table 4 Accent 5" w:uiPriority="49"/>
+    <w:lsdException w:name="Grid Table 5 Dark Accent 5" w:uiPriority="50"/>
+    <w:lsdException w:name="Grid Table 6 Colorful Accent 5" w:uiPriority="51"/>
+    <w:lsdException w:name="Grid Table 7 Colorful Accent 5" w:uiPriority="52"/>
+    <w:lsdException w:name="Grid Table 1 Light Accent 6" w:uiPriority="46"/>
+    <w:lsdException w:name="Grid Table 2 Accent 6" w:uiPriority="47"/>
+    <w:lsdException w:name="Grid Table 3 Accent 6" w:uiPriority="48"/>
+    <w:lsdException w:name="Grid Table 4 Accent 6" w:uiPriority="49"/>
+    <w:lsdException w:name="Grid Table 5 Dark Accent 6" w:uiPriority="50"/>
+    <w:lsdException w:name="Grid Table 6 Colorful Accent 6" w:uiPriority="51"/>
+    <w:lsdException w:name="Grid Table 7 Colorful Accent 6" w:uiPriority="52"/>
+    <w:lsdException w:name="List Table 1 Light" w:uiPriority="46"/>
+    <w:lsdException w:name="List Table 2" w:uiPriority="47"/>
+    <w:lsdException w:name="List Table 3" w:uiPriority="48"/>
+    <w:lsdException w:name="List Table 4" w:uiPriority="49"/>
+    <w:lsdException w:name="List Table 5 Dark" w:uiPriority="50"/>
+    <w:lsdException w:name="List Table 6 Colorful" w:uiPriority="51"/>
+    <w:lsdException w:name="List Table 7 Colorful" w:uiPriority="52"/>
+    <w:lsdException w:name="List Table 1 Light Accent 1" w:uiPriority="46"/>
+    <w:lsdException w:name="List Table 2 Accent 1" w:uiPriority="47"/>
+    <w:lsdException w:name="List Table 3 Accent 1" w:uiPriority="48"/>
+    <w:lsdException w:name="List Table 4 Accent 1" w:uiPriority="49"/>
+    <w:lsdException w:name="List Table 5 Dark Accent 1" w:uiPriority="50"/>
+    <w:lsdException w:name="List Table 6 Colorful Accent 1" w:uiPriority="51"/>
+    <w:lsdException w:name="List Table 7 Colorful Accent 1" w:uiPriority="52"/>
+    <w:lsdException w:name="List Table 1 Light Accent 2" w:uiPriority="46"/>
+    <w:lsdException w:name="List Table 2 Accent 2" w:uiPriority="47"/>
+    <w:lsdException w:name="List Table 3 Accent 2" w:uiPriority="48"/>
+    <w:lsdException w:name="List Table 4 Accent 2" w:uiPriority="49"/>
+    <w:lsdException w:name="List Table 5 Dark Accent 2" w:uiPriority="50"/>
+    <w:lsdException w:name="List Table 6 Colorful Accent 2" w:uiPriority="51"/>
+    <w:lsdException w:name="List Table 7 Colorful Accent 2" w:uiPriority="52"/>
+    <w:lsdException w:name="List Table 1 Light Accent 3" w:uiPriority="46"/>
+    <w:lsdException w:name="List Table 2 Accent 3" w:uiPriority="47"/>
+    <w:lsdException w:name="List Table 3 Accent 3" w:uiPriority="48"/>
+    <w:lsdException w:name="List Table 4 Accent 3" w:uiPriority="49"/>
+    <w:lsdException w:name="List Table 5 Dark Accent 3" w:uiPriority="50"/>
+    <w:lsdException w:name="List Table 6 Colorful Accent 3" w:uiPriority="51"/>
+    <w:lsdException w:name="List Table 7 Colorful Accent 3" w:uiPriority="52"/>
+    <w:lsdException w:name="List Table 1 Light Accent 4" w:uiPriority="46"/>
+    <w:lsdException w:name="List Table 2 Accent 4" w:uiPriority="47"/>
+    <w:lsdException w:name="List Table 3 Accent 4" w:uiPriority="48"/>
+    <w:lsdException w:name="List Table 4 Accent 4" w:uiPriority="49"/>
+    <w:lsdException w:name="List Table 5 Dark Accent 4" w:uiPriority="50"/>
+    <w:lsdException w:name="List Table 6 Colorful Accent 4" w:uiPriority="51"/>
+    <w:lsdException w:name="List Table 7 Colorful Accent 4" w:uiPriority="52"/>
+    <w:lsdException w:name="List Table 1 Light Accent 5" w:uiPriority="46"/>
+    <w:lsdException w:name="List Table 2 Accent 5" w:uiPriority="47"/>
+    <w:lsdException w:name="List Table 3 Accent 5" w:uiPriority="48"/>
+    <w:lsdException w:name="List Table 4 Accent 5" w:uiPriority="49"/>
+    <w:lsdException w:name="List Table 5 Dark Accent 5" w:uiPriority="50"/>
+    <w:lsdException w:name="List Table 6 Colorful Accent 5" w:uiPriority="51"/>
+    <w:lsdException w:name="List Table 7 Colorful Accent 5" w:uiPriority="52"/>
+    <w:lsdException w:name="List Table 1 Light Accent 6" w:uiPriority="46"/>
+    <w:lsdException w:name="List Table 2 Accent 6" w:uiPriority="47"/>
+    <w:lsdException w:name="List Table 3 Accent 6" w:uiPriority="48"/>
+    <w:lsdException w:name="List Table 4 Accent 6" w:uiPriority="49"/>
+    <w:lsdException w:name="List Table 5 Dark Accent 6" w:uiPriority="50"/>
+    <w:lsdException w:name="List Table 6 Colorful Accent 6" w:uiPriority="51"/>
+    <w:lsdException w:name="List Table 7 Colorful Accent 6" w:uiPriority="52"/>
+    <w:lsdException w:name="Mention" w:semiHidden="1" w:uiPriority="99" w:unhideWhenUsed="1"/>
+    <w:lsdException w:name="Smart Hyperlink" w:semiHidden="1" w:uiPriority="99" w:unhideWhenUsed="1"/>
+    <w:lsdException w:name="Hashtag" w:semiHidden="1" w:uiPriority="99" w:unhideWhenUsed="1"/>
+    <w:lsdException w:name="Unresolved Mention" w:semiHidden="1" w:uiPriority="99" w:unhideWhenUsed="1"/>
+    <w:lsdException w:name="Smart Link" w:semiHidden="1" w:uiPriority="99" w:unhideWhenUsed="1"/>
+  </w:latentStyles>
+  <w:style w:type="paragraph" w:default="1" w:styleId="Normal">
     <w:name w:val="Normal"/>
     <w:qFormat/>
   </w:style>
-  <w:style w:styleId="BodyText" w:type="paragraph">
-    <w:name w:val="Body Text"/>
-    <w:basedOn w:val="Normal"/>
-    <w:link w:val="BodyTextChar"/>
-    <w:qFormat/>
-    <w:pPr>
-      <w:spacing w:after="180" w:before="180"/>
-    </w:pPr>
-  </w:style>
-  <w:style w:customStyle="1" w:styleId="FirstParagraph" w:type="paragraph">
-    <w:name w:val="First Paragraph"/>
-    <w:basedOn w:val="BodyText"/>
-    <w:next w:val="BodyText"/>
-    <w:qFormat/>
-  </w:style>
-  <w:style w:customStyle="1" w:styleId="Compact" w:type="paragraph">
-    <w:name w:val="Compact"/>
-    <w:basedOn w:val="BodyText"/>
-    <w:qFormat/>
-    <w:pPr>
-      <w:spacing w:after="36" w:before="36"/>
-    </w:pPr>
-  </w:style>
-  <w:style w:styleId="Title" w:type="paragraph">
-    <w:name w:val="Title"/>
-    <w:basedOn w:val="Normal"/>
-    <w:next w:val="BodyText"/>
-    <w:link w:val="TitleChar"/>
-    <w:uiPriority w:val="10"/>
-    <w:qFormat/>
-    <w:rsid w:val="00A10FD9"/>
-    <w:pPr>
-      <w:spacing w:after="80" w:line="240" w:lineRule="auto"/>
-      <w:contextualSpacing/>
-      <w:jc w:val="center"/>
-    </w:pPr>
-    <w:rPr>
-      <w:rFonts w:asciiTheme="majorHAnsi" w:cstheme="majorBidi" w:eastAsiaTheme="majorEastAsia" w:hAnsiTheme="majorHAnsi"/>
-      <w:sz w:val="56"/>
-      <w:szCs w:val="56"/>
-    </w:rPr>
-  </w:style>
-  <w:style w:customStyle="1" w:styleId="TitleChar" w:type="character">
-    <w:name w:val="Title Char"/>
-    <w:basedOn w:val="DefaultParagraphFont"/>
-    <w:link w:val="Title"/>
-    <w:uiPriority w:val="10"/>
-    <w:rsid w:val="00A10FD9"/>
-    <w:rPr>
-      <w:rFonts w:asciiTheme="majorHAnsi" w:cstheme="majorBidi" w:eastAsiaTheme="majorEastAsia" w:hAnsiTheme="majorHAnsi"/>
-      <w:sz w:val="56"/>
-      <w:szCs w:val="56"/>
-    </w:rPr>
-  </w:style>
-  <w:style w:styleId="Subtitle" w:type="paragraph">
-    <w:name w:val="Subtitle"/>
-    <w:basedOn w:val="Title"/>
-    <w:next w:val="BodyText"/>
-    <w:link w:val="SubtitleChar"/>
-    <w:uiPriority w:val="11"/>
-    <w:qFormat/>
-    <w:rsid w:val="00A10FD9"/>
-    <w:pPr>
-      <w:numPr>
-        <w:ilvl w:val="1"/>
-      </w:numPr>
-    </w:pPr>
-    <w:rPr>
-      <w:rFonts w:cstheme="majorBidi" w:eastAsiaTheme="majorEastAsia"/>
-      <w:spacing w:val="15"/>
-      <w:sz w:val="28"/>
-      <w:szCs w:val="28"/>
-    </w:rPr>
-  </w:style>
-  <w:style w:customStyle="1" w:styleId="SubtitleChar" w:type="character">
-    <w:name w:val="Subtitle Char"/>
-    <w:basedOn w:val="DefaultParagraphFont"/>
-    <w:link w:val="Subtitle"/>
-    <w:uiPriority w:val="11"/>
-    <w:rsid w:val="00A10FD9"/>
-    <w:rPr>
-      <w:rFonts w:cstheme="majorBidi" w:eastAsiaTheme="majorEastAsia"/>
-      <w:color w:themeColor="text1" w:themeTint="A6" w:val="595959"/>
-      <w:spacing w:val="15"/>
-      <w:sz w:val="28"/>
-      <w:szCs w:val="28"/>
-    </w:rPr>
-  </w:style>
-  <w:style w:customStyle="1" w:styleId="Author" w:type="paragraph">
-    <w:name w:val="Author"/>
-    <w:basedOn w:val="Title"/>
-    <w:next w:val="BodyText"/>
-    <w:qFormat/>
-    <w:pPr>
-      <w:keepNext/>
-      <w:keepLines/>
-    </w:pPr>
-    <w:rPr>
-      <w:sz w:val="24"/>
-      <w:szCs w:val="24"/>
-    </w:rPr>
-  </w:style>
-  <w:style w:styleId="Date" w:type="paragraph">
-    <w:name w:val="Date"/>
-    <w:basedOn w:val="Title"/>
-    <w:next w:val="BodyText"/>
-    <w:qFormat/>
-    <w:pPr>
-      <w:keepNext/>
-      <w:keepLines/>
-    </w:pPr>
-    <w:rPr>
-      <w:sz w:val="24"/>
-      <w:szCs w:val="24"/>
-    </w:rPr>
-  </w:style>
-  <w:style w:customStyle="1" w:styleId="AbstractTitle" w:type="paragraph">
-    <w:name w:val="Abstract Title"/>
-    <w:basedOn w:val="Normal"/>
-    <w:next w:val="Abstract"/>
-    <w:qFormat/>
-    <w:pPr>
-      <w:keepNext/>
-      <w:keepLines/>
-      <w:spacing w:after="0" w:before="300"/>
-      <w:jc w:val="center"/>
-    </w:pPr>
-    <w:rPr>
-      <w:b/>
-      <w:sz w:val="20"/>
-      <w:szCs w:val="20"/>
-    </w:rPr>
-  </w:style>
-  <w:style w:customStyle="1" w:styleId="Abstract" w:type="paragraph">
-    <w:name w:val="Abstract"/>
-    <w:basedOn w:val="Normal"/>
-    <w:next w:val="BodyText"/>
-    <w:qFormat/>
-    <w:pPr>
-      <w:keepNext/>
-      <w:keepLines/>
-      <w:spacing w:after="300" w:before="100"/>
-    </w:pPr>
-    <w:rPr>
-      <w:sz w:val="20"/>
-      <w:szCs w:val="20"/>
-    </w:rPr>
-  </w:style>
-  <w:style w:styleId="Bibliography" w:type="paragraph">
-    <w:name w:val="Bibliography"/>
-    <w:basedOn w:val="Normal"/>
-    <w:next w:val="Bibliography"/>
-    <w:qFormat/>
-    <w:pPr/>
-    <w:rPr/>
-  </w:style>
-  <w:style w:styleId="Heading1" w:type="paragraph">
+  <w:style w:type="paragraph" w:styleId="Heading1">
     <w:name w:val="heading 1"/>
     <w:basedOn w:val="Normal"/>
     <w:next w:val="BodyText"/>
@@ -2633,17 +4274,17 @@
     <w:pPr>
       <w:keepNext/>
       <w:keepLines/>
-      <w:spacing w:after="80" w:before="360"/>
+      <w:spacing w:before="360" w:after="80"/>
       <w:outlineLvl w:val="0"/>
     </w:pPr>
     <w:rPr>
-      <w:rFonts w:asciiTheme="majorHAnsi" w:cstheme="majorBidi" w:eastAsiaTheme="majorEastAsia" w:hAnsiTheme="majorHAnsi"/>
-      <w:color w:themeColor="accent1" w:themeShade="BF" w:val="0F4761"/>
+      <w:rFonts w:asciiTheme="majorHAnsi" w:eastAsiaTheme="majorEastAsia" w:hAnsiTheme="majorHAnsi" w:cstheme="majorBidi"/>
+      <w:color w:val="0F4761" w:themeColor="accent1" w:themeShade="BF"/>
       <w:sz w:val="40"/>
       <w:szCs w:val="40"/>
     </w:rPr>
   </w:style>
-  <w:style w:styleId="Heading2" w:type="paragraph">
+  <w:style w:type="paragraph" w:styleId="Heading2">
     <w:name w:val="heading 2"/>
     <w:basedOn w:val="Normal"/>
     <w:next w:val="BodyText"/>
@@ -2656,17 +4297,17 @@
     <w:pPr>
       <w:keepNext/>
       <w:keepLines/>
-      <w:spacing w:after="80" w:before="160"/>
+      <w:spacing w:before="160" w:after="80"/>
       <w:outlineLvl w:val="1"/>
     </w:pPr>
     <w:rPr>
-      <w:rFonts w:asciiTheme="majorHAnsi" w:cstheme="majorBidi" w:eastAsiaTheme="majorEastAsia" w:hAnsiTheme="majorHAnsi"/>
-      <w:color w:themeColor="accent1" w:themeShade="BF" w:val="0F4761"/>
+      <w:rFonts w:asciiTheme="majorHAnsi" w:eastAsiaTheme="majorEastAsia" w:hAnsiTheme="majorHAnsi" w:cstheme="majorBidi"/>
+      <w:color w:val="0F4761" w:themeColor="accent1" w:themeShade="BF"/>
       <w:sz w:val="32"/>
       <w:szCs w:val="32"/>
     </w:rPr>
   </w:style>
-  <w:style w:styleId="Heading3" w:type="paragraph">
+  <w:style w:type="paragraph" w:styleId="Heading3">
     <w:name w:val="heading 3"/>
     <w:basedOn w:val="Normal"/>
     <w:next w:val="BodyText"/>
@@ -2679,17 +4320,17 @@
     <w:pPr>
       <w:keepNext/>
       <w:keepLines/>
-      <w:spacing w:after="80" w:before="160"/>
+      <w:spacing w:before="160" w:after="80"/>
       <w:outlineLvl w:val="2"/>
     </w:pPr>
     <w:rPr>
-      <w:rFonts w:cstheme="majorBidi" w:eastAsiaTheme="majorEastAsia"/>
-      <w:color w:themeColor="accent1" w:themeShade="BF" w:val="0F4761"/>
+      <w:rFonts w:eastAsiaTheme="majorEastAsia" w:cstheme="majorBidi"/>
+      <w:color w:val="0F4761" w:themeColor="accent1" w:themeShade="BF"/>
       <w:sz w:val="28"/>
       <w:szCs w:val="28"/>
     </w:rPr>
   </w:style>
-  <w:style w:styleId="Heading4" w:type="paragraph">
+  <w:style w:type="paragraph" w:styleId="Heading4">
     <w:name w:val="heading 4"/>
     <w:basedOn w:val="Normal"/>
     <w:next w:val="BodyText"/>
@@ -2702,17 +4343,17 @@
     <w:pPr>
       <w:keepNext/>
       <w:keepLines/>
-      <w:spacing w:after="40" w:before="80"/>
+      <w:spacing w:before="80" w:after="40"/>
       <w:outlineLvl w:val="3"/>
     </w:pPr>
     <w:rPr>
-      <w:rFonts w:cstheme="majorBidi" w:eastAsiaTheme="majorEastAsia"/>
+      <w:rFonts w:eastAsiaTheme="majorEastAsia" w:cstheme="majorBidi"/>
       <w:i/>
       <w:iCs/>
-      <w:color w:themeColor="accent1" w:themeShade="BF" w:val="0F4761"/>
-    </w:rPr>
-  </w:style>
-  <w:style w:styleId="Heading5" w:type="paragraph">
+      <w:color w:val="0F4761" w:themeColor="accent1" w:themeShade="BF"/>
+    </w:rPr>
+  </w:style>
+  <w:style w:type="paragraph" w:styleId="Heading5">
     <w:name w:val="heading 5"/>
     <w:basedOn w:val="Normal"/>
     <w:next w:val="BodyText"/>
@@ -2725,15 +4366,15 @@
     <w:pPr>
       <w:keepNext/>
       <w:keepLines/>
-      <w:spacing w:after="40" w:before="80"/>
+      <w:spacing w:before="80" w:after="40"/>
       <w:outlineLvl w:val="4"/>
     </w:pPr>
     <w:rPr>
-      <w:rFonts w:cstheme="majorBidi" w:eastAsiaTheme="majorEastAsia"/>
-      <w:color w:themeColor="accent1" w:themeShade="BF" w:val="0F4761"/>
-    </w:rPr>
-  </w:style>
-  <w:style w:styleId="Heading6" w:type="paragraph">
+      <w:rFonts w:eastAsiaTheme="majorEastAsia" w:cstheme="majorBidi"/>
+      <w:color w:val="0F4761" w:themeColor="accent1" w:themeShade="BF"/>
+    </w:rPr>
+  </w:style>
+  <w:style w:type="paragraph" w:styleId="Heading6">
     <w:name w:val="heading 6"/>
     <w:basedOn w:val="Normal"/>
     <w:next w:val="BodyText"/>
@@ -2746,17 +4387,17 @@
     <w:pPr>
       <w:keepNext/>
       <w:keepLines/>
-      <w:spacing w:after="0" w:before="40"/>
+      <w:spacing w:before="40" w:after="0"/>
       <w:outlineLvl w:val="5"/>
     </w:pPr>
     <w:rPr>
-      <w:rFonts w:cstheme="majorBidi" w:eastAsiaTheme="majorEastAsia"/>
+      <w:rFonts w:eastAsiaTheme="majorEastAsia" w:cstheme="majorBidi"/>
       <w:i/>
       <w:iCs/>
-      <w:color w:themeColor="text1" w:themeTint="A6" w:val="595959"/>
-    </w:rPr>
-  </w:style>
-  <w:style w:styleId="Heading7" w:type="paragraph">
+      <w:color w:val="595959" w:themeColor="text1" w:themeTint="A6"/>
+    </w:rPr>
+  </w:style>
+  <w:style w:type="paragraph" w:styleId="Heading7">
     <w:name w:val="heading 7"/>
     <w:basedOn w:val="Normal"/>
     <w:next w:val="BodyText"/>
@@ -2769,15 +4410,15 @@
     <w:pPr>
       <w:keepNext/>
       <w:keepLines/>
-      <w:spacing w:after="0" w:before="40"/>
+      <w:spacing w:before="40" w:after="0"/>
       <w:outlineLvl w:val="6"/>
     </w:pPr>
     <w:rPr>
-      <w:rFonts w:cstheme="majorBidi" w:eastAsiaTheme="majorEastAsia"/>
-      <w:color w:themeColor="text1" w:themeTint="A6" w:val="595959"/>
-    </w:rPr>
-  </w:style>
-  <w:style w:styleId="Heading8" w:type="paragraph">
+      <w:rFonts w:eastAsiaTheme="majorEastAsia" w:cstheme="majorBidi"/>
+      <w:color w:val="595959" w:themeColor="text1" w:themeTint="A6"/>
+    </w:rPr>
+  </w:style>
+  <w:style w:type="paragraph" w:styleId="Heading8">
     <w:name w:val="heading 8"/>
     <w:basedOn w:val="Normal"/>
     <w:next w:val="BodyText"/>
@@ -2794,13 +4435,13 @@
       <w:outlineLvl w:val="7"/>
     </w:pPr>
     <w:rPr>
-      <w:rFonts w:cstheme="majorBidi" w:eastAsiaTheme="majorEastAsia"/>
+      <w:rFonts w:eastAsiaTheme="majorEastAsia" w:cstheme="majorBidi"/>
       <w:i/>
       <w:iCs/>
-      <w:color w:themeColor="text1" w:themeTint="D8" w:val="272727"/>
-    </w:rPr>
-  </w:style>
-  <w:style w:styleId="Heading9" w:type="paragraph">
+      <w:color w:val="272727" w:themeColor="text1" w:themeTint="D8"/>
+    </w:rPr>
+  </w:style>
+  <w:style w:type="paragraph" w:styleId="Heading9">
     <w:name w:val="heading 9"/>
     <w:basedOn w:val="Normal"/>
     <w:next w:val="BodyText"/>
@@ -2817,24 +4458,202 @@
       <w:outlineLvl w:val="8"/>
     </w:pPr>
     <w:rPr>
-      <w:rFonts w:cstheme="majorBidi" w:eastAsiaTheme="majorEastAsia"/>
-      <w:color w:themeColor="text1" w:themeTint="D8" w:val="272727"/>
-    </w:rPr>
-  </w:style>
-  <w:style w:customStyle="1" w:styleId="Heading1Char" w:type="character">
+      <w:rFonts w:eastAsiaTheme="majorEastAsia" w:cstheme="majorBidi"/>
+      <w:color w:val="272727" w:themeColor="text1" w:themeTint="D8"/>
+    </w:rPr>
+  </w:style>
+  <w:style w:type="character" w:default="1" w:styleId="DefaultParagraphFont">
+    <w:name w:val="Default Paragraph Font"/>
+    <w:uiPriority w:val="1"/>
+    <w:semiHidden/>
+    <w:unhideWhenUsed/>
+  </w:style>
+  <w:style w:type="table" w:default="1" w:styleId="TableNormal">
+    <w:name w:val="Normal Table"/>
+    <w:uiPriority w:val="99"/>
+    <w:semiHidden/>
+    <w:unhideWhenUsed/>
+    <w:tblPr>
+      <w:tblInd w:w="0" w:type="dxa"/>
+      <w:tblCellMar>
+        <w:top w:w="0" w:type="dxa"/>
+        <w:left w:w="108" w:type="dxa"/>
+        <w:bottom w:w="0" w:type="dxa"/>
+        <w:right w:w="108" w:type="dxa"/>
+      </w:tblCellMar>
+    </w:tblPr>
+  </w:style>
+  <w:style w:type="numbering" w:default="1" w:styleId="NoList">
+    <w:name w:val="No List"/>
+    <w:uiPriority w:val="99"/>
+    <w:semiHidden/>
+    <w:unhideWhenUsed/>
+  </w:style>
+  <w:style w:type="paragraph" w:styleId="BodyText">
+    <w:name w:val="Body Text"/>
+    <w:basedOn w:val="Normal"/>
+    <w:qFormat/>
+    <w:pPr>
+      <w:spacing w:before="180" w:after="180"/>
+    </w:pPr>
+  </w:style>
+  <w:style w:type="paragraph" w:customStyle="1" w:styleId="FirstParagraph">
+    <w:name w:val="First Paragraph"/>
+    <w:basedOn w:val="BodyText"/>
+    <w:next w:val="BodyText"/>
+    <w:qFormat/>
+  </w:style>
+  <w:style w:type="paragraph" w:customStyle="1" w:styleId="Compact">
+    <w:name w:val="Compact"/>
+    <w:basedOn w:val="BodyText"/>
+    <w:qFormat/>
+    <w:pPr>
+      <w:spacing w:before="36" w:after="36"/>
+    </w:pPr>
+  </w:style>
+  <w:style w:type="paragraph" w:styleId="Title">
+    <w:name w:val="Title"/>
+    <w:basedOn w:val="Normal"/>
+    <w:next w:val="BodyText"/>
+    <w:link w:val="TitleChar"/>
+    <w:uiPriority w:val="10"/>
+    <w:qFormat/>
+    <w:rsid w:val="00A10FD9"/>
+    <w:pPr>
+      <w:spacing w:after="80"/>
+      <w:contextualSpacing/>
+      <w:jc w:val="center"/>
+    </w:pPr>
+    <w:rPr>
+      <w:rFonts w:asciiTheme="majorHAnsi" w:eastAsiaTheme="majorEastAsia" w:hAnsiTheme="majorHAnsi" w:cstheme="majorBidi"/>
+      <w:sz w:val="56"/>
+      <w:szCs w:val="56"/>
+    </w:rPr>
+  </w:style>
+  <w:style w:type="character" w:customStyle="1" w:styleId="TitleChar">
+    <w:name w:val="Title Char"/>
+    <w:basedOn w:val="DefaultParagraphFont"/>
+    <w:link w:val="Title"/>
+    <w:uiPriority w:val="10"/>
+    <w:rsid w:val="00A10FD9"/>
+    <w:rPr>
+      <w:rFonts w:asciiTheme="majorHAnsi" w:eastAsiaTheme="majorEastAsia" w:hAnsiTheme="majorHAnsi" w:cstheme="majorBidi"/>
+      <w:sz w:val="56"/>
+      <w:szCs w:val="56"/>
+    </w:rPr>
+  </w:style>
+  <w:style w:type="paragraph" w:styleId="Subtitle">
+    <w:name w:val="Subtitle"/>
+    <w:basedOn w:val="Title"/>
+    <w:next w:val="BodyText"/>
+    <w:link w:val="SubtitleChar"/>
+    <w:uiPriority w:val="11"/>
+    <w:qFormat/>
+    <w:rsid w:val="00A10FD9"/>
+    <w:pPr>
+      <w:numPr>
+        <w:ilvl w:val="1"/>
+      </w:numPr>
+    </w:pPr>
+    <w:rPr>
+      <w:spacing w:val="15"/>
+      <w:sz w:val="28"/>
+      <w:szCs w:val="28"/>
+    </w:rPr>
+  </w:style>
+  <w:style w:type="character" w:customStyle="1" w:styleId="SubtitleChar">
+    <w:name w:val="Subtitle Char"/>
+    <w:basedOn w:val="DefaultParagraphFont"/>
+    <w:link w:val="Subtitle"/>
+    <w:uiPriority w:val="11"/>
+    <w:rsid w:val="00A10FD9"/>
+    <w:rPr>
+      <w:rFonts w:eastAsiaTheme="majorEastAsia" w:cstheme="majorBidi"/>
+      <w:color w:val="595959" w:themeColor="text1" w:themeTint="A6"/>
+      <w:spacing w:val="15"/>
+      <w:sz w:val="28"/>
+      <w:szCs w:val="28"/>
+    </w:rPr>
+  </w:style>
+  <w:style w:type="paragraph" w:customStyle="1" w:styleId="Author">
+    <w:name w:val="Author"/>
+    <w:basedOn w:val="Title"/>
+    <w:next w:val="BodyText"/>
+    <w:qFormat/>
+    <w:pPr>
+      <w:keepNext/>
+      <w:keepLines/>
+    </w:pPr>
+    <w:rPr>
+      <w:sz w:val="24"/>
+      <w:szCs w:val="24"/>
+    </w:rPr>
+  </w:style>
+  <w:style w:type="paragraph" w:styleId="Date">
+    <w:name w:val="Date"/>
+    <w:basedOn w:val="Title"/>
+    <w:next w:val="BodyText"/>
+    <w:qFormat/>
+    <w:pPr>
+      <w:keepNext/>
+      <w:keepLines/>
+    </w:pPr>
+    <w:rPr>
+      <w:sz w:val="24"/>
+      <w:szCs w:val="24"/>
+    </w:rPr>
+  </w:style>
+  <w:style w:type="paragraph" w:customStyle="1" w:styleId="AbstractTitle">
+    <w:name w:val="Abstract Title"/>
+    <w:basedOn w:val="Normal"/>
+    <w:next w:val="Abstract"/>
+    <w:qFormat/>
+    <w:pPr>
+      <w:keepNext/>
+      <w:keepLines/>
+      <w:spacing w:before="300" w:after="0"/>
+      <w:jc w:val="center"/>
+    </w:pPr>
+    <w:rPr>
+      <w:b/>
+      <w:sz w:val="20"/>
+      <w:szCs w:val="20"/>
+    </w:rPr>
+  </w:style>
+  <w:style w:type="paragraph" w:customStyle="1" w:styleId="Abstract">
+    <w:name w:val="Abstract"/>
+    <w:basedOn w:val="Normal"/>
+    <w:next w:val="BodyText"/>
+    <w:qFormat/>
+    <w:pPr>
+      <w:keepNext/>
+      <w:keepLines/>
+      <w:spacing w:before="100" w:after="300"/>
+    </w:pPr>
+    <w:rPr>
+      <w:sz w:val="20"/>
+      <w:szCs w:val="20"/>
+    </w:rPr>
+  </w:style>
+  <w:style w:type="paragraph" w:styleId="Bibliography">
+    <w:name w:val="Bibliography"/>
+    <w:basedOn w:val="Normal"/>
+    <w:qFormat/>
+  </w:style>
+  <w:style w:type="character" w:customStyle="1" w:styleId="Heading1Char">
     <w:name w:val="Heading 1 Char"/>
     <w:basedOn w:val="DefaultParagraphFont"/>
     <w:link w:val="Heading1"/>
     <w:uiPriority w:val="9"/>
     <w:rsid w:val="00A10FD9"/>
     <w:rPr>
-      <w:rFonts w:asciiTheme="majorHAnsi" w:cstheme="majorBidi" w:eastAsiaTheme="majorEastAsia" w:hAnsiTheme="majorHAnsi"/>
-      <w:color w:themeColor="accent1" w:themeShade="BF" w:val="0F4761"/>
+      <w:rFonts w:asciiTheme="majorHAnsi" w:eastAsiaTheme="majorEastAsia" w:hAnsiTheme="majorHAnsi" w:cstheme="majorBidi"/>
+      <w:color w:val="0F4761" w:themeColor="accent1" w:themeShade="BF"/>
       <w:sz w:val="40"/>
       <w:szCs w:val="40"/>
     </w:rPr>
   </w:style>
-  <w:style w:customStyle="1" w:styleId="Heading2Char" w:type="character">
+  <w:style w:type="character" w:customStyle="1" w:styleId="Heading2Char">
     <w:name w:val="Heading 2 Char"/>
     <w:basedOn w:val="DefaultParagraphFont"/>
     <w:link w:val="Heading2"/>
@@ -2842,13 +4661,13 @@
     <w:semiHidden/>
     <w:rsid w:val="00A10FD9"/>
     <w:rPr>
-      <w:rFonts w:asciiTheme="majorHAnsi" w:cstheme="majorBidi" w:eastAsiaTheme="majorEastAsia" w:hAnsiTheme="majorHAnsi"/>
-      <w:color w:themeColor="accent1" w:themeShade="BF" w:val="0F4761"/>
+      <w:rFonts w:asciiTheme="majorHAnsi" w:eastAsiaTheme="majorEastAsia" w:hAnsiTheme="majorHAnsi" w:cstheme="majorBidi"/>
+      <w:color w:val="0F4761" w:themeColor="accent1" w:themeShade="BF"/>
       <w:sz w:val="32"/>
       <w:szCs w:val="32"/>
     </w:rPr>
   </w:style>
-  <w:style w:customStyle="1" w:styleId="Heading3Char" w:type="character">
+  <w:style w:type="character" w:customStyle="1" w:styleId="Heading3Char">
     <w:name w:val="Heading 3 Char"/>
     <w:basedOn w:val="DefaultParagraphFont"/>
     <w:link w:val="Heading3"/>
@@ -2856,13 +4675,13 @@
     <w:semiHidden/>
     <w:rsid w:val="00A10FD9"/>
     <w:rPr>
-      <w:rFonts w:cstheme="majorBidi" w:eastAsiaTheme="majorEastAsia"/>
-      <w:color w:themeColor="accent1" w:themeShade="BF" w:val="0F4761"/>
+      <w:rFonts w:eastAsiaTheme="majorEastAsia" w:cstheme="majorBidi"/>
+      <w:color w:val="0F4761" w:themeColor="accent1" w:themeShade="BF"/>
       <w:sz w:val="28"/>
       <w:szCs w:val="28"/>
     </w:rPr>
   </w:style>
-  <w:style w:customStyle="1" w:styleId="Heading4Char" w:type="character">
+  <w:style w:type="character" w:customStyle="1" w:styleId="Heading4Char">
     <w:name w:val="Heading 4 Char"/>
     <w:basedOn w:val="DefaultParagraphFont"/>
     <w:link w:val="Heading4"/>
@@ -2870,13 +4689,13 @@
     <w:semiHidden/>
     <w:rsid w:val="00A10FD9"/>
     <w:rPr>
-      <w:rFonts w:cstheme="majorBidi" w:eastAsiaTheme="majorEastAsia"/>
+      <w:rFonts w:eastAsiaTheme="majorEastAsia" w:cstheme="majorBidi"/>
       <w:i/>
       <w:iCs/>
-      <w:color w:themeColor="accent1" w:themeShade="BF" w:val="0F4761"/>
-    </w:rPr>
-  </w:style>
-  <w:style w:customStyle="1" w:styleId="Heading5Char" w:type="character">
+      <w:color w:val="0F4761" w:themeColor="accent1" w:themeShade="BF"/>
+    </w:rPr>
+  </w:style>
+  <w:style w:type="character" w:customStyle="1" w:styleId="Heading5Char">
     <w:name w:val="Heading 5 Char"/>
     <w:basedOn w:val="DefaultParagraphFont"/>
     <w:link w:val="Heading5"/>
@@ -2884,11 +4703,11 @@
     <w:semiHidden/>
     <w:rsid w:val="00A10FD9"/>
     <w:rPr>
-      <w:rFonts w:cstheme="majorBidi" w:eastAsiaTheme="majorEastAsia"/>
-      <w:color w:themeColor="accent1" w:themeShade="BF" w:val="0F4761"/>
-    </w:rPr>
-  </w:style>
-  <w:style w:customStyle="1" w:styleId="Heading6Char" w:type="character">
+      <w:rFonts w:eastAsiaTheme="majorEastAsia" w:cstheme="majorBidi"/>
+      <w:color w:val="0F4761" w:themeColor="accent1" w:themeShade="BF"/>
+    </w:rPr>
+  </w:style>
+  <w:style w:type="character" w:customStyle="1" w:styleId="Heading6Char">
     <w:name w:val="Heading 6 Char"/>
     <w:basedOn w:val="DefaultParagraphFont"/>
     <w:link w:val="Heading6"/>
@@ -2896,13 +4715,13 @@
     <w:semiHidden/>
     <w:rsid w:val="00A10FD9"/>
     <w:rPr>
-      <w:rFonts w:cstheme="majorBidi" w:eastAsiaTheme="majorEastAsia"/>
+      <w:rFonts w:eastAsiaTheme="majorEastAsia" w:cstheme="majorBidi"/>
       <w:i/>
       <w:iCs/>
-      <w:color w:themeColor="text1" w:themeTint="A6" w:val="595959"/>
-    </w:rPr>
-  </w:style>
-  <w:style w:customStyle="1" w:styleId="Heading7Char" w:type="character">
+      <w:color w:val="595959" w:themeColor="text1" w:themeTint="A6"/>
+    </w:rPr>
+  </w:style>
+  <w:style w:type="character" w:customStyle="1" w:styleId="Heading7Char">
     <w:name w:val="Heading 7 Char"/>
     <w:basedOn w:val="DefaultParagraphFont"/>
     <w:link w:val="Heading7"/>
@@ -2910,11 +4729,11 @@
     <w:semiHidden/>
     <w:rsid w:val="00A10FD9"/>
     <w:rPr>
-      <w:rFonts w:cstheme="majorBidi" w:eastAsiaTheme="majorEastAsia"/>
-      <w:color w:themeColor="text1" w:themeTint="A6" w:val="595959"/>
-    </w:rPr>
-  </w:style>
-  <w:style w:customStyle="1" w:styleId="Heading8Char" w:type="character">
+      <w:rFonts w:eastAsiaTheme="majorEastAsia" w:cstheme="majorBidi"/>
+      <w:color w:val="595959" w:themeColor="text1" w:themeTint="A6"/>
+    </w:rPr>
+  </w:style>
+  <w:style w:type="character" w:customStyle="1" w:styleId="Heading8Char">
     <w:name w:val="Heading 8 Char"/>
     <w:basedOn w:val="DefaultParagraphFont"/>
     <w:link w:val="Heading8"/>
@@ -2922,13 +4741,13 @@
     <w:semiHidden/>
     <w:rsid w:val="00A10FD9"/>
     <w:rPr>
-      <w:rFonts w:cstheme="majorBidi" w:eastAsiaTheme="majorEastAsia"/>
+      <w:rFonts w:eastAsiaTheme="majorEastAsia" w:cstheme="majorBidi"/>
       <w:i/>
       <w:iCs/>
-      <w:color w:themeColor="text1" w:themeTint="D8" w:val="272727"/>
-    </w:rPr>
-  </w:style>
-  <w:style w:customStyle="1" w:styleId="Heading9Char" w:type="character">
+      <w:color w:val="272727" w:themeColor="text1" w:themeTint="D8"/>
+    </w:rPr>
+  </w:style>
+  <w:style w:type="character" w:customStyle="1" w:styleId="Heading9Char">
     <w:name w:val="Heading 9 Char"/>
     <w:basedOn w:val="DefaultParagraphFont"/>
     <w:link w:val="Heading9"/>
@@ -2936,11 +4755,11 @@
     <w:semiHidden/>
     <w:rsid w:val="00A10FD9"/>
     <w:rPr>
-      <w:rFonts w:cstheme="majorBidi" w:eastAsiaTheme="majorEastAsia"/>
-      <w:color w:themeColor="text1" w:themeTint="D8" w:val="272727"/>
-    </w:rPr>
-  </w:style>
-  <w:style w:styleId="BlockText" w:type="paragraph">
+      <w:rFonts w:eastAsiaTheme="majorEastAsia" w:cstheme="majorBidi"/>
+      <w:color w:val="272727" w:themeColor="text1" w:themeTint="D8"/>
+    </w:rPr>
+  </w:style>
+  <w:style w:type="paragraph" w:styleId="BlockText">
     <w:name w:val="Block Text"/>
     <w:basedOn w:val="BodyText"/>
     <w:next w:val="BodyText"/>
@@ -2948,19 +4767,18 @@
     <w:unhideWhenUsed/>
     <w:qFormat/>
     <w:pPr>
-      <w:spacing w:after="100" w:before="100"/>
-      <w:ind w:firstLine="0" w:left="480" w:right="480"/>
+      <w:spacing w:before="100" w:after="100"/>
+      <w:ind w:left="480" w:right="480"/>
     </w:pPr>
   </w:style>
-  <w:style w:styleId="FootnoteText" w:type="paragraph">
-    <w:name w:val="Footnote Text"/>
+  <w:style w:type="paragraph" w:styleId="FootnoteText">
+    <w:name w:val="footnote text"/>
     <w:basedOn w:val="Normal"/>
-    <w:next w:val="FootnoteText"/>
     <w:uiPriority w:val="9"/>
     <w:unhideWhenUsed/>
     <w:qFormat/>
   </w:style>
-  <w:style w:styleId="FootnoteBlockText" w:type="paragraph">
+  <w:style w:type="paragraph" w:customStyle="1" w:styleId="FootnoteBlockText">
     <w:name w:val="Footnote Block Text"/>
     <w:basedOn w:val="FootnoteText"/>
     <w:next w:val="FootnoteText"/>
@@ -2968,40 +4786,35 @@
     <w:unhideWhenUsed/>
     <w:qFormat/>
     <w:pPr>
-      <w:spacing w:after="100" w:before="100"/>
-      <w:ind w:firstLine="0" w:left="480" w:right="480"/>
+      <w:spacing w:before="100" w:after="100"/>
+      <w:ind w:left="480" w:right="480"/>
     </w:pPr>
   </w:style>
-  <w:style w:default="1" w:styleId="DefaultParagraphFont" w:type="character">
-    <w:name w:val="Default Paragraph Font"/>
-    <w:semiHidden/>
-    <w:unhideWhenUsed/>
-  </w:style>
-  <w:style w:default="1" w:styleId="Table" w:type="table">
+  <w:style w:type="table" w:customStyle="1" w:styleId="Table">
     <w:name w:val="Table"/>
-    <w:basedOn w:val="TableNormal"/>
     <w:semiHidden/>
     <w:unhideWhenUsed/>
     <w:qFormat/>
     <w:tblPr>
-      <w:tblInd w:type="dxa" w:w="0"/>
+      <w:tblInd w:w="0" w:type="dxa"/>
       <w:tblCellMar>
-        <w:top w:type="dxa" w:w="0"/>
-        <w:left w:type="dxa" w:w="108"/>
-        <w:bottom w:type="dxa" w:w="0"/>
-        <w:right w:type="dxa" w:w="108"/>
+        <w:top w:w="0" w:type="dxa"/>
+        <w:left w:w="108" w:type="dxa"/>
+        <w:bottom w:w="0" w:type="dxa"/>
+        <w:right w:w="108" w:type="dxa"/>
       </w:tblCellMar>
     </w:tblPr>
     <w:tblStylePr w:type="firstRow">
+      <w:tblPr/>
       <w:tcPr>
         <w:tcBorders>
-          <w:bottom w:val="single"/>
+          <w:bottom w:val="single" w:sz="0" w:space="0" w:color="auto"/>
         </w:tcBorders>
         <w:vAlign w:val="bottom"/>
       </w:tcPr>
     </w:tblStylePr>
   </w:style>
-  <w:style w:customStyle="1" w:styleId="DefinitionTerm" w:type="paragraph">
+  <w:style w:type="paragraph" w:customStyle="1" w:styleId="DefinitionTerm">
     <w:name w:val="Definition Term"/>
     <w:basedOn w:val="Normal"/>
     <w:next w:val="Definition"/>
@@ -3014,75 +4827,76 @@
       <w:b/>
     </w:rPr>
   </w:style>
-  <w:style w:customStyle="1" w:styleId="Definition" w:type="paragraph">
+  <w:style w:type="paragraph" w:customStyle="1" w:styleId="Definition">
     <w:name w:val="Definition"/>
     <w:basedOn w:val="Normal"/>
   </w:style>
-  <w:style w:styleId="Caption" w:type="paragraph">
-    <w:name w:val="Caption"/>
+  <w:style w:type="paragraph" w:styleId="Caption">
+    <w:name w:val="caption"/>
     <w:basedOn w:val="Normal"/>
-    <w:link w:val="BodyTextChar"/>
+    <w:link w:val="CaptionChar"/>
     <w:pPr>
-      <w:spacing w:after="120" w:before="0"/>
+      <w:spacing w:after="120"/>
     </w:pPr>
     <w:rPr>
       <w:i/>
     </w:rPr>
   </w:style>
-  <w:style w:customStyle="1" w:styleId="TableCaption" w:type="paragraph">
+  <w:style w:type="paragraph" w:customStyle="1" w:styleId="TableCaption">
     <w:name w:val="Table Caption"/>
     <w:basedOn w:val="Caption"/>
     <w:pPr>
       <w:keepNext/>
     </w:pPr>
   </w:style>
-  <w:style w:customStyle="1" w:styleId="ImageCaption" w:type="paragraph">
+  <w:style w:type="paragraph" w:customStyle="1" w:styleId="ImageCaption">
     <w:name w:val="Image Caption"/>
     <w:basedOn w:val="Caption"/>
   </w:style>
-  <w:style w:customStyle="1" w:styleId="Figure" w:type="paragraph">
+  <w:style w:type="paragraph" w:customStyle="1" w:styleId="Figure">
     <w:name w:val="Figure"/>
     <w:basedOn w:val="Normal"/>
   </w:style>
-  <w:style w:customStyle="1" w:styleId="CaptionedFigure" w:type="paragraph">
+  <w:style w:type="paragraph" w:customStyle="1" w:styleId="CaptionedFigure">
     <w:name w:val="Captioned Figure"/>
     <w:basedOn w:val="Figure"/>
     <w:pPr>
       <w:keepNext/>
     </w:pPr>
   </w:style>
-  <w:style w:customStyle="1" w:styleId="BodyTextChar" w:type="character">
-    <w:name w:val="Body Text Char"/>
+  <w:style w:type="character" w:customStyle="1" w:styleId="CaptionChar">
+    <w:name w:val="Caption Char"/>
     <w:basedOn w:val="DefaultParagraphFont"/>
-    <w:link w:val="BodyText"/>
-  </w:style>
-  <w:style w:customStyle="1" w:styleId="VerbatimChar" w:type="character">
+    <w:link w:val="Caption"/>
+  </w:style>
+  <w:style w:type="character" w:customStyle="1" w:styleId="VerbatimChar">
     <w:name w:val="Verbatim Char"/>
-    <w:basedOn w:val="BodyTextChar"/>
+    <w:basedOn w:val="CaptionChar"/>
+    <w:link w:val="SourceCode"/>
     <w:rPr>
       <w:rFonts w:ascii="Consolas" w:hAnsi="Consolas"/>
       <w:sz w:val="22"/>
     </w:rPr>
   </w:style>
-  <w:style w:customStyle="1" w:styleId="SectionNumber" w:type="character">
+  <w:style w:type="character" w:customStyle="1" w:styleId="SectionNumber">
     <w:name w:val="Section Number"/>
-    <w:basedOn w:val="BodyTextChar"/>
-  </w:style>
-  <w:style w:styleId="FootnoteReference" w:type="character">
-    <w:name w:val="Footnote Reference"/>
-    <w:basedOn w:val="BodyTextChar"/>
+    <w:basedOn w:val="CaptionChar"/>
+  </w:style>
+  <w:style w:type="character" w:styleId="FootnoteReference">
+    <w:name w:val="footnote reference"/>
+    <w:basedOn w:val="CaptionChar"/>
     <w:rPr>
       <w:vertAlign w:val="superscript"/>
     </w:rPr>
   </w:style>
-  <w:style w:styleId="Hyperlink" w:type="character">
+  <w:style w:type="character" w:styleId="Hyperlink">
     <w:name w:val="Hyperlink"/>
-    <w:basedOn w:val="BodyTextChar"/>
-    <w:rPr>
-      <w:color w:themeColor="accent1" w:val="4F81BD"/>
-    </w:rPr>
-  </w:style>
-  <w:style w:styleId="TOCHeading" w:type="paragraph">
+    <w:basedOn w:val="CaptionChar"/>
+    <w:rPr>
+      <w:color w:val="156082" w:themeColor="accent1"/>
+    </w:rPr>
+  </w:style>
+  <w:style w:type="paragraph" w:styleId="TOCHeading">
     <w:name w:val="TOC Heading"/>
     <w:basedOn w:val="Heading1"/>
     <w:next w:val="BodyText"/>
@@ -3093,246 +4907,341 @@
       <w:spacing w:before="240" w:line="259" w:lineRule="auto"/>
       <w:outlineLvl w:val="9"/>
     </w:pPr>
-    <w:rPr>
-      <w:rFonts w:asciiTheme="majorHAnsi" w:cstheme="majorBidi" w:eastAsiaTheme="majorEastAsia" w:hAnsiTheme="majorHAnsi"/>
-      <w:b w:val="0"/>
-      <w:bCs w:val="0"/>
-      <w:color w:themeColor="accent1" w:themeShade="BF" w:val="365F91"/>
-    </w:rPr>
   </w:style>
   <w:style w:type="paragraph" w:customStyle="1" w:styleId="SourceCode">
     <w:name w:val="Source Code"/>
     <w:basedOn w:val="Normal"/>
     <w:link w:val="VerbatimChar"/>
     <w:pPr>
-      <w:wordWrap w:val="off"/>
+      <w:wordWrap w:val="0"/>
     </w:pPr>
   </w:style>
   <w:style w:type="character" w:customStyle="1" w:styleId="KeywordTok">
     <w:name w:val="KeywordTok"/>
     <w:basedOn w:val="VerbatimChar"/>
     <w:rPr>
+      <w:rFonts w:ascii="Consolas" w:hAnsi="Consolas"/>
       <w:b/>
       <w:color w:val="007020"/>
+      <w:sz w:val="22"/>
     </w:rPr>
   </w:style>
   <w:style w:type="character" w:customStyle="1" w:styleId="DataTypeTok">
     <w:name w:val="DataTypeTok"/>
     <w:basedOn w:val="VerbatimChar"/>
     <w:rPr>
+      <w:rFonts w:ascii="Consolas" w:hAnsi="Consolas"/>
       <w:color w:val="902000"/>
+      <w:sz w:val="22"/>
     </w:rPr>
   </w:style>
   <w:style w:type="character" w:customStyle="1" w:styleId="DecValTok">
     <w:name w:val="DecValTok"/>
     <w:basedOn w:val="VerbatimChar"/>
     <w:rPr>
-      <w:color w:val="40a070"/>
+      <w:rFonts w:ascii="Consolas" w:hAnsi="Consolas"/>
+      <w:color w:val="40A070"/>
+      <w:sz w:val="22"/>
     </w:rPr>
   </w:style>
   <w:style w:type="character" w:customStyle="1" w:styleId="BaseNTok">
     <w:name w:val="BaseNTok"/>
     <w:basedOn w:val="VerbatimChar"/>
     <w:rPr>
-      <w:color w:val="40a070"/>
+      <w:rFonts w:ascii="Consolas" w:hAnsi="Consolas"/>
+      <w:color w:val="40A070"/>
+      <w:sz w:val="22"/>
     </w:rPr>
   </w:style>
   <w:style w:type="character" w:customStyle="1" w:styleId="FloatTok">
     <w:name w:val="FloatTok"/>
     <w:basedOn w:val="VerbatimChar"/>
     <w:rPr>
-      <w:color w:val="40a070"/>
+      <w:rFonts w:ascii="Consolas" w:hAnsi="Consolas"/>
+      <w:color w:val="40A070"/>
+      <w:sz w:val="22"/>
     </w:rPr>
   </w:style>
   <w:style w:type="character" w:customStyle="1" w:styleId="ConstantTok">
     <w:name w:val="ConstantTok"/>
     <w:basedOn w:val="VerbatimChar"/>
     <w:rPr>
+      <w:rFonts w:ascii="Consolas" w:hAnsi="Consolas"/>
       <w:color w:val="880000"/>
+      <w:sz w:val="22"/>
     </w:rPr>
   </w:style>
   <w:style w:type="character" w:customStyle="1" w:styleId="CharTok">
     <w:name w:val="CharTok"/>
     <w:basedOn w:val="VerbatimChar"/>
     <w:rPr>
-      <w:color w:val="4070a0"/>
+      <w:rFonts w:ascii="Consolas" w:hAnsi="Consolas"/>
+      <w:color w:val="4070A0"/>
+      <w:sz w:val="22"/>
     </w:rPr>
   </w:style>
   <w:style w:type="character" w:customStyle="1" w:styleId="SpecialCharTok">
     <w:name w:val="SpecialCharTok"/>
     <w:basedOn w:val="VerbatimChar"/>
     <w:rPr>
-      <w:color w:val="4070a0"/>
+      <w:rFonts w:ascii="Consolas" w:hAnsi="Consolas"/>
+      <w:color w:val="4070A0"/>
+      <w:sz w:val="22"/>
     </w:rPr>
   </w:style>
   <w:style w:type="character" w:customStyle="1" w:styleId="StringTok">
     <w:name w:val="StringTok"/>
     <w:basedOn w:val="VerbatimChar"/>
     <w:rPr>
-      <w:color w:val="4070a0"/>
+      <w:rFonts w:ascii="Consolas" w:hAnsi="Consolas"/>
+      <w:color w:val="4070A0"/>
+      <w:sz w:val="22"/>
     </w:rPr>
   </w:style>
   <w:style w:type="character" w:customStyle="1" w:styleId="VerbatimStringTok">
     <w:name w:val="VerbatimStringTok"/>
     <w:basedOn w:val="VerbatimChar"/>
     <w:rPr>
-      <w:color w:val="4070a0"/>
+      <w:rFonts w:ascii="Consolas" w:hAnsi="Consolas"/>
+      <w:color w:val="4070A0"/>
+      <w:sz w:val="22"/>
     </w:rPr>
   </w:style>
   <w:style w:type="character" w:customStyle="1" w:styleId="SpecialStringTok">
     <w:name w:val="SpecialStringTok"/>
     <w:basedOn w:val="VerbatimChar"/>
     <w:rPr>
-      <w:color w:val="bb6688"/>
+      <w:rFonts w:ascii="Consolas" w:hAnsi="Consolas"/>
+      <w:color w:val="BB6688"/>
+      <w:sz w:val="22"/>
     </w:rPr>
   </w:style>
   <w:style w:type="character" w:customStyle="1" w:styleId="ImportTok">
     <w:name w:val="ImportTok"/>
     <w:basedOn w:val="VerbatimChar"/>
     <w:rPr>
+      <w:rFonts w:ascii="Consolas" w:hAnsi="Consolas"/>
       <w:b/>
       <w:color w:val="008000"/>
+      <w:sz w:val="22"/>
     </w:rPr>
   </w:style>
   <w:style w:type="character" w:customStyle="1" w:styleId="CommentTok">
     <w:name w:val="CommentTok"/>
     <w:basedOn w:val="VerbatimChar"/>
     <w:rPr>
+      <w:rFonts w:ascii="Consolas" w:hAnsi="Consolas"/>
       <w:i/>
-      <w:color w:val="60a0b0"/>
+      <w:color w:val="60A0B0"/>
+      <w:sz w:val="22"/>
     </w:rPr>
   </w:style>
   <w:style w:type="character" w:customStyle="1" w:styleId="DocumentationTok">
     <w:name w:val="DocumentationTok"/>
     <w:basedOn w:val="VerbatimChar"/>
     <w:rPr>
+      <w:rFonts w:ascii="Consolas" w:hAnsi="Consolas"/>
       <w:i/>
-      <w:color w:val="ba2121"/>
+      <w:color w:val="BA2121"/>
+      <w:sz w:val="22"/>
     </w:rPr>
   </w:style>
   <w:style w:type="character" w:customStyle="1" w:styleId="AnnotationTok">
     <w:name w:val="AnnotationTok"/>
     <w:basedOn w:val="VerbatimChar"/>
     <w:rPr>
+      <w:rFonts w:ascii="Consolas" w:hAnsi="Consolas"/>
       <w:b/>
       <w:i/>
-      <w:color w:val="60a0b0"/>
+      <w:color w:val="60A0B0"/>
+      <w:sz w:val="22"/>
     </w:rPr>
   </w:style>
   <w:style w:type="character" w:customStyle="1" w:styleId="CommentVarTok">
     <w:name w:val="CommentVarTok"/>
     <w:basedOn w:val="VerbatimChar"/>
     <w:rPr>
+      <w:rFonts w:ascii="Consolas" w:hAnsi="Consolas"/>
       <w:b/>
       <w:i/>
-      <w:color w:val="60a0b0"/>
+      <w:color w:val="60A0B0"/>
+      <w:sz w:val="22"/>
     </w:rPr>
   </w:style>
   <w:style w:type="character" w:customStyle="1" w:styleId="OtherTok">
     <w:name w:val="OtherTok"/>
     <w:basedOn w:val="VerbatimChar"/>
     <w:rPr>
+      <w:rFonts w:ascii="Consolas" w:hAnsi="Consolas"/>
       <w:color w:val="007020"/>
+      <w:sz w:val="22"/>
     </w:rPr>
   </w:style>
   <w:style w:type="character" w:customStyle="1" w:styleId="FunctionTok">
     <w:name w:val="FunctionTok"/>
     <w:basedOn w:val="VerbatimChar"/>
     <w:rPr>
-      <w:color w:val="06287e"/>
+      <w:rFonts w:ascii="Consolas" w:hAnsi="Consolas"/>
+      <w:color w:val="06287E"/>
+      <w:sz w:val="22"/>
     </w:rPr>
   </w:style>
   <w:style w:type="character" w:customStyle="1" w:styleId="VariableTok">
     <w:name w:val="VariableTok"/>
     <w:basedOn w:val="VerbatimChar"/>
     <w:rPr>
-      <w:color w:val="19177c"/>
+      <w:rFonts w:ascii="Consolas" w:hAnsi="Consolas"/>
+      <w:color w:val="19177C"/>
+      <w:sz w:val="22"/>
     </w:rPr>
   </w:style>
   <w:style w:type="character" w:customStyle="1" w:styleId="ControlFlowTok">
     <w:name w:val="ControlFlowTok"/>
     <w:basedOn w:val="VerbatimChar"/>
     <w:rPr>
+      <w:rFonts w:ascii="Consolas" w:hAnsi="Consolas"/>
       <w:b/>
       <w:color w:val="007020"/>
+      <w:sz w:val="22"/>
     </w:rPr>
   </w:style>
   <w:style w:type="character" w:customStyle="1" w:styleId="OperatorTok">
     <w:name w:val="OperatorTok"/>
     <w:basedOn w:val="VerbatimChar"/>
     <w:rPr>
+      <w:rFonts w:ascii="Consolas" w:hAnsi="Consolas"/>
       <w:color w:val="666666"/>
+      <w:sz w:val="22"/>
     </w:rPr>
   </w:style>
   <w:style w:type="character" w:customStyle="1" w:styleId="BuiltInTok">
     <w:name w:val="BuiltInTok"/>
     <w:basedOn w:val="VerbatimChar"/>
     <w:rPr>
+      <w:rFonts w:ascii="Consolas" w:hAnsi="Consolas"/>
       <w:color w:val="008000"/>
+      <w:sz w:val="22"/>
     </w:rPr>
   </w:style>
   <w:style w:type="character" w:customStyle="1" w:styleId="ExtensionTok">
     <w:name w:val="ExtensionTok"/>
     <w:basedOn w:val="VerbatimChar"/>
-    <w:rPr/>
+    <w:rPr>
+      <w:rFonts w:ascii="Consolas" w:hAnsi="Consolas"/>
+      <w:sz w:val="22"/>
+    </w:rPr>
   </w:style>
   <w:style w:type="character" w:customStyle="1" w:styleId="PreprocessorTok">
     <w:name w:val="PreprocessorTok"/>
     <w:basedOn w:val="VerbatimChar"/>
     <w:rPr>
-      <w:color w:val="bc7a00"/>
+      <w:rFonts w:ascii="Consolas" w:hAnsi="Consolas"/>
+      <w:color w:val="BC7A00"/>
+      <w:sz w:val="22"/>
     </w:rPr>
   </w:style>
   <w:style w:type="character" w:customStyle="1" w:styleId="AttributeTok">
     <w:name w:val="AttributeTok"/>
     <w:basedOn w:val="VerbatimChar"/>
     <w:rPr>
-      <w:color w:val="7d9029"/>
+      <w:rFonts w:ascii="Consolas" w:hAnsi="Consolas"/>
+      <w:color w:val="7D9029"/>
+      <w:sz w:val="22"/>
     </w:rPr>
   </w:style>
   <w:style w:type="character" w:customStyle="1" w:styleId="RegionMarkerTok">
     <w:name w:val="RegionMarkerTok"/>
     <w:basedOn w:val="VerbatimChar"/>
-    <w:rPr/>
+    <w:rPr>
+      <w:rFonts w:ascii="Consolas" w:hAnsi="Consolas"/>
+      <w:sz w:val="22"/>
+    </w:rPr>
   </w:style>
   <w:style w:type="character" w:customStyle="1" w:styleId="InformationTok">
     <w:name w:val="InformationTok"/>
     <w:basedOn w:val="VerbatimChar"/>
     <w:rPr>
+      <w:rFonts w:ascii="Consolas" w:hAnsi="Consolas"/>
       <w:b/>
       <w:i/>
-      <w:color w:val="60a0b0"/>
+      <w:color w:val="60A0B0"/>
+      <w:sz w:val="22"/>
     </w:rPr>
   </w:style>
   <w:style w:type="character" w:customStyle="1" w:styleId="WarningTok">
     <w:name w:val="WarningTok"/>
     <w:basedOn w:val="VerbatimChar"/>
     <w:rPr>
+      <w:rFonts w:ascii="Consolas" w:hAnsi="Consolas"/>
       <w:b/>
       <w:i/>
-      <w:color w:val="60a0b0"/>
+      <w:color w:val="60A0B0"/>
+      <w:sz w:val="22"/>
     </w:rPr>
   </w:style>
   <w:style w:type="character" w:customStyle="1" w:styleId="AlertTok">
     <w:name w:val="AlertTok"/>
     <w:basedOn w:val="VerbatimChar"/>
     <w:rPr>
+      <w:rFonts w:ascii="Consolas" w:hAnsi="Consolas"/>
       <w:b/>
-      <w:color w:val="ff0000"/>
+      <w:color w:val="FF0000"/>
+      <w:sz w:val="22"/>
     </w:rPr>
   </w:style>
   <w:style w:type="character" w:customStyle="1" w:styleId="ErrorTok">
     <w:name w:val="ErrorTok"/>
     <w:basedOn w:val="VerbatimChar"/>
     <w:rPr>
+      <w:rFonts w:ascii="Consolas" w:hAnsi="Consolas"/>
       <w:b/>
-      <w:color w:val="ff0000"/>
+      <w:color w:val="FF0000"/>
+      <w:sz w:val="22"/>
     </w:rPr>
   </w:style>
   <w:style w:type="character" w:customStyle="1" w:styleId="NormalTok">
     <w:name w:val="NormalTok"/>
     <w:basedOn w:val="VerbatimChar"/>
-    <w:rPr/>
+    <w:rPr>
+      <w:rFonts w:ascii="Consolas" w:hAnsi="Consolas"/>
+      <w:sz w:val="22"/>
+    </w:rPr>
+  </w:style>
+  <w:style w:type="table" w:styleId="TableGrid">
+    <w:name w:val="Table Grid"/>
+    <w:basedOn w:val="TableNormal"/>
+    <w:uiPriority w:val="59"/>
+    <w:rsid w:val="00014C48"/>
+    <w:pPr>
+      <w:spacing w:after="0"/>
+    </w:pPr>
+    <w:rPr>
+      <w:sz w:val="22"/>
+      <w:szCs w:val="22"/>
+      <w:lang w:eastAsia="en-US"/>
+    </w:rPr>
+    <w:tblPr>
+      <w:tblBorders>
+        <w:top w:val="single" w:sz="4" w:space="0" w:color="auto"/>
+        <w:left w:val="single" w:sz="4" w:space="0" w:color="auto"/>
+        <w:bottom w:val="single" w:sz="4" w:space="0" w:color="auto"/>
+        <w:right w:val="single" w:sz="4" w:space="0" w:color="auto"/>
+        <w:insideH w:val="single" w:sz="4" w:space="0" w:color="auto"/>
+        <w:insideV w:val="single" w:sz="4" w:space="0" w:color="auto"/>
+      </w:tblBorders>
+    </w:tblPr>
+  </w:style>
+  <w:style w:type="character" w:styleId="UnresolvedMention">
+    <w:name w:val="Unresolved Mention"/>
+    <w:basedOn w:val="DefaultParagraphFont"/>
+    <w:uiPriority w:val="99"/>
+    <w:semiHidden/>
+    <w:unhideWhenUsed/>
+    <w:rsid w:val="00F955AB"/>
+    <w:rPr>
+      <w:color w:val="605E5C"/>
+      <w:shd w:val="clear" w:color="auto" w:fill="E1DFDD"/>
+    </w:rPr>
   </w:style>
 </w:styles>
 </file>

--- a/Documentation/Project_Documentation.docx
+++ b/Documentation/Project_Documentation.docx
@@ -1,6 +1,6 @@
 
 <file path=word/document.xml><?xml version="1.0" encoding="utf-8"?>
-<w:document xmlns:wpc="http://schemas.microsoft.com/office/word/2010/wordprocessingCanvas" xmlns:cx="http://schemas.microsoft.com/office/drawing/2014/chartex" xmlns:cx1="http://schemas.microsoft.com/office/drawing/2015/9/8/chartex" xmlns:cx2="http://schemas.microsoft.com/office/drawing/2015/10/21/chartex" xmlns:cx3="http://schemas.microsoft.com/office/drawing/2016/5/9/chartex" xmlns:cx4="http://schemas.microsoft.com/office/drawing/2016/5/10/chartex" xmlns:cx5="http://schemas.microsoft.com/office/drawing/2016/5/11/chartex" xmlns:cx6="http://schemas.microsoft.com/office/drawing/2016/5/12/chartex" xmlns:cx7="http://schemas.microsoft.com/office/drawing/2016/5/13/chartex" xmlns:cx8="http://schemas.microsoft.com/office/drawing/2016/5/14/chartex" xmlns:mc="http://schemas.openxmlformats.org/markup-compatibility/2006" xmlns:m="http://schemas.openxmlformats.org/officeDocument/2006/math" xmlns:aink="http://schemas.microsoft.com/office/drawing/2016/ink" xmlns:am3d="http://schemas.microsoft.com/office/drawing/2017/model3d" xmlns:oel="http://schemas.microsoft.com/office/2019/extlst" xmlns:r="http://schemas.openxmlformats.org/officeDocument/2006/relationships" xmlns:wp14="http://schemas.microsoft.com/office/word/2010/wordprocessingDrawing" xmlns:wp="http://schemas.openxmlformats.org/drawingml/2006/wordprocessingDrawing" xmlns:wpg="http://schemas.microsoft.com/office/word/2010/wordprocessingGroup" xmlns:wpi="http://schemas.microsoft.com/office/word/2010/wordprocessingInk" xmlns:wps="http://schemas.microsoft.com/office/word/2010/wordprocessingShape" xmlns:o="urn:schemas-microsoft-com:office:office" xmlns:v="urn:schemas-microsoft-com:vml" xmlns:w10="urn:schemas-microsoft-com:office:word" xmlns:w="http://schemas.openxmlformats.org/wordprocessingml/2006/main" xmlns:w14="http://schemas.microsoft.com/office/word/2010/wordml" xmlns:w15="http://schemas.microsoft.com/office/word/2012/wordml" xmlns:w16cex="http://schemas.microsoft.com/office/word/2018/wordml/cex" xmlns:w16cid="http://schemas.microsoft.com/office/word/2016/wordml/cid" xmlns:w16="http://schemas.microsoft.com/office/word/2018/wordml" xmlns:w16sdtdh="http://schemas.microsoft.com/office/word/2020/wordml/sdtdatahash" xmlns:w16sdtfl="http://schemas.microsoft.com/office/word/2024/wordml/sdtformatlock" xmlns:w16se="http://schemas.microsoft.com/office/word/2015/wordml/symex" xmlns:w16du="http://schemas.microsoft.com/office/word/2023/wordml/word16du" xmlns:wne="http://schemas.microsoft.com/office/word/2006/wordml" mc:Ignorable="w14 w15 w16se w16cid w16 w16cex w16sdtdh w16sdtfl w16du wp14">
+<w:document xmlns:wpc="http://schemas.microsoft.com/office/word/2010/wordprocessingCanvas" xmlns:cx="http://schemas.microsoft.com/office/drawing/2014/chartex" xmlns:cx1="http://schemas.microsoft.com/office/drawing/2015/9/8/chartex" xmlns:cx2="http://schemas.microsoft.com/office/drawing/2015/10/21/chartex" xmlns:cx3="http://schemas.microsoft.com/office/drawing/2016/5/9/chartex" xmlns:cx4="http://schemas.microsoft.com/office/drawing/2016/5/10/chartex" xmlns:cx5="http://schemas.microsoft.com/office/drawing/2016/5/11/chartex" xmlns:cx6="http://schemas.microsoft.com/office/drawing/2016/5/12/chartex" xmlns:cx7="http://schemas.microsoft.com/office/drawing/2016/5/13/chartex" xmlns:cx8="http://schemas.microsoft.com/office/drawing/2016/5/14/chartex" xmlns:mc="http://schemas.openxmlformats.org/markup-compatibility/2006" xmlns:aink="http://schemas.microsoft.com/office/drawing/2016/ink" xmlns:am3d="http://schemas.microsoft.com/office/drawing/2017/model3d" xmlns:o="urn:schemas-microsoft-com:office:office" xmlns:oel="http://schemas.microsoft.com/office/2019/extlst" xmlns:r="http://schemas.openxmlformats.org/officeDocument/2006/relationships" xmlns:m="http://schemas.openxmlformats.org/officeDocument/2006/math" xmlns:v="urn:schemas-microsoft-com:vml" xmlns:wp14="http://schemas.microsoft.com/office/word/2010/wordprocessingDrawing" xmlns:wp="http://schemas.openxmlformats.org/drawingml/2006/wordprocessingDrawing" xmlns:w10="urn:schemas-microsoft-com:office:word" xmlns:w="http://schemas.openxmlformats.org/wordprocessingml/2006/main" xmlns:w14="http://schemas.microsoft.com/office/word/2010/wordml" xmlns:w15="http://schemas.microsoft.com/office/word/2012/wordml" xmlns:w16cex="http://schemas.microsoft.com/office/word/2018/wordml/cex" xmlns:w16cid="http://schemas.microsoft.com/office/word/2016/wordml/cid" xmlns:w16="http://schemas.microsoft.com/office/word/2018/wordml" xmlns:w16du="http://schemas.microsoft.com/office/word/2023/wordml/word16du" xmlns:w16sdtdh="http://schemas.microsoft.com/office/word/2020/wordml/sdtdatahash" xmlns:w16sdtfl="http://schemas.microsoft.com/office/word/2024/wordml/sdtformatlock" xmlns:w16se="http://schemas.microsoft.com/office/word/2015/wordml/symex" xmlns:wpg="http://schemas.microsoft.com/office/word/2010/wordprocessingGroup" xmlns:wpi="http://schemas.microsoft.com/office/word/2010/wordprocessingInk" xmlns:wne="http://schemas.microsoft.com/office/word/2006/wordml" xmlns:wps="http://schemas.microsoft.com/office/word/2010/wordprocessingShape" mc:Ignorable="w14 w15 w16se w16cid w16 w16cex w16sdtdh w16sdtfl w16du wp14">
   <w:body>
     <w:p>
       <w:pPr>
@@ -20,7 +20,7 @@
           <w:color w:val="888888"/>
         </w:rPr>
         <w:drawing>
-          <wp:inline distT="0" distB="0" distL="0" distR="0" wp14:anchorId="32DFAEE4" wp14:editId="08127C82">
+          <wp:inline distT="0" distB="0" distL="0" distR="0" wp14:anchorId="32DFAEE4" wp14:editId="1E3BE449">
             <wp:extent cx="2877226" cy="1031595"/>
             <wp:effectExtent l="63500" t="38100" r="56515" b="73660"/>
             <wp:docPr id="893588569" name="Picture 4"/>
@@ -1498,6 +1498,77 @@
     </w:p>
     <w:p>
       <w:pPr>
+        <w:pStyle w:val="BodyText"/>
+        <w:jc w:val="center"/>
+      </w:pPr>
+      <w:r>
+        <w:drawing>
+          <wp:inline distT="0" distB="0" distL="0" distR="0" wp14:anchorId="189CB2F3" wp14:editId="1D744AAA">
+            <wp:extent cx="4659549" cy="2857458"/>
+            <wp:effectExtent l="0" t="0" r="1905" b="635"/>
+            <wp:docPr id="1240465562" name="Picture 1"/>
+            <wp:cNvGraphicFramePr>
+              <a:graphicFrameLocks xmlns:a="http://schemas.openxmlformats.org/drawingml/2006/main" noChangeAspect="1"/>
+            </wp:cNvGraphicFramePr>
+            <a:graphic xmlns:a="http://schemas.openxmlformats.org/drawingml/2006/main">
+              <a:graphicData uri="http://schemas.openxmlformats.org/drawingml/2006/picture">
+                <pic:pic xmlns:pic="http://schemas.openxmlformats.org/drawingml/2006/picture">
+                  <pic:nvPicPr>
+                    <pic:cNvPr id="1240465562" name=""/>
+                    <pic:cNvPicPr/>
+                  </pic:nvPicPr>
+                  <pic:blipFill>
+                    <a:blip r:embed="rId8"/>
+                    <a:stretch>
+                      <a:fillRect/>
+                    </a:stretch>
+                  </pic:blipFill>
+                  <pic:spPr>
+                    <a:xfrm>
+                      <a:off x="0" y="0"/>
+                      <a:ext cx="4667035" cy="2862049"/>
+                    </a:xfrm>
+                    <a:prstGeom prst="rect">
+                      <a:avLst/>
+                    </a:prstGeom>
+                  </pic:spPr>
+                </pic:pic>
+              </a:graphicData>
+            </a:graphic>
+          </wp:inline>
+        </w:drawing>
+      </w:r>
+    </w:p>
+    <w:p>
+      <w:pPr>
+        <w:pStyle w:val="BodyText"/>
+        <w:jc w:val="center"/>
+        <w:rPr>
+          <w:i/>
+          <w:iCs/>
+        </w:rPr>
+      </w:pPr>
+      <w:proofErr w:type="spellStart"/>
+      <w:r>
+        <w:rPr>
+          <w:rFonts w:ascii="Times New Roman" w:hAnsi="Times New Roman" w:cs="Times New Roman"/>
+          <w:i/>
+          <w:iCs/>
+        </w:rPr>
+        <w:t>SplitSync</w:t>
+      </w:r>
+      <w:proofErr w:type="spellEnd"/>
+      <w:r>
+        <w:rPr>
+          <w:rFonts w:ascii="Times New Roman" w:hAnsi="Times New Roman" w:cs="Times New Roman"/>
+          <w:i/>
+          <w:iCs/>
+        </w:rPr>
+        <w:t xml:space="preserve"> Context Diagram</w:t>
+      </w:r>
+    </w:p>
+    <w:p>
+      <w:pPr>
         <w:pStyle w:val="Compact"/>
         <w:numPr>
           <w:ilvl w:val="0"/>
@@ -1565,6 +1636,7 @@
           <w:b/>
           <w:bCs/>
         </w:rPr>
+        <w:lastRenderedPageBreak/>
         <w:t>Frontend:</w:t>
       </w:r>
       <w:r>
@@ -1784,7 +1856,6 @@
         <w:rPr>
           <w:rFonts w:ascii="Times New Roman" w:hAnsi="Times New Roman" w:cs="Times New Roman"/>
         </w:rPr>
-        <w:lastRenderedPageBreak/>
         <w:t>7. Core Modules</w:t>
       </w:r>
     </w:p>
@@ -2172,6 +2243,7 @@
           <w:rStyle w:val="VerbatimChar"/>
           <w:rFonts w:ascii="Times New Roman" w:hAnsi="Times New Roman" w:cs="Times New Roman"/>
         </w:rPr>
+        <w:lastRenderedPageBreak/>
         <w:t>POST /api/groups/{id}/leave</w:t>
       </w:r>
       <w:r>
@@ -2349,7 +2421,6 @@
           <w:rStyle w:val="VerbatimChar"/>
           <w:rFonts w:ascii="Times New Roman" w:hAnsi="Times New Roman" w:cs="Times New Roman"/>
         </w:rPr>
-        <w:lastRenderedPageBreak/>
         <w:t>GET /api/groups/{groupId}/expenses/{expenseId}/receipt</w:t>
       </w:r>
       <w:r>
@@ -2692,6 +2763,7 @@
         <w:rPr>
           <w:rFonts w:ascii="Times New Roman" w:hAnsi="Times New Roman" w:cs="Times New Roman"/>
         </w:rPr>
+        <w:lastRenderedPageBreak/>
         <w:t>You get a notification when someone adds an expense in your group, records a settlement with you, adds or removes you from a group, or deletes a group you're in.</w:t>
       </w:r>
     </w:p>
@@ -2874,7 +2946,6 @@
         <w:rPr>
           <w:rFonts w:ascii="Times New Roman" w:hAnsi="Times New Roman" w:cs="Times New Roman"/>
         </w:rPr>
-        <w:lastRenderedPageBreak/>
         <w:t xml:space="preserve">Main components: </w:t>
       </w:r>
       <w:r>
@@ -3148,6 +3219,7 @@
           <w:rFonts w:ascii="Times New Roman" w:hAnsi="Times New Roman" w:cs="Times New Roman"/>
           <w:noProof/>
         </w:rPr>
+        <w:lastRenderedPageBreak/>
         <w:drawing>
           <wp:inline distT="0" distB="0" distL="0" distR="0" wp14:anchorId="571F4411" wp14:editId="65831824">
             <wp:extent cx="5486400" cy="2237173"/>
@@ -3164,7 +3236,7 @@
                     <pic:cNvPicPr/>
                   </pic:nvPicPr>
                   <pic:blipFill>
-                    <a:blip r:embed="rId8"/>
+                    <a:blip r:embed="rId9"/>
                     <a:stretch>
                       <a:fillRect/>
                     </a:stretch>
@@ -3212,7 +3284,6 @@
           <w:rFonts w:ascii="Times New Roman" w:hAnsi="Times New Roman" w:cs="Times New Roman"/>
           <w:noProof/>
         </w:rPr>
-        <w:lastRenderedPageBreak/>
         <w:drawing>
           <wp:inline distT="0" distB="0" distL="0" distR="0" wp14:anchorId="7142005B" wp14:editId="0C1496C0">
             <wp:extent cx="5486400" cy="3469856"/>
@@ -3229,7 +3300,7 @@
                     <pic:cNvPicPr/>
                   </pic:nvPicPr>
                   <pic:blipFill>
-                    <a:blip r:embed="rId9"/>
+                    <a:blip r:embed="rId10"/>
                     <a:stretch>
                       <a:fillRect/>
                     </a:stretch>
@@ -3277,6 +3348,7 @@
           <w:rFonts w:ascii="Times New Roman" w:hAnsi="Times New Roman" w:cs="Times New Roman"/>
           <w:noProof/>
         </w:rPr>
+        <w:lastRenderedPageBreak/>
         <w:drawing>
           <wp:inline distT="0" distB="0" distL="0" distR="0" wp14:anchorId="0CE8089D" wp14:editId="3C9F1FBD">
             <wp:extent cx="5486400" cy="3554172"/>
@@ -3293,7 +3365,7 @@
                     <pic:cNvPicPr/>
                   </pic:nvPicPr>
                   <pic:blipFill>
-                    <a:blip r:embed="rId10"/>
+                    <a:blip r:embed="rId11"/>
                     <a:stretch>
                       <a:fillRect/>
                     </a:stretch>
@@ -3341,7 +3413,6 @@
           <w:rFonts w:ascii="Times New Roman" w:hAnsi="Times New Roman" w:cs="Times New Roman"/>
           <w:noProof/>
         </w:rPr>
-        <w:lastRenderedPageBreak/>
         <w:drawing>
           <wp:inline distT="0" distB="0" distL="0" distR="0" wp14:anchorId="3F91720C" wp14:editId="49D10EC6">
             <wp:extent cx="5486400" cy="2978096"/>
@@ -3358,7 +3429,7 @@
                     <pic:cNvPicPr/>
                   </pic:nvPicPr>
                   <pic:blipFill>
-                    <a:blip r:embed="rId11"/>
+                    <a:blip r:embed="rId12"/>
                     <a:stretch>
                       <a:fillRect/>
                     </a:stretch>
@@ -3406,6 +3477,7 @@
           <w:rFonts w:ascii="Times New Roman" w:hAnsi="Times New Roman" w:cs="Times New Roman"/>
           <w:noProof/>
         </w:rPr>
+        <w:lastRenderedPageBreak/>
         <w:drawing>
           <wp:inline distT="0" distB="0" distL="0" distR="0" wp14:anchorId="7430A8A7" wp14:editId="09C30FFF">
             <wp:extent cx="5486400" cy="2544756"/>
@@ -3422,7 +3494,7 @@
                     <pic:cNvPicPr/>
                   </pic:nvPicPr>
                   <pic:blipFill>
-                    <a:blip r:embed="rId12"/>
+                    <a:blip r:embed="rId13"/>
                     <a:stretch>
                       <a:fillRect/>
                     </a:stretch>
@@ -3470,7 +3542,6 @@
           <w:rFonts w:ascii="Times New Roman" w:hAnsi="Times New Roman" w:cs="Times New Roman"/>
           <w:noProof/>
         </w:rPr>
-        <w:lastRenderedPageBreak/>
         <w:drawing>
           <wp:inline distT="0" distB="0" distL="0" distR="0" wp14:anchorId="1B4970BF" wp14:editId="6B771152">
             <wp:extent cx="5486400" cy="2918183"/>
@@ -3487,7 +3558,7 @@
                     <pic:cNvPicPr/>
                   </pic:nvPicPr>
                   <pic:blipFill>
-                    <a:blip r:embed="rId13"/>
+                    <a:blip r:embed="rId14"/>
                     <a:stretch>
                       <a:fillRect/>
                     </a:stretch>
@@ -3552,7 +3623,7 @@
                     <pic:cNvPicPr/>
                   </pic:nvPicPr>
                   <pic:blipFill>
-                    <a:blip r:embed="rId14"/>
+                    <a:blip r:embed="rId15"/>
                     <a:stretch>
                       <a:fillRect/>
                     </a:stretch>
@@ -3617,7 +3688,7 @@
                     <pic:cNvPicPr/>
                   </pic:nvPicPr>
                   <pic:blipFill>
-                    <a:blip r:embed="rId15"/>
+                    <a:blip r:embed="rId16"/>
                     <a:stretch>
                       <a:fillRect/>
                     </a:stretch>
@@ -3681,7 +3752,7 @@
                     <pic:cNvPicPr/>
                   </pic:nvPicPr>
                   <pic:blipFill>
-                    <a:blip r:embed="rId16"/>
+                    <a:blip r:embed="rId17"/>
                     <a:stretch>
                       <a:fillRect/>
                     </a:stretch>
@@ -3779,7 +3850,7 @@
 </file>
 
 <file path=word/numbering.xml><?xml version="1.0" encoding="utf-8"?>
-<w:numbering xmlns:wpc="http://schemas.microsoft.com/office/word/2010/wordprocessingCanvas" xmlns:cx="http://schemas.microsoft.com/office/drawing/2014/chartex" xmlns:cx1="http://schemas.microsoft.com/office/drawing/2015/9/8/chartex" xmlns:cx2="http://schemas.microsoft.com/office/drawing/2015/10/21/chartex" xmlns:cx3="http://schemas.microsoft.com/office/drawing/2016/5/9/chartex" xmlns:cx4="http://schemas.microsoft.com/office/drawing/2016/5/10/chartex" xmlns:cx5="http://schemas.microsoft.com/office/drawing/2016/5/11/chartex" xmlns:cx6="http://schemas.microsoft.com/office/drawing/2016/5/12/chartex" xmlns:cx7="http://schemas.microsoft.com/office/drawing/2016/5/13/chartex" xmlns:cx8="http://schemas.microsoft.com/office/drawing/2016/5/14/chartex" xmlns:mc="http://schemas.openxmlformats.org/markup-compatibility/2006" xmlns:m="http://schemas.openxmlformats.org/officeDocument/2006/math" xmlns:aink="http://schemas.microsoft.com/office/drawing/2016/ink" xmlns:am3d="http://schemas.microsoft.com/office/drawing/2017/model3d" xmlns:oel="http://schemas.microsoft.com/office/2019/extlst" xmlns:r="http://schemas.openxmlformats.org/officeDocument/2006/relationships" xmlns:wp14="http://schemas.microsoft.com/office/word/2010/wordprocessingDrawing" xmlns:wp="http://schemas.openxmlformats.org/drawingml/2006/wordprocessingDrawing" xmlns:wpg="http://schemas.microsoft.com/office/word/2010/wordprocessingGroup" xmlns:wpi="http://schemas.microsoft.com/office/word/2010/wordprocessingInk" xmlns:wps="http://schemas.microsoft.com/office/word/2010/wordprocessingShape" xmlns:o="urn:schemas-microsoft-com:office:office" xmlns:v="urn:schemas-microsoft-com:vml" xmlns:w10="urn:schemas-microsoft-com:office:word" xmlns:w="http://schemas.openxmlformats.org/wordprocessingml/2006/main" xmlns:w14="http://schemas.microsoft.com/office/word/2010/wordml" xmlns:w15="http://schemas.microsoft.com/office/word/2012/wordml" xmlns:w16cex="http://schemas.microsoft.com/office/word/2018/wordml/cex" xmlns:w16cid="http://schemas.microsoft.com/office/word/2016/wordml/cid" xmlns:w16="http://schemas.microsoft.com/office/word/2018/wordml" xmlns:w16sdtdh="http://schemas.microsoft.com/office/word/2020/wordml/sdtdatahash" xmlns:w16sdtfl="http://schemas.microsoft.com/office/word/2024/wordml/sdtformatlock" xmlns:w16se="http://schemas.microsoft.com/office/word/2015/wordml/symex" xmlns:w16du="http://schemas.microsoft.com/office/word/2023/wordml/word16du" xmlns:wne="http://schemas.microsoft.com/office/word/2006/wordml" mc:Ignorable="w14 w15 w16se w16cid w16 w16cex w16sdtdh w16sdtfl w16du wp14">
+<w:numbering xmlns:wpc="http://schemas.microsoft.com/office/word/2010/wordprocessingCanvas" xmlns:cx="http://schemas.microsoft.com/office/drawing/2014/chartex" xmlns:cx1="http://schemas.microsoft.com/office/drawing/2015/9/8/chartex" xmlns:cx2="http://schemas.microsoft.com/office/drawing/2015/10/21/chartex" xmlns:cx3="http://schemas.microsoft.com/office/drawing/2016/5/9/chartex" xmlns:cx4="http://schemas.microsoft.com/office/drawing/2016/5/10/chartex" xmlns:cx5="http://schemas.microsoft.com/office/drawing/2016/5/11/chartex" xmlns:cx6="http://schemas.microsoft.com/office/drawing/2016/5/12/chartex" xmlns:cx7="http://schemas.microsoft.com/office/drawing/2016/5/13/chartex" xmlns:cx8="http://schemas.microsoft.com/office/drawing/2016/5/14/chartex" xmlns:mc="http://schemas.openxmlformats.org/markup-compatibility/2006" xmlns:aink="http://schemas.microsoft.com/office/drawing/2016/ink" xmlns:am3d="http://schemas.microsoft.com/office/drawing/2017/model3d" xmlns:o="urn:schemas-microsoft-com:office:office" xmlns:oel="http://schemas.microsoft.com/office/2019/extlst" xmlns:r="http://schemas.openxmlformats.org/officeDocument/2006/relationships" xmlns:m="http://schemas.openxmlformats.org/officeDocument/2006/math" xmlns:v="urn:schemas-microsoft-com:vml" xmlns:wp14="http://schemas.microsoft.com/office/word/2010/wordprocessingDrawing" xmlns:wp="http://schemas.openxmlformats.org/drawingml/2006/wordprocessingDrawing" xmlns:w10="urn:schemas-microsoft-com:office:word" xmlns:w="http://schemas.openxmlformats.org/wordprocessingml/2006/main" xmlns:w14="http://schemas.microsoft.com/office/word/2010/wordml" xmlns:w15="http://schemas.microsoft.com/office/word/2012/wordml" xmlns:w16cex="http://schemas.microsoft.com/office/word/2018/wordml/cex" xmlns:w16cid="http://schemas.microsoft.com/office/word/2016/wordml/cid" xmlns:w16="http://schemas.microsoft.com/office/word/2018/wordml" xmlns:w16du="http://schemas.microsoft.com/office/word/2023/wordml/word16du" xmlns:w16sdtdh="http://schemas.microsoft.com/office/word/2020/wordml/sdtdatahash" xmlns:w16sdtfl="http://schemas.microsoft.com/office/word/2024/wordml/sdtformatlock" xmlns:w16se="http://schemas.microsoft.com/office/word/2015/wordml/symex" xmlns:wpg="http://schemas.microsoft.com/office/word/2010/wordprocessingGroup" xmlns:wpi="http://schemas.microsoft.com/office/word/2010/wordprocessingInk" xmlns:wne="http://schemas.microsoft.com/office/word/2006/wordml" xmlns:wps="http://schemas.microsoft.com/office/word/2010/wordprocessingShape" mc:Ignorable="w14 w15 w16se w16cid w16 w16cex w16sdtdh w16sdtfl w16du wp14">
   <w:abstractNum w:abstractNumId="0" w15:restartNumberingAfterBreak="0">
     <w:nsid w:val="0000A990"/>
     <w:multiLevelType w:val="multilevel"/>
@@ -3998,7 +4069,7 @@
 </file>
 
 <file path=word/styles.xml><?xml version="1.0" encoding="utf-8"?>
-<w:styles xmlns:mc="http://schemas.openxmlformats.org/markup-compatibility/2006" xmlns:r="http://schemas.openxmlformats.org/officeDocument/2006/relationships" xmlns:w="http://schemas.openxmlformats.org/wordprocessingml/2006/main" xmlns:w14="http://schemas.microsoft.com/office/word/2010/wordml" xmlns:w15="http://schemas.microsoft.com/office/word/2012/wordml" xmlns:w16cex="http://schemas.microsoft.com/office/word/2018/wordml/cex" xmlns:w16cid="http://schemas.microsoft.com/office/word/2016/wordml/cid" xmlns:w16="http://schemas.microsoft.com/office/word/2018/wordml" xmlns:w16sdtdh="http://schemas.microsoft.com/office/word/2020/wordml/sdtdatahash" xmlns:w16sdtfl="http://schemas.microsoft.com/office/word/2024/wordml/sdtformatlock" xmlns:w16se="http://schemas.microsoft.com/office/word/2015/wordml/symex" xmlns:w16du="http://schemas.microsoft.com/office/word/2023/wordml/word16du" mc:Ignorable="w14 w15 w16se w16cid w16 w16cex w16sdtdh w16sdtfl w16du">
+<w:styles xmlns:mc="http://schemas.openxmlformats.org/markup-compatibility/2006" xmlns:r="http://schemas.openxmlformats.org/officeDocument/2006/relationships" xmlns:w="http://schemas.openxmlformats.org/wordprocessingml/2006/main" xmlns:w14="http://schemas.microsoft.com/office/word/2010/wordml" xmlns:w15="http://schemas.microsoft.com/office/word/2012/wordml" xmlns:w16cex="http://schemas.microsoft.com/office/word/2018/wordml/cex" xmlns:w16cid="http://schemas.microsoft.com/office/word/2016/wordml/cid" xmlns:w16="http://schemas.microsoft.com/office/word/2018/wordml" xmlns:w16du="http://schemas.microsoft.com/office/word/2023/wordml/word16du" xmlns:w16sdtdh="http://schemas.microsoft.com/office/word/2020/wordml/sdtdatahash" xmlns:w16sdtfl="http://schemas.microsoft.com/office/word/2024/wordml/sdtformatlock" xmlns:w16se="http://schemas.microsoft.com/office/word/2015/wordml/symex" mc:Ignorable="w14 w15 w16se w16cid w16 w16cex w16sdtdh w16sdtfl w16du">
   <w:docDefaults>
     <w:rPrDefault>
       <w:rPr>
